--- a/04-滤波电路/04-带阻滤波/双T陷波电路/双T陷波电路.docx
+++ b/04-滤波电路/04-带阻滤波/双T陷波电路/双T陷波电路.docx
@@ -3146,6 +3146,20 @@
     </w:p>
     <w:bookmarkEnd w:id="26"/>
     <w:bookmarkEnd w:id="27"/>
+    <w:p>
+      <w:pPr>
+        <w:spacing w:before="360"/>
+        <w:jc w:val="center"/>
+      </w:pPr>
+      <w:r>
+        <w:rPr>
+          <w:rFonts w:ascii="Times New Roman" w:hAnsi="Times New Roman"/>
+          <w:color w:val="555555"/>
+          <w:sz w:val="21"/>
+        </w:rPr>
+        <w:t>材料收集者：杜文杰</w:t>
+      </w:r>
+    </w:p>
     <w:sectPr>
       <w:headerReference r:id="rId9" w:type="default"/>
       <w:footerReference r:id="rId10" w:type="default"/>

--- a/04-滤波电路/04-带阻滤波/双T陷波电路/双T陷波电路.docx
+++ b/04-滤波电路/04-带阻滤波/双T陷波电路/双T陷波电路.docx
@@ -1,6 +1,6 @@
 
 <file path=word/document.xml><?xml version="1.0" encoding="utf-8"?>
-<w:document xmlns:w="http://schemas.openxmlformats.org/wordprocessingml/2006/main" xmlns:m="http://schemas.openxmlformats.org/officeDocument/2006/math" xmlns:r="http://schemas.openxmlformats.org/officeDocument/2006/relationships" xmlns:o="urn:schemas-microsoft-com:office:office" xmlns:v="urn:schemas-microsoft-com:vml" xmlns:w10="urn:schemas-microsoft-com:office:word" xmlns:a="http://schemas.openxmlformats.org/drawingml/2006/main" xmlns:pic="http://schemas.openxmlformats.org/drawingml/2006/picture" xmlns:wp="http://schemas.openxmlformats.org/drawingml/2006/wordprocessingDrawing">
+<w:document xmlns:m="http://schemas.openxmlformats.org/officeDocument/2006/math" xmlns:r="http://schemas.openxmlformats.org/officeDocument/2006/relationships" xmlns:w="http://schemas.openxmlformats.org/wordprocessingml/2006/main" xmlns:o="urn:schemas-microsoft-com:office:office" xmlns:v="urn:schemas-microsoft-com:vml" xmlns:w10="urn:schemas-microsoft-com:office:word" xmlns:a="http://schemas.openxmlformats.org/drawingml/2006/main" xmlns:pic="http://schemas.openxmlformats.org/drawingml/2006/picture" xmlns:wp="http://schemas.openxmlformats.org/drawingml/2006/wordprocessingDrawing">
   <w:body>
     <w:bookmarkStart w:id="27" w:name="双-t-陷波电路"/>
     <w:p>
@@ -9,16 +9,19 @@
       </w:pPr>
       <w:r>
         <w:rPr>
-          <w:rFonts w:hint="eastAsia"/>
+          <w:rFonts w:hint="eastAsia" w:eastAsia="黑体"/>
         </w:rPr>
         <w:t xml:space="preserve">双</w:t>
       </w:r>
       <w:r>
+        <w:rPr>
+          <w:rFonts w:eastAsia="黑体"/>
+        </w:rPr>
         <w:t xml:space="preserve"> T </w:t>
       </w:r>
       <w:r>
         <w:rPr>
-          <w:rFonts w:hint="eastAsia"/>
+          <w:rFonts w:hint="eastAsia" w:eastAsia="黑体"/>
         </w:rPr>
         <w:t xml:space="preserve">陷波电路</w:t>
       </w:r>
@@ -30,7 +33,7 @@
       </w:pPr>
       <w:r>
         <w:rPr>
-          <w:rFonts w:hint="eastAsia"/>
+          <w:rFonts w:hint="eastAsia" w:eastAsia="黑体"/>
         </w:rPr>
         <w:t xml:space="preserve">拓扑描述</w:t>
       </w:r>
@@ -41,16 +44,19 @@
       </w:pPr>
       <w:r>
         <w:rPr>
-          <w:rFonts w:hint="eastAsia"/>
+          <w:rFonts w:hint="eastAsia" w:eastAsia="黑体"/>
         </w:rPr>
         <w:t xml:space="preserve">本电路由</w:t>
       </w:r>
       <w:r>
+        <w:rPr>
+          <w:rFonts w:eastAsia="黑体"/>
+        </w:rPr>
         <w:t xml:space="preserve"> </w:t>
       </w:r>
       <w:r>
         <w:rPr>
-          <w:rFonts w:hint="eastAsia"/>
+          <w:rFonts w:hint="eastAsia" w:eastAsia="黑体"/>
           <w:b/>
           <w:bCs/>
         </w:rPr>
@@ -58,6 +64,7 @@
       </w:r>
       <w:r>
         <w:rPr>
+          <w:rFonts w:eastAsia="黑体"/>
           <w:b/>
           <w:bCs/>
         </w:rPr>
@@ -65,7 +72,7 @@
       </w:r>
       <w:r>
         <w:rPr>
-          <w:rFonts w:hint="eastAsia"/>
+          <w:rFonts w:hint="eastAsia" w:eastAsia="黑体"/>
           <w:b/>
           <w:bCs/>
         </w:rPr>
@@ -73,6 +80,7 @@
       </w:r>
       <w:r>
         <w:rPr>
+          <w:rFonts w:eastAsia="黑体"/>
           <w:b/>
           <w:bCs/>
         </w:rPr>
@@ -80,22 +88,28 @@
       </w:r>
       <w:r>
         <w:rPr>
-          <w:rFonts w:hint="eastAsia"/>
+          <w:rFonts w:hint="eastAsia" w:eastAsia="黑体"/>
           <w:b/>
           <w:bCs/>
         </w:rPr>
         <w:t xml:space="preserve">网络并联</w:t>
       </w:r>
       <w:r>
+        <w:rPr>
+          <w:rFonts w:eastAsia="黑体"/>
+        </w:rPr>
         <w:t xml:space="preserve"> </w:t>
       </w:r>
       <w:r>
         <w:rPr>
-          <w:rFonts w:hint="eastAsia"/>
+          <w:rFonts w:hint="eastAsia" w:eastAsia="黑体"/>
         </w:rPr>
         <w:t xml:space="preserve">组成：一条由电阻</w:t>
       </w:r>
       <w:r>
+        <w:rPr>
+          <w:rFonts w:eastAsia="黑体"/>
+        </w:rPr>
         <w:t xml:space="preserve"> </w:t>
       </w:r>
       <m:oMath>
@@ -113,6 +127,9 @@
         </m:sSub>
       </m:oMath>
       <w:r>
+        <w:rPr>
+          <w:rFonts w:eastAsia="黑体"/>
+        </w:rPr>
         <w:t xml:space="preserve">、</w:t>
       </w:r>
       <m:oMath>
@@ -130,15 +147,21 @@
         </m:sSub>
       </m:oMath>
       <w:r>
+        <w:rPr>
+          <w:rFonts w:eastAsia="黑体"/>
+        </w:rPr>
         <w:t xml:space="preserve"> </w:t>
       </w:r>
       <w:r>
         <w:rPr>
-          <w:rFonts w:hint="eastAsia"/>
+          <w:rFonts w:hint="eastAsia" w:eastAsia="黑体"/>
         </w:rPr>
         <w:t xml:space="preserve">与电容</w:t>
       </w:r>
       <w:r>
+        <w:rPr>
+          <w:rFonts w:eastAsia="黑体"/>
+        </w:rPr>
         <w:t xml:space="preserve"> </w:t>
       </w:r>
       <m:oMath>
@@ -156,15 +179,21 @@
         </m:sSub>
       </m:oMath>
       <w:r>
+        <w:rPr>
+          <w:rFonts w:eastAsia="黑体"/>
+        </w:rPr>
         <w:t xml:space="preserve"> </w:t>
       </w:r>
       <w:r>
         <w:rPr>
-          <w:rFonts w:hint="eastAsia"/>
+          <w:rFonts w:hint="eastAsia" w:eastAsia="黑体"/>
         </w:rPr>
         <w:t xml:space="preserve">构成（两电阻串联、中点经电容接地），另一条由电容</w:t>
       </w:r>
       <w:r>
+        <w:rPr>
+          <w:rFonts w:eastAsia="黑体"/>
+        </w:rPr>
         <w:t xml:space="preserve"> </w:t>
       </w:r>
       <m:oMath>
@@ -182,6 +211,9 @@
         </m:sSub>
       </m:oMath>
       <w:r>
+        <w:rPr>
+          <w:rFonts w:eastAsia="黑体"/>
+        </w:rPr>
         <w:t xml:space="preserve">、</w:t>
       </w:r>
       <m:oMath>
@@ -199,15 +231,21 @@
         </m:sSub>
       </m:oMath>
       <w:r>
+        <w:rPr>
+          <w:rFonts w:eastAsia="黑体"/>
+        </w:rPr>
         <w:t xml:space="preserve"> </w:t>
       </w:r>
       <w:r>
         <w:rPr>
-          <w:rFonts w:hint="eastAsia"/>
+          <w:rFonts w:hint="eastAsia" w:eastAsia="黑体"/>
         </w:rPr>
         <w:t xml:space="preserve">与电阻</w:t>
       </w:r>
       <w:r>
+        <w:rPr>
+          <w:rFonts w:eastAsia="黑体"/>
+        </w:rPr>
         <w:t xml:space="preserve"> </w:t>
       </w:r>
       <m:oMath>
@@ -225,33 +263,45 @@
         </m:sSub>
       </m:oMath>
       <w:r>
+        <w:rPr>
+          <w:rFonts w:eastAsia="黑体"/>
+        </w:rPr>
         <w:t xml:space="preserve"> </w:t>
       </w:r>
       <w:r>
         <w:rPr>
-          <w:rFonts w:hint="eastAsia"/>
+          <w:rFonts w:hint="eastAsia" w:eastAsia="黑体"/>
         </w:rPr>
         <w:t xml:space="preserve">构成（两电容串联、中点经电阻接地），可再配合运放</w:t>
       </w:r>
       <w:r>
+        <w:rPr>
+          <w:rFonts w:eastAsia="黑体"/>
+        </w:rPr>
         <w:t xml:space="preserve"> A </w:t>
       </w:r>
       <w:r>
         <w:rPr>
-          <w:rFonts w:hint="eastAsia"/>
+          <w:rFonts w:hint="eastAsia" w:eastAsia="黑体"/>
         </w:rPr>
         <w:t xml:space="preserve">提升</w:t>
       </w:r>
       <w:r>
+        <w:rPr>
+          <w:rFonts w:eastAsia="黑体"/>
+        </w:rPr>
         <w:t xml:space="preserve"> Q </w:t>
       </w:r>
       <w:r>
         <w:rPr>
-          <w:rFonts w:hint="eastAsia"/>
+          <w:rFonts w:hint="eastAsia" w:eastAsia="黑体"/>
         </w:rPr>
         <w:t xml:space="preserve">值。关键节点命名如下：输入节点</w:t>
       </w:r>
       <w:r>
+        <w:rPr>
+          <w:rFonts w:eastAsia="黑体"/>
+        </w:rPr>
         <w:t xml:space="preserve"> </w:t>
       </w:r>
       <m:oMath>
@@ -272,24 +322,33 @@
         </m:sSub>
       </m:oMath>
       <w:r>
+        <w:rPr>
+          <w:rFonts w:eastAsia="黑体"/>
+        </w:rPr>
         <w:t xml:space="preserve"> </w:t>
       </w:r>
       <w:r>
         <w:rPr>
-          <w:rFonts w:hint="eastAsia"/>
+          <w:rFonts w:hint="eastAsia" w:eastAsia="黑体"/>
         </w:rPr>
         <w:t xml:space="preserve">为两条</w:t>
       </w:r>
       <w:r>
+        <w:rPr>
+          <w:rFonts w:eastAsia="黑体"/>
+        </w:rPr>
         <w:t xml:space="preserve"> T </w:t>
       </w:r>
       <w:r>
         <w:rPr>
-          <w:rFonts w:hint="eastAsia"/>
+          <w:rFonts w:hint="eastAsia" w:eastAsia="黑体"/>
         </w:rPr>
         <w:t xml:space="preserve">形支路的公共输入端，输出节点</w:t>
       </w:r>
       <w:r>
+        <w:rPr>
+          <w:rFonts w:eastAsia="黑体"/>
+        </w:rPr>
         <w:t xml:space="preserve"> </w:t>
       </w:r>
       <m:oMath>
@@ -313,24 +372,33 @@
         </m:sSub>
       </m:oMath>
       <w:r>
+        <w:rPr>
+          <w:rFonts w:eastAsia="黑体"/>
+        </w:rPr>
         <w:t xml:space="preserve"> </w:t>
       </w:r>
       <w:r>
         <w:rPr>
-          <w:rFonts w:hint="eastAsia"/>
+          <w:rFonts w:hint="eastAsia" w:eastAsia="黑体"/>
         </w:rPr>
         <w:t xml:space="preserve">为两条</w:t>
       </w:r>
       <w:r>
+        <w:rPr>
+          <w:rFonts w:eastAsia="黑体"/>
+        </w:rPr>
         <w:t xml:space="preserve"> T </w:t>
       </w:r>
       <w:r>
         <w:rPr>
-          <w:rFonts w:hint="eastAsia"/>
+          <w:rFonts w:hint="eastAsia" w:eastAsia="黑体"/>
         </w:rPr>
         <w:t xml:space="preserve">形支路的公共输出端，地节点</w:t>
       </w:r>
       <w:r>
+        <w:rPr>
+          <w:rFonts w:eastAsia="黑体"/>
+        </w:rPr>
         <w:t xml:space="preserve"> </w:t>
       </w:r>
       <m:oMath>
@@ -345,15 +413,21 @@
         </m:r>
       </m:oMath>
       <w:r>
+        <w:rPr>
+          <w:rFonts w:eastAsia="黑体"/>
+        </w:rPr>
         <w:t xml:space="preserve"> </w:t>
       </w:r>
       <w:r>
         <w:rPr>
-          <w:rFonts w:hint="eastAsia"/>
+          <w:rFonts w:hint="eastAsia" w:eastAsia="黑体"/>
         </w:rPr>
         <w:t xml:space="preserve">为</w:t>
       </w:r>
       <w:r>
+        <w:rPr>
+          <w:rFonts w:eastAsia="黑体"/>
+        </w:rPr>
         <w:t xml:space="preserve"> </w:t>
       </w:r>
       <m:oMath>
@@ -371,15 +445,21 @@
         </m:sSub>
       </m:oMath>
       <w:r>
+        <w:rPr>
+          <w:rFonts w:eastAsia="黑体"/>
+        </w:rPr>
         <w:t xml:space="preserve"> </w:t>
       </w:r>
       <w:r>
         <w:rPr>
-          <w:rFonts w:hint="eastAsia"/>
+          <w:rFonts w:hint="eastAsia" w:eastAsia="黑体"/>
         </w:rPr>
         <w:t xml:space="preserve">与</w:t>
       </w:r>
       <w:r>
+        <w:rPr>
+          <w:rFonts w:eastAsia="黑体"/>
+        </w:rPr>
         <w:t xml:space="preserve"> </w:t>
       </w:r>
       <m:oMath>
@@ -397,15 +477,21 @@
         </m:sSub>
       </m:oMath>
       <w:r>
+        <w:rPr>
+          <w:rFonts w:eastAsia="黑体"/>
+        </w:rPr>
         <w:t xml:space="preserve"> </w:t>
       </w:r>
       <w:r>
         <w:rPr>
-          <w:rFonts w:hint="eastAsia"/>
+          <w:rFonts w:hint="eastAsia" w:eastAsia="黑体"/>
         </w:rPr>
         <w:t xml:space="preserve">的下端公共参考；中间节点</w:t>
       </w:r>
       <w:r>
+        <w:rPr>
+          <w:rFonts w:eastAsia="黑体"/>
+        </w:rPr>
         <w:t xml:space="preserve"> </w:t>
       </w:r>
       <m:oMath>
@@ -423,15 +509,21 @@
         </m:sSub>
       </m:oMath>
       <w:r>
+        <w:rPr>
+          <w:rFonts w:eastAsia="黑体"/>
+        </w:rPr>
         <w:t xml:space="preserve"> </w:t>
       </w:r>
       <w:r>
         <w:rPr>
-          <w:rFonts w:hint="eastAsia"/>
+          <w:rFonts w:hint="eastAsia" w:eastAsia="黑体"/>
         </w:rPr>
         <w:t xml:space="preserve">为</w:t>
       </w:r>
       <w:r>
+        <w:rPr>
+          <w:rFonts w:eastAsia="黑体"/>
+        </w:rPr>
         <w:t xml:space="preserve"> </w:t>
       </w:r>
       <m:oMath>
@@ -449,15 +541,21 @@
         </m:sSub>
       </m:oMath>
       <w:r>
+        <w:rPr>
+          <w:rFonts w:eastAsia="黑体"/>
+        </w:rPr>
         <w:t xml:space="preserve"> </w:t>
       </w:r>
       <w:r>
         <w:rPr>
-          <w:rFonts w:hint="eastAsia"/>
+          <w:rFonts w:hint="eastAsia" w:eastAsia="黑体"/>
         </w:rPr>
         <w:t xml:space="preserve">与</w:t>
       </w:r>
       <w:r>
+        <w:rPr>
+          <w:rFonts w:eastAsia="黑体"/>
+        </w:rPr>
         <w:t xml:space="preserve"> </w:t>
       </w:r>
       <m:oMath>
@@ -475,15 +573,21 @@
         </m:sSub>
       </m:oMath>
       <w:r>
+        <w:rPr>
+          <w:rFonts w:eastAsia="黑体"/>
+        </w:rPr>
         <w:t xml:space="preserve"> </w:t>
       </w:r>
       <w:r>
         <w:rPr>
-          <w:rFonts w:hint="eastAsia"/>
+          <w:rFonts w:hint="eastAsia" w:eastAsia="黑体"/>
         </w:rPr>
         <w:t xml:space="preserve">的串联中点（接</w:t>
       </w:r>
       <w:r>
+        <w:rPr>
+          <w:rFonts w:eastAsia="黑体"/>
+        </w:rPr>
         <w:t xml:space="preserve"> </w:t>
       </w:r>
       <m:oMath>
@@ -501,15 +605,21 @@
         </m:sSub>
       </m:oMath>
       <w:r>
+        <w:rPr>
+          <w:rFonts w:eastAsia="黑体"/>
+        </w:rPr>
         <w:t xml:space="preserve"> </w:t>
       </w:r>
       <w:r>
         <w:rPr>
-          <w:rFonts w:hint="eastAsia"/>
+          <w:rFonts w:hint="eastAsia" w:eastAsia="黑体"/>
         </w:rPr>
         <w:t xml:space="preserve">上端），中间节点</w:t>
       </w:r>
       <w:r>
+        <w:rPr>
+          <w:rFonts w:eastAsia="黑体"/>
+        </w:rPr>
         <w:t xml:space="preserve"> </w:t>
       </w:r>
       <m:oMath>
@@ -527,15 +637,21 @@
         </m:sSub>
       </m:oMath>
       <w:r>
+        <w:rPr>
+          <w:rFonts w:eastAsia="黑体"/>
+        </w:rPr>
         <w:t xml:space="preserve"> </w:t>
       </w:r>
       <w:r>
         <w:rPr>
-          <w:rFonts w:hint="eastAsia"/>
+          <w:rFonts w:hint="eastAsia" w:eastAsia="黑体"/>
         </w:rPr>
         <w:t xml:space="preserve">为</w:t>
       </w:r>
       <w:r>
+        <w:rPr>
+          <w:rFonts w:eastAsia="黑体"/>
+        </w:rPr>
         <w:t xml:space="preserve"> </w:t>
       </w:r>
       <m:oMath>
@@ -553,15 +669,21 @@
         </m:sSub>
       </m:oMath>
       <w:r>
+        <w:rPr>
+          <w:rFonts w:eastAsia="黑体"/>
+        </w:rPr>
         <w:t xml:space="preserve"> </w:t>
       </w:r>
       <w:r>
         <w:rPr>
-          <w:rFonts w:hint="eastAsia"/>
+          <w:rFonts w:hint="eastAsia" w:eastAsia="黑体"/>
         </w:rPr>
         <w:t xml:space="preserve">与</w:t>
       </w:r>
       <w:r>
+        <w:rPr>
+          <w:rFonts w:eastAsia="黑体"/>
+        </w:rPr>
         <w:t xml:space="preserve"> </w:t>
       </w:r>
       <m:oMath>
@@ -579,15 +701,21 @@
         </m:sSub>
       </m:oMath>
       <w:r>
+        <w:rPr>
+          <w:rFonts w:eastAsia="黑体"/>
+        </w:rPr>
         <w:t xml:space="preserve"> </w:t>
       </w:r>
       <w:r>
         <w:rPr>
-          <w:rFonts w:hint="eastAsia"/>
+          <w:rFonts w:hint="eastAsia" w:eastAsia="黑体"/>
         </w:rPr>
         <w:t xml:space="preserve">的串联中点（接</w:t>
       </w:r>
       <w:r>
+        <w:rPr>
+          <w:rFonts w:eastAsia="黑体"/>
+        </w:rPr>
         <w:t xml:space="preserve"> </w:t>
       </w:r>
       <m:oMath>
@@ -605,29 +733,38 @@
         </m:sSub>
       </m:oMath>
       <w:r>
+        <w:rPr>
+          <w:rFonts w:eastAsia="黑体"/>
+        </w:rPr>
         <w:t xml:space="preserve"> </w:t>
       </w:r>
       <w:r>
         <w:rPr>
-          <w:rFonts w:hint="eastAsia"/>
+          <w:rFonts w:hint="eastAsia" w:eastAsia="黑体"/>
         </w:rPr>
         <w:t xml:space="preserve">上端）；若加运放，其同相端</w:t>
       </w:r>
       <w:r>
+        <w:rPr>
+          <w:rFonts w:eastAsia="黑体"/>
+        </w:rPr>
         <w:t xml:space="preserve"> IN+ </w:t>
       </w:r>
       <w:r>
         <w:rPr>
-          <w:rFonts w:hint="eastAsia"/>
+          <w:rFonts w:hint="eastAsia" w:eastAsia="黑体"/>
         </w:rPr>
         <w:t xml:space="preserve">接地、反相端</w:t>
       </w:r>
       <w:r>
+        <w:rPr>
+          <w:rFonts w:eastAsia="黑体"/>
+        </w:rPr>
         <w:t xml:space="preserve"> IN− </w:t>
       </w:r>
       <w:r>
         <w:rPr>
-          <w:rFonts w:hint="eastAsia"/>
+          <w:rFonts w:hint="eastAsia" w:eastAsia="黑体"/>
         </w:rPr>
         <w:t xml:space="preserve">经反馈电阻接输出。</w:t>
       </w:r>
@@ -636,11 +773,14 @@
       <w:pPr/>
       <w:r>
         <w:rPr>
-          <w:rFonts w:hint="eastAsia"/>
+          <w:rFonts w:hint="eastAsia" w:eastAsia="黑体"/>
         </w:rPr>
         <w:t xml:space="preserve">各元件管脚连接：电阻</w:t>
       </w:r>
       <w:r>
+        <w:rPr>
+          <w:rFonts w:eastAsia="黑体"/>
+        </w:rPr>
         <w:t xml:space="preserve"> </w:t>
       </w:r>
       <m:oMath>
@@ -658,15 +798,21 @@
         </m:sSub>
       </m:oMath>
       <w:r>
+        <w:rPr>
+          <w:rFonts w:eastAsia="黑体"/>
+        </w:rPr>
         <w:t xml:space="preserve"> </w:t>
       </w:r>
       <w:r>
         <w:rPr>
-          <w:rFonts w:hint="eastAsia"/>
+          <w:rFonts w:hint="eastAsia" w:eastAsia="黑体"/>
         </w:rPr>
         <w:t xml:space="preserve">一端接输入节点</w:t>
       </w:r>
       <w:r>
+        <w:rPr>
+          <w:rFonts w:eastAsia="黑体"/>
+        </w:rPr>
         <w:t xml:space="preserve"> </w:t>
       </w:r>
       <m:oMath>
@@ -688,11 +834,14 @@
       </m:oMath>
       <w:r>
         <w:rPr>
-          <w:rFonts w:hint="eastAsia"/>
+          <w:rFonts w:hint="eastAsia" w:eastAsia="黑体"/>
         </w:rPr>
         <w:t xml:space="preserve">，另一端接中间节点</w:t>
       </w:r>
       <w:r>
+        <w:rPr>
+          <w:rFonts w:eastAsia="黑体"/>
+        </w:rPr>
         <w:t xml:space="preserve"> </w:t>
       </w:r>
       <m:oMath>
@@ -711,11 +860,14 @@
       </m:oMath>
       <w:r>
         <w:rPr>
-          <w:rFonts w:hint="eastAsia"/>
+          <w:rFonts w:hint="eastAsia" w:eastAsia="黑体"/>
         </w:rPr>
         <w:t xml:space="preserve">；电阻</w:t>
       </w:r>
       <w:r>
+        <w:rPr>
+          <w:rFonts w:eastAsia="黑体"/>
+        </w:rPr>
         <w:t xml:space="preserve"> </w:t>
       </w:r>
       <m:oMath>
@@ -733,15 +885,21 @@
         </m:sSub>
       </m:oMath>
       <w:r>
+        <w:rPr>
+          <w:rFonts w:eastAsia="黑体"/>
+        </w:rPr>
         <w:t xml:space="preserve"> </w:t>
       </w:r>
       <w:r>
         <w:rPr>
-          <w:rFonts w:hint="eastAsia"/>
+          <w:rFonts w:hint="eastAsia" w:eastAsia="黑体"/>
         </w:rPr>
         <w:t xml:space="preserve">一端接</w:t>
       </w:r>
       <w:r>
+        <w:rPr>
+          <w:rFonts w:eastAsia="黑体"/>
+        </w:rPr>
         <w:t xml:space="preserve"> </w:t>
       </w:r>
       <m:oMath>
@@ -760,11 +918,14 @@
       </m:oMath>
       <w:r>
         <w:rPr>
-          <w:rFonts w:hint="eastAsia"/>
+          <w:rFonts w:hint="eastAsia" w:eastAsia="黑体"/>
         </w:rPr>
         <w:t xml:space="preserve">，另一端接输出节点</w:t>
       </w:r>
       <w:r>
+        <w:rPr>
+          <w:rFonts w:eastAsia="黑体"/>
+        </w:rPr>
         <w:t xml:space="preserve"> </w:t>
       </w:r>
       <m:oMath>
@@ -789,11 +950,14 @@
       </m:oMath>
       <w:r>
         <w:rPr>
-          <w:rFonts w:hint="eastAsia"/>
+          <w:rFonts w:hint="eastAsia" w:eastAsia="黑体"/>
         </w:rPr>
         <w:t xml:space="preserve">；电容</w:t>
       </w:r>
       <w:r>
+        <w:rPr>
+          <w:rFonts w:eastAsia="黑体"/>
+        </w:rPr>
         <w:t xml:space="preserve"> </w:t>
       </w:r>
       <m:oMath>
@@ -811,15 +975,21 @@
         </m:sSub>
       </m:oMath>
       <w:r>
+        <w:rPr>
+          <w:rFonts w:eastAsia="黑体"/>
+        </w:rPr>
         <w:t xml:space="preserve"> </w:t>
       </w:r>
       <w:r>
         <w:rPr>
-          <w:rFonts w:hint="eastAsia"/>
+          <w:rFonts w:hint="eastAsia" w:eastAsia="黑体"/>
         </w:rPr>
         <w:t xml:space="preserve">一端接</w:t>
       </w:r>
       <w:r>
+        <w:rPr>
+          <w:rFonts w:eastAsia="黑体"/>
+        </w:rPr>
         <w:t xml:space="preserve"> </w:t>
       </w:r>
       <m:oMath>
@@ -838,11 +1008,14 @@
       </m:oMath>
       <w:r>
         <w:rPr>
-          <w:rFonts w:hint="eastAsia"/>
+          <w:rFonts w:hint="eastAsia" w:eastAsia="黑体"/>
         </w:rPr>
         <w:t xml:space="preserve">，另一端接地节点</w:t>
       </w:r>
       <w:r>
+        <w:rPr>
+          <w:rFonts w:eastAsia="黑体"/>
+        </w:rPr>
         <w:t xml:space="preserve"> </w:t>
       </w:r>
       <m:oMath>
@@ -858,11 +1031,14 @@
       </m:oMath>
       <w:r>
         <w:rPr>
-          <w:rFonts w:hint="eastAsia"/>
+          <w:rFonts w:hint="eastAsia" w:eastAsia="黑体"/>
         </w:rPr>
         <w:t xml:space="preserve">；电容</w:t>
       </w:r>
       <w:r>
+        <w:rPr>
+          <w:rFonts w:eastAsia="黑体"/>
+        </w:rPr>
         <w:t xml:space="preserve"> </w:t>
       </w:r>
       <m:oMath>
@@ -880,15 +1056,21 @@
         </m:sSub>
       </m:oMath>
       <w:r>
+        <w:rPr>
+          <w:rFonts w:eastAsia="黑体"/>
+        </w:rPr>
         <w:t xml:space="preserve"> </w:t>
       </w:r>
       <w:r>
         <w:rPr>
-          <w:rFonts w:hint="eastAsia"/>
+          <w:rFonts w:hint="eastAsia" w:eastAsia="黑体"/>
         </w:rPr>
         <w:t xml:space="preserve">一端接</w:t>
       </w:r>
       <w:r>
+        <w:rPr>
+          <w:rFonts w:eastAsia="黑体"/>
+        </w:rPr>
         <w:t xml:space="preserve"> </w:t>
       </w:r>
       <m:oMath>
@@ -910,11 +1092,14 @@
       </m:oMath>
       <w:r>
         <w:rPr>
-          <w:rFonts w:hint="eastAsia"/>
+          <w:rFonts w:hint="eastAsia" w:eastAsia="黑体"/>
         </w:rPr>
         <w:t xml:space="preserve">，另一端接中间节点</w:t>
       </w:r>
       <w:r>
+        <w:rPr>
+          <w:rFonts w:eastAsia="黑体"/>
+        </w:rPr>
         <w:t xml:space="preserve"> </w:t>
       </w:r>
       <m:oMath>
@@ -933,11 +1118,14 @@
       </m:oMath>
       <w:r>
         <w:rPr>
-          <w:rFonts w:hint="eastAsia"/>
+          <w:rFonts w:hint="eastAsia" w:eastAsia="黑体"/>
         </w:rPr>
         <w:t xml:space="preserve">；电容</w:t>
       </w:r>
       <w:r>
+        <w:rPr>
+          <w:rFonts w:eastAsia="黑体"/>
+        </w:rPr>
         <w:t xml:space="preserve"> </w:t>
       </w:r>
       <m:oMath>
@@ -955,15 +1143,21 @@
         </m:sSub>
       </m:oMath>
       <w:r>
+        <w:rPr>
+          <w:rFonts w:eastAsia="黑体"/>
+        </w:rPr>
         <w:t xml:space="preserve"> </w:t>
       </w:r>
       <w:r>
         <w:rPr>
-          <w:rFonts w:hint="eastAsia"/>
+          <w:rFonts w:hint="eastAsia" w:eastAsia="黑体"/>
         </w:rPr>
         <w:t xml:space="preserve">一端接</w:t>
       </w:r>
       <w:r>
+        <w:rPr>
+          <w:rFonts w:eastAsia="黑体"/>
+        </w:rPr>
         <w:t xml:space="preserve"> </w:t>
       </w:r>
       <m:oMath>
@@ -982,11 +1176,14 @@
       </m:oMath>
       <w:r>
         <w:rPr>
-          <w:rFonts w:hint="eastAsia"/>
+          <w:rFonts w:hint="eastAsia" w:eastAsia="黑体"/>
         </w:rPr>
         <w:t xml:space="preserve">，另一端接</w:t>
       </w:r>
       <w:r>
+        <w:rPr>
+          <w:rFonts w:eastAsia="黑体"/>
+        </w:rPr>
         <w:t xml:space="preserve"> </w:t>
       </w:r>
       <m:oMath>
@@ -1011,11 +1208,14 @@
       </m:oMath>
       <w:r>
         <w:rPr>
-          <w:rFonts w:hint="eastAsia"/>
+          <w:rFonts w:hint="eastAsia" w:eastAsia="黑体"/>
         </w:rPr>
         <w:t xml:space="preserve">；电阻</w:t>
       </w:r>
       <w:r>
+        <w:rPr>
+          <w:rFonts w:eastAsia="黑体"/>
+        </w:rPr>
         <w:t xml:space="preserve"> </w:t>
       </w:r>
       <m:oMath>
@@ -1033,15 +1233,21 @@
         </m:sSub>
       </m:oMath>
       <w:r>
+        <w:rPr>
+          <w:rFonts w:eastAsia="黑体"/>
+        </w:rPr>
         <w:t xml:space="preserve"> </w:t>
       </w:r>
       <w:r>
         <w:rPr>
-          <w:rFonts w:hint="eastAsia"/>
+          <w:rFonts w:hint="eastAsia" w:eastAsia="黑体"/>
         </w:rPr>
         <w:t xml:space="preserve">一端接</w:t>
       </w:r>
       <w:r>
+        <w:rPr>
+          <w:rFonts w:eastAsia="黑体"/>
+        </w:rPr>
         <w:t xml:space="preserve"> </w:t>
       </w:r>
       <m:oMath>
@@ -1060,11 +1266,14 @@
       </m:oMath>
       <w:r>
         <w:rPr>
-          <w:rFonts w:hint="eastAsia"/>
+          <w:rFonts w:hint="eastAsia" w:eastAsia="黑体"/>
         </w:rPr>
         <w:t xml:space="preserve">，另一端接</w:t>
       </w:r>
       <w:r>
+        <w:rPr>
+          <w:rFonts w:eastAsia="黑体"/>
+        </w:rPr>
         <w:t xml:space="preserve"> </w:t>
       </w:r>
       <m:oMath>
@@ -1080,11 +1289,14 @@
       </m:oMath>
       <w:r>
         <w:rPr>
-          <w:rFonts w:hint="eastAsia"/>
+          <w:rFonts w:hint="eastAsia" w:eastAsia="黑体"/>
         </w:rPr>
         <w:t xml:space="preserve">，其中常取</w:t>
       </w:r>
       <w:r>
+        <w:rPr>
+          <w:rFonts w:eastAsia="黑体"/>
+        </w:rPr>
         <w:t xml:space="preserve"> </w:t>
       </w:r>
       <m:oMath>
@@ -1129,6 +1341,9 @@
         </m:r>
       </m:oMath>
       <w:r>
+        <w:rPr>
+          <w:rFonts w:eastAsia="黑体"/>
+        </w:rPr>
         <w:t xml:space="preserve">、</w:t>
       </w:r>
       <m:oMath>
@@ -1173,6 +1388,9 @@
         </m:r>
       </m:oMath>
       <w:r>
+        <w:rPr>
+          <w:rFonts w:eastAsia="黑体"/>
+        </w:rPr>
         <w:t xml:space="preserve">、</w:t>
       </w:r>
       <m:oMath>
@@ -1208,6 +1426,9 @@
         </m:r>
       </m:oMath>
       <w:r>
+        <w:rPr>
+          <w:rFonts w:eastAsia="黑体"/>
+        </w:rPr>
         <w:t xml:space="preserve">、</w:t>
       </w:r>
       <m:oMath>
@@ -1238,34 +1459,43 @@
       </m:oMath>
       <w:r>
         <w:rPr>
-          <w:rFonts w:hint="eastAsia"/>
+          <w:rFonts w:hint="eastAsia" w:eastAsia="黑体"/>
         </w:rPr>
         <w:t xml:space="preserve">。配合的运放</w:t>
       </w:r>
       <w:r>
+        <w:rPr>
+          <w:rFonts w:eastAsia="黑体"/>
+        </w:rPr>
         <w:t xml:space="preserve"> A </w:t>
       </w:r>
       <w:r>
         <w:rPr>
-          <w:rFonts w:hint="eastAsia"/>
+          <w:rFonts w:hint="eastAsia" w:eastAsia="黑体"/>
         </w:rPr>
         <w:t xml:space="preserve">两端输入与反馈支路把输出信号以负反馈方式折回，使</w:t>
       </w:r>
       <w:r>
+        <w:rPr>
+          <w:rFonts w:eastAsia="黑体"/>
+        </w:rPr>
         <w:t xml:space="preserve"> Q </w:t>
       </w:r>
       <w:r>
         <w:rPr>
-          <w:rFonts w:hint="eastAsia"/>
+          <w:rFonts w:hint="eastAsia" w:eastAsia="黑体"/>
         </w:rPr>
         <w:t xml:space="preserve">值由无源固有的约</w:t>
       </w:r>
       <w:r>
+        <w:rPr>
+          <w:rFonts w:eastAsia="黑体"/>
+        </w:rPr>
         <w:t xml:space="preserve"> 0.25 </w:t>
       </w:r>
       <w:r>
         <w:rPr>
-          <w:rFonts w:hint="eastAsia"/>
+          <w:rFonts w:hint="eastAsia" w:eastAsia="黑体"/>
         </w:rPr>
         <w:t xml:space="preserve">显著提高。</w:t>
       </w:r>
@@ -1274,29 +1504,38 @@
       <w:pPr/>
       <w:r>
         <w:rPr>
-          <w:rFonts w:hint="eastAsia"/>
+          <w:rFonts w:hint="eastAsia" w:eastAsia="黑体"/>
         </w:rPr>
         <w:t xml:space="preserve">组态上，这是由两个对称</w:t>
       </w:r>
       <w:r>
+        <w:rPr>
+          <w:rFonts w:eastAsia="黑体"/>
+        </w:rPr>
         <w:t xml:space="preserve"> T </w:t>
       </w:r>
       <w:r>
         <w:rPr>
-          <w:rFonts w:hint="eastAsia"/>
+          <w:rFonts w:hint="eastAsia" w:eastAsia="黑体"/>
         </w:rPr>
         <w:t xml:space="preserve">形网络在输入与输出之间并联构成的双</w:t>
       </w:r>
       <w:r>
+        <w:rPr>
+          <w:rFonts w:eastAsia="黑体"/>
+        </w:rPr>
         <w:t xml:space="preserve"> T </w:t>
       </w:r>
       <w:r>
         <w:rPr>
-          <w:rFonts w:hint="eastAsia"/>
+          <w:rFonts w:hint="eastAsia" w:eastAsia="黑体"/>
         </w:rPr>
         <w:t xml:space="preserve">陷波组态，在陷波频率</w:t>
       </w:r>
       <w:r>
+        <w:rPr>
+          <w:rFonts w:eastAsia="黑体"/>
+        </w:rPr>
         <w:t xml:space="preserve"> </w:t>
       </w:r>
       <m:oMath>
@@ -1314,29 +1553,38 @@
         </m:sSub>
       </m:oMath>
       <w:r>
+        <w:rPr>
+          <w:rFonts w:eastAsia="黑体"/>
+        </w:rPr>
         <w:t xml:space="preserve"> </w:t>
       </w:r>
       <w:r>
         <w:rPr>
-          <w:rFonts w:hint="eastAsia"/>
+          <w:rFonts w:hint="eastAsia" w:eastAsia="黑体"/>
         </w:rPr>
         <w:t xml:space="preserve">处两</w:t>
       </w:r>
       <w:r>
+        <w:rPr>
+          <w:rFonts w:eastAsia="黑体"/>
+        </w:rPr>
         <w:t xml:space="preserve"> T </w:t>
       </w:r>
       <w:r>
         <w:rPr>
-          <w:rFonts w:hint="eastAsia"/>
+          <w:rFonts w:hint="eastAsia" w:eastAsia="黑体"/>
         </w:rPr>
         <w:t xml:space="preserve">支路信号等幅反相相消，用于滤除工频</w:t>
       </w:r>
       <w:r>
+        <w:rPr>
+          <w:rFonts w:eastAsia="黑体"/>
+        </w:rPr>
         <w:t xml:space="preserve"> 50/60 Hz </w:t>
       </w:r>
       <w:r>
         <w:rPr>
-          <w:rFonts w:hint="eastAsia"/>
+          <w:rFonts w:hint="eastAsia" w:eastAsia="黑体"/>
         </w:rPr>
         <w:t xml:space="preserve">与音频哼声等单一干扰频率。</w:t>
       </w:r>
@@ -1349,7 +1597,7 @@
       </w:pPr>
       <w:r>
         <w:rPr>
-          <w:rFonts w:hint="eastAsia"/>
+          <w:rFonts w:hint="eastAsia" w:eastAsia="黑体"/>
         </w:rPr>
         <w:t xml:space="preserve">工作原理</w:t>
       </w:r>
@@ -1360,20 +1608,26 @@
       </w:pPr>
       <w:r>
         <w:rPr>
-          <w:rFonts w:hint="eastAsia"/>
+          <w:rFonts w:hint="eastAsia" w:eastAsia="黑体"/>
         </w:rPr>
         <w:t xml:space="preserve">两条</w:t>
       </w:r>
       <w:r>
+        <w:rPr>
+          <w:rFonts w:eastAsia="黑体"/>
+        </w:rPr>
         <w:t xml:space="preserve"> T </w:t>
       </w:r>
       <w:r>
         <w:rPr>
-          <w:rFonts w:hint="eastAsia"/>
+          <w:rFonts w:hint="eastAsia" w:eastAsia="黑体"/>
         </w:rPr>
         <w:t xml:space="preserve">形支路在陷波频率处分别引入等幅反相的抵消信号，两者在输出端相加时相互抵消，使</w:t>
       </w:r>
       <w:r>
+        <w:rPr>
+          <w:rFonts w:eastAsia="黑体"/>
+        </w:rPr>
         <w:t xml:space="preserve"> </w:t>
       </w:r>
       <m:oMath>
@@ -1391,15 +1645,21 @@
         </m:sSub>
       </m:oMath>
       <w:r>
+        <w:rPr>
+          <w:rFonts w:eastAsia="黑体"/>
+        </w:rPr>
         <w:t xml:space="preserve"> </w:t>
       </w:r>
       <w:r>
         <w:rPr>
-          <w:rFonts w:hint="eastAsia"/>
+          <w:rFonts w:hint="eastAsia" w:eastAsia="黑体"/>
         </w:rPr>
         <w:t xml:space="preserve">附近信号被极大衰减；偏离</w:t>
       </w:r>
       <w:r>
+        <w:rPr>
+          <w:rFonts w:eastAsia="黑体"/>
+        </w:rPr>
         <w:t xml:space="preserve"> </w:t>
       </w:r>
       <m:oMath>
@@ -1417,11 +1677,14 @@
         </m:sSub>
       </m:oMath>
       <w:r>
+        <w:rPr>
+          <w:rFonts w:eastAsia="黑体"/>
+        </w:rPr>
         <w:t xml:space="preserve"> </w:t>
       </w:r>
       <w:r>
         <w:rPr>
-          <w:rFonts w:hint="eastAsia"/>
+          <w:rFonts w:hint="eastAsia" w:eastAsia="黑体"/>
         </w:rPr>
         <w:t xml:space="preserve">时抵消不再成立，信号正常通过，形成窄带带阻特性。</w:t>
       </w:r>
@@ -1434,7 +1697,7 @@
       </w:pPr>
       <w:r>
         <w:rPr>
-          <w:rFonts w:hint="eastAsia"/>
+          <w:rFonts w:hint="eastAsia" w:eastAsia="黑体"/>
         </w:rPr>
         <w:t xml:space="preserve">关键计算公式</w:t>
       </w:r>
@@ -1448,11 +1711,14 @@
       </w:pPr>
       <w:r>
         <w:rPr>
-          <w:rFonts w:hint="eastAsia"/>
+          <w:rFonts w:hint="eastAsia" w:eastAsia="黑体"/>
         </w:rPr>
         <w:t xml:space="preserve">陷波（中心）频率（取</w:t>
       </w:r>
       <w:r>
+        <w:rPr>
+          <w:rFonts w:eastAsia="黑体"/>
+        </w:rPr>
         <w:t xml:space="preserve"> </w:t>
       </w:r>
       <m:oMath>
@@ -1497,6 +1763,9 @@
         </m:r>
       </m:oMath>
       <w:r>
+        <w:rPr>
+          <w:rFonts w:eastAsia="黑体"/>
+        </w:rPr>
         <w:t xml:space="preserve">、</w:t>
       </w:r>
       <m:oMath>
@@ -1541,6 +1810,9 @@
         </m:r>
       </m:oMath>
       <w:r>
+        <w:rPr>
+          <w:rFonts w:eastAsia="黑体"/>
+        </w:rPr>
         <w:t xml:space="preserve">、</w:t>
       </w:r>
       <m:oMath>
@@ -1576,6 +1848,9 @@
         </m:r>
       </m:oMath>
       <w:r>
+        <w:rPr>
+          <w:rFonts w:eastAsia="黑体"/>
+        </w:rPr>
         <w:t xml:space="preserve">、</w:t>
       </w:r>
       <m:oMath>
@@ -1606,7 +1881,7 @@
       </m:oMath>
       <w:r>
         <w:rPr>
-          <w:rFonts w:hint="eastAsia"/>
+          <w:rFonts w:hint="eastAsia" w:eastAsia="黑体"/>
         </w:rPr>
         <w:t xml:space="preserve">）：</w:t>
       </w:r>
@@ -1675,25 +1950,31 @@
       </w:pPr>
       <w:r>
         <w:rPr>
-          <w:rFonts w:hint="eastAsia"/>
+          <w:rFonts w:hint="eastAsia" w:eastAsia="黑体"/>
         </w:rPr>
         <w:t xml:space="preserve">品质因数（无源双</w:t>
       </w:r>
       <w:r>
+        <w:rPr>
+          <w:rFonts w:eastAsia="黑体"/>
+        </w:rPr>
         <w:t xml:space="preserve"> T </w:t>
       </w:r>
       <w:r>
         <w:rPr>
-          <w:rFonts w:hint="eastAsia"/>
+          <w:rFonts w:hint="eastAsia" w:eastAsia="黑体"/>
         </w:rPr>
         <w:t xml:space="preserve">固有</w:t>
       </w:r>
       <w:r>
+        <w:rPr>
+          <w:rFonts w:eastAsia="黑体"/>
+        </w:rPr>
         <w:t xml:space="preserve"> </w:t>
       </w:r>
       <w:r>
         <w:rPr>
-          <w:rFonts w:hint="eastAsia"/>
+          <w:rFonts w:hint="eastAsia" w:eastAsia="黑体"/>
         </w:rPr>
         <w:t xml:space="preserve">Q）：</w:t>
       </w:r>
@@ -1732,7 +2013,7 @@
       </w:pPr>
       <w:r>
         <w:rPr>
-          <w:rFonts w:hint="eastAsia"/>
+          <w:rFonts w:hint="eastAsia" w:eastAsia="黑体"/>
         </w:rPr>
         <w:t xml:space="preserve">有源反馈提升后品质因数：</w:t>
       </w:r>
@@ -1867,7 +2148,7 @@
       </w:pPr>
       <w:r>
         <w:rPr>
-          <w:rFonts w:hint="eastAsia"/>
+          <w:rFonts w:hint="eastAsia" w:eastAsia="黑体"/>
         </w:rPr>
         <w:t xml:space="preserve">陷波深度：</w:t>
       </w:r>
@@ -1954,7 +2235,7 @@
             </w:pPr>
             <w:r>
               <w:rPr>
-                <w:rFonts w:hint="eastAsia"/>
+                <w:rFonts w:hint="eastAsia" w:eastAsia="黑体"/>
               </w:rPr>
               <w:t xml:space="preserve">符号</w:t>
             </w:r>
@@ -1968,7 +2249,7 @@
             </w:pPr>
             <w:r>
               <w:rPr>
-                <w:rFonts w:hint="eastAsia"/>
+                <w:rFonts w:hint="eastAsia" w:eastAsia="黑体"/>
               </w:rPr>
               <w:t xml:space="preserve">含义</w:t>
             </w:r>
@@ -1982,7 +2263,7 @@
             </w:pPr>
             <w:r>
               <w:rPr>
-                <w:rFonts w:hint="eastAsia"/>
+                <w:rFonts w:hint="eastAsia" w:eastAsia="黑体"/>
               </w:rPr>
               <w:t xml:space="preserve">单位</w:t>
             </w:r>
@@ -2002,6 +2283,9 @@
               </m:r>
             </m:oMath>
             <w:r>
+              <w:rPr>
+                <w:rFonts w:eastAsia="黑体"/>
+              </w:rPr>
               <w:t xml:space="preserve">​</w:t>
             </w:r>
           </w:p>
@@ -2013,11 +2297,14 @@
               <w:pStyle w:val="Compact"/>
             </w:pPr>
             <w:r>
+              <w:rPr>
+                <w:rFonts w:eastAsia="黑体"/>
+              </w:rPr>
               <w:t xml:space="preserve">T </w:t>
             </w:r>
             <w:r>
               <w:rPr>
-                <w:rFonts w:hint="eastAsia"/>
+                <w:rFonts w:hint="eastAsia" w:eastAsia="黑体"/>
               </w:rPr>
               <w:t xml:space="preserve">网络电阻</w:t>
             </w:r>
@@ -2030,6 +2317,9 @@
               <w:pStyle w:val="Compact"/>
             </w:pPr>
             <w:r>
+              <w:rPr>
+                <w:rFonts w:eastAsia="黑体"/>
+              </w:rPr>
               <w:t xml:space="preserve">Ω</w:t>
             </w:r>
           </w:p>
@@ -2048,6 +2338,9 @@
               </m:r>
             </m:oMath>
             <w:r>
+              <w:rPr>
+                <w:rFonts w:eastAsia="黑体"/>
+              </w:rPr>
               <w:t xml:space="preserve">​</w:t>
             </w:r>
           </w:p>
@@ -2059,11 +2352,14 @@
               <w:pStyle w:val="Compact"/>
             </w:pPr>
             <w:r>
+              <w:rPr>
+                <w:rFonts w:eastAsia="黑体"/>
+              </w:rPr>
               <w:t xml:space="preserve">T </w:t>
             </w:r>
             <w:r>
               <w:rPr>
-                <w:rFonts w:hint="eastAsia"/>
+                <w:rFonts w:hint="eastAsia" w:eastAsia="黑体"/>
               </w:rPr>
               <w:t xml:space="preserve">网络电容</w:t>
             </w:r>
@@ -2076,6 +2372,9 @@
               <w:pStyle w:val="Compact"/>
             </w:pPr>
             <w:r>
+              <w:rPr>
+                <w:rFonts w:eastAsia="黑体"/>
+              </w:rPr>
               <w:t xml:space="preserve">F</w:t>
             </w:r>
           </w:p>
@@ -2103,6 +2402,9 @@
               </m:sSub>
             </m:oMath>
             <w:r>
+              <w:rPr>
+                <w:rFonts w:eastAsia="黑体"/>
+              </w:rPr>
               <w:t xml:space="preserve">​</w:t>
             </w:r>
           </w:p>
@@ -2115,7 +2417,7 @@
             </w:pPr>
             <w:r>
               <w:rPr>
-                <w:rFonts w:hint="eastAsia"/>
+                <w:rFonts w:hint="eastAsia" w:eastAsia="黑体"/>
               </w:rPr>
               <w:t xml:space="preserve">陷波频率</w:t>
             </w:r>
@@ -2128,6 +2430,9 @@
               <w:pStyle w:val="Compact"/>
             </w:pPr>
             <w:r>
+              <w:rPr>
+                <w:rFonts w:eastAsia="黑体"/>
+              </w:rPr>
               <w:t xml:space="preserve">Hz</w:t>
             </w:r>
           </w:p>
@@ -2146,6 +2451,9 @@
               </m:r>
             </m:oMath>
             <w:r>
+              <w:rPr>
+                <w:rFonts w:eastAsia="黑体"/>
+              </w:rPr>
               <w:t xml:space="preserve">​</w:t>
             </w:r>
           </w:p>
@@ -2158,7 +2466,7 @@
             </w:pPr>
             <w:r>
               <w:rPr>
-                <w:rFonts w:hint="eastAsia"/>
+                <w:rFonts w:hint="eastAsia" w:eastAsia="黑体"/>
               </w:rPr>
               <w:t xml:space="preserve">品质因数</w:t>
             </w:r>
@@ -2172,7 +2480,7 @@
             </w:pPr>
             <w:r>
               <w:rPr>
-                <w:rFonts w:hint="eastAsia"/>
+                <w:rFonts w:hint="eastAsia" w:eastAsia="黑体"/>
               </w:rPr>
               <w:t xml:space="preserve">无量纲</w:t>
             </w:r>
@@ -2192,6 +2500,9 @@
               </m:r>
             </m:oMath>
             <w:r>
+              <w:rPr>
+                <w:rFonts w:eastAsia="黑体"/>
+              </w:rPr>
               <w:t xml:space="preserve">​</w:t>
             </w:r>
           </w:p>
@@ -2204,7 +2515,7 @@
             </w:pPr>
             <w:r>
               <w:rPr>
-                <w:rFonts w:hint="eastAsia"/>
+                <w:rFonts w:hint="eastAsia" w:eastAsia="黑体"/>
               </w:rPr>
               <w:t xml:space="preserve">有源反馈增益</w:t>
             </w:r>
@@ -2218,7 +2529,7 @@
             </w:pPr>
             <w:r>
               <w:rPr>
-                <w:rFonts w:hint="eastAsia"/>
+                <w:rFonts w:hint="eastAsia" w:eastAsia="黑体"/>
               </w:rPr>
               <w:t xml:space="preserve">无量纲</w:t>
             </w:r>
@@ -2265,6 +2576,9 @@
               </m:sSub>
             </m:oMath>
             <w:r>
+              <w:rPr>
+                <w:rFonts w:eastAsia="黑体"/>
+              </w:rPr>
               <w:t xml:space="preserve">​</w:t>
             </w:r>
           </w:p>
@@ -2277,7 +2591,7 @@
             </w:pPr>
             <w:r>
               <w:rPr>
-                <w:rFonts w:hint="eastAsia"/>
+                <w:rFonts w:hint="eastAsia" w:eastAsia="黑体"/>
               </w:rPr>
               <w:t xml:space="preserve">反馈设定电阻</w:t>
             </w:r>
@@ -2290,6 +2604,9 @@
               <w:pStyle w:val="Compact"/>
             </w:pPr>
             <w:r>
+              <w:rPr>
+                <w:rFonts w:eastAsia="黑体"/>
+              </w:rPr>
               <w:t xml:space="preserve">Ω</w:t>
             </w:r>
           </w:p>
@@ -2304,7 +2621,7 @@
       </w:pPr>
       <w:r>
         <w:rPr>
-          <w:rFonts w:hint="eastAsia"/>
+          <w:rFonts w:hint="eastAsia" w:eastAsia="黑体"/>
         </w:rPr>
         <w:t xml:space="preserve">元件调整影响</w:t>
       </w:r>
@@ -2319,6 +2636,7 @@
       </w:pPr>
       <w:r>
         <w:rPr>
+          <w:rFonts w:eastAsia="黑体"/>
           <w:b/>
           <w:bCs/>
         </w:rPr>
@@ -2326,19 +2644,28 @@
       </w:r>
       <w:r>
         <w:rPr>
-          <w:rFonts w:hint="eastAsia"/>
+          <w:rFonts w:hint="eastAsia" w:eastAsia="黑体"/>
           <w:b/>
           <w:bCs/>
         </w:rPr>
         <w:t xml:space="preserve">增大</w:t>
       </w:r>
       <w:r>
+        <w:rPr>
+          <w:rFonts w:eastAsia="黑体"/>
+        </w:rPr>
         <w:t xml:space="preserve"> </w:t>
       </w:r>
       <w:r>
+        <w:rPr>
+          <w:rFonts w:eastAsia="黑体"/>
+        </w:rPr>
         <w:t xml:space="preserve">→</w:t>
       </w:r>
       <w:r>
+        <w:rPr>
+          <w:rFonts w:eastAsia="黑体"/>
+        </w:rPr>
         <w:t xml:space="preserve"> </w:t>
       </w:r>
       <m:oMath>
@@ -2356,11 +2683,14 @@
         </m:sSub>
       </m:oMath>
       <w:r>
+        <w:rPr>
+          <w:rFonts w:eastAsia="黑体"/>
+        </w:rPr>
         <w:t xml:space="preserve"> </w:t>
       </w:r>
       <w:r>
         <w:rPr>
-          <w:rFonts w:hint="eastAsia"/>
+          <w:rFonts w:hint="eastAsia" w:eastAsia="黑体"/>
         </w:rPr>
         <w:t xml:space="preserve">降低。</w:t>
       </w:r>
@@ -2375,7 +2705,7 @@
       </w:pPr>
       <w:r>
         <w:rPr>
-          <w:rFonts w:hint="eastAsia"/>
+          <w:rFonts w:hint="eastAsia" w:eastAsia="黑体"/>
           <w:b/>
           <w:bCs/>
         </w:rPr>
@@ -2383,6 +2713,7 @@
       </w:r>
       <w:r>
         <w:rPr>
+          <w:rFonts w:eastAsia="黑体"/>
           <w:b/>
           <w:bCs/>
         </w:rPr>
@@ -2390,7 +2721,7 @@
       </w:r>
       <w:r>
         <w:rPr>
-          <w:rFonts w:hint="eastAsia"/>
+          <w:rFonts w:hint="eastAsia" w:eastAsia="黑体"/>
           <w:b/>
           <w:bCs/>
         </w:rPr>
@@ -2398,20 +2729,27 @@
       </w:r>
       <w:r>
         <w:rPr>
+          <w:rFonts w:eastAsia="黑体"/>
           <w:b/>
           <w:bCs/>
         </w:rPr>
         <w:t xml:space="preserve"> 1</w:t>
       </w:r>
       <w:r>
+        <w:rPr>
+          <w:rFonts w:eastAsia="黑体"/>
+        </w:rPr>
         <w:t xml:space="preserve"> </w:t>
       </w:r>
       <w:r>
+        <w:rPr>
+          <w:rFonts w:eastAsia="黑体"/>
+        </w:rPr>
         <w:t xml:space="preserve">→ Q </w:t>
       </w:r>
       <w:r>
         <w:rPr>
-          <w:rFonts w:hint="eastAsia"/>
+          <w:rFonts w:hint="eastAsia" w:eastAsia="黑体"/>
         </w:rPr>
         <w:t xml:space="preserve">越高、陷波越窄越深。</w:t>
       </w:r>
@@ -2426,6 +2764,7 @@
       </w:pPr>
       <w:r>
         <w:rPr>
+          <w:rFonts w:eastAsia="黑体"/>
           <w:b/>
           <w:bCs/>
         </w:rPr>
@@ -2433,21 +2772,27 @@
       </w:r>
       <w:r>
         <w:rPr>
-          <w:rFonts w:hint="eastAsia"/>
+          <w:rFonts w:hint="eastAsia" w:eastAsia="黑体"/>
           <w:b/>
           <w:bCs/>
         </w:rPr>
         <w:t xml:space="preserve">失配（对称性破坏）</w:t>
       </w:r>
       <w:r>
+        <w:rPr>
+          <w:rFonts w:eastAsia="黑体"/>
+        </w:rPr>
         <w:t xml:space="preserve"> </w:t>
       </w:r>
       <w:r>
+        <w:rPr>
+          <w:rFonts w:eastAsia="黑体"/>
+        </w:rPr>
         <w:t xml:space="preserve">→ </w:t>
       </w:r>
       <w:r>
         <w:rPr>
-          <w:rFonts w:hint="eastAsia"/>
+          <w:rFonts w:hint="eastAsia" w:eastAsia="黑体"/>
         </w:rPr>
         <w:t xml:space="preserve">陷波深度下降、出现残余泄漏。</w:t>
       </w:r>
@@ -2462,19 +2807,28 @@
       </w:pPr>
       <w:r>
         <w:rPr>
-          <w:rFonts w:hint="eastAsia"/>
+          <w:rFonts w:hint="eastAsia" w:eastAsia="黑体"/>
           <w:b/>
           <w:bCs/>
         </w:rPr>
         <w:t xml:space="preserve">元件容差增大</w:t>
       </w:r>
       <w:r>
+        <w:rPr>
+          <w:rFonts w:eastAsia="黑体"/>
+        </w:rPr>
         <w:t xml:space="preserve"> </w:t>
       </w:r>
       <w:r>
+        <w:rPr>
+          <w:rFonts w:eastAsia="黑体"/>
+        </w:rPr>
         <w:t xml:space="preserve">→</w:t>
       </w:r>
       <w:r>
+        <w:rPr>
+          <w:rFonts w:eastAsia="黑体"/>
+        </w:rPr>
         <w:t xml:space="preserve"> </w:t>
       </w:r>
       <m:oMath>
@@ -2492,11 +2846,14 @@
         </m:sSub>
       </m:oMath>
       <w:r>
+        <w:rPr>
+          <w:rFonts w:eastAsia="黑体"/>
+        </w:rPr>
         <w:t xml:space="preserve"> </w:t>
       </w:r>
       <w:r>
         <w:rPr>
-          <w:rFonts w:hint="eastAsia"/>
+          <w:rFonts w:hint="eastAsia" w:eastAsia="黑体"/>
         </w:rPr>
         <w:t xml:space="preserve">偏移、陷波不深。</w:t>
       </w:r>
@@ -2509,7 +2866,7 @@
       </w:pPr>
       <w:r>
         <w:rPr>
-          <w:rFonts w:hint="eastAsia"/>
+          <w:rFonts w:hint="eastAsia" w:eastAsia="黑体"/>
         </w:rPr>
         <w:t xml:space="preserve">典型参数示例</w:t>
       </w:r>
@@ -2524,11 +2881,14 @@
       </w:pPr>
       <w:r>
         <w:rPr>
-          <w:rFonts w:hint="eastAsia"/>
+          <w:rFonts w:hint="eastAsia" w:eastAsia="黑体"/>
         </w:rPr>
         <w:t xml:space="preserve">取</w:t>
       </w:r>
       <w:r>
+        <w:rPr>
+          <w:rFonts w:eastAsia="黑体"/>
+        </w:rPr>
         <w:t xml:space="preserve"> </w:t>
       </w:r>
       <m:oMath>
@@ -2556,6 +2916,9 @@
         </m:r>
       </m:oMath>
       <w:r>
+        <w:rPr>
+          <w:rFonts w:eastAsia="黑体"/>
+        </w:rPr>
         <w:t xml:space="preserve">、</w:t>
       </w:r>
       <m:oMath>
@@ -2584,7 +2947,7 @@
       </m:oMath>
       <w:r>
         <w:rPr>
-          <w:rFonts w:hint="eastAsia"/>
+          <w:rFonts w:hint="eastAsia" w:eastAsia="黑体"/>
         </w:rPr>
         <w:t xml:space="preserve">：</w:t>
       </w:r>
@@ -2697,6 +3060,9 @@
         </m:r>
       </m:oMath>
       <w:r>
+        <w:rPr>
+          <w:rFonts w:eastAsia="黑体"/>
+        </w:rPr>
         <w:t xml:space="preserve">。</w:t>
       </w:r>
     </w:p>
@@ -2709,15 +3075,21 @@
         </w:numPr>
       </w:pPr>
       <w:r>
+        <w:rPr>
+          <w:rFonts w:eastAsia="黑体"/>
+        </w:rPr>
         <w:t xml:space="preserve">50 Hz </w:t>
       </w:r>
       <w:r>
         <w:rPr>
-          <w:rFonts w:hint="eastAsia"/>
+          <w:rFonts w:hint="eastAsia" w:eastAsia="黑体"/>
         </w:rPr>
         <w:t xml:space="preserve">工频陷波：取</w:t>
       </w:r>
       <w:r>
+        <w:rPr>
+          <w:rFonts w:eastAsia="黑体"/>
+        </w:rPr>
         <w:t xml:space="preserve"> </w:t>
       </w:r>
       <m:oMath>
@@ -2745,6 +3117,9 @@
         </m:r>
       </m:oMath>
       <w:r>
+        <w:rPr>
+          <w:rFonts w:eastAsia="黑体"/>
+        </w:rPr>
         <w:t xml:space="preserve">、</w:t>
       </w:r>
       <m:oMath>
@@ -2773,7 +3148,7 @@
       </m:oMath>
       <w:r>
         <w:rPr>
-          <w:rFonts w:hint="eastAsia"/>
+          <w:rFonts w:hint="eastAsia" w:eastAsia="黑体"/>
         </w:rPr>
         <w:t xml:space="preserve">，</w:t>
       </w:r>
@@ -2895,6 +3270,9 @@
         </m:r>
       </m:oMath>
       <w:r>
+        <w:rPr>
+          <w:rFonts w:eastAsia="黑体"/>
+        </w:rPr>
         <w:t xml:space="preserve">。</w:t>
       </w:r>
     </w:p>
@@ -2906,7 +3284,7 @@
       </w:pPr>
       <w:r>
         <w:rPr>
-          <w:rFonts w:hint="eastAsia"/>
+          <w:rFonts w:hint="eastAsia" w:eastAsia="黑体"/>
         </w:rPr>
         <w:t xml:space="preserve">常见器件型号</w:t>
       </w:r>
@@ -2921,7 +3299,7 @@
       </w:pPr>
       <w:r>
         <w:rPr>
-          <w:rFonts w:hint="eastAsia"/>
+          <w:rFonts w:hint="eastAsia" w:eastAsia="黑体"/>
         </w:rPr>
         <w:t xml:space="preserve">运放：TL072、LM358、NE5532。</w:t>
       </w:r>
@@ -2936,25 +3314,31 @@
       </w:pPr>
       <w:r>
         <w:rPr>
-          <w:rFonts w:hint="eastAsia"/>
+          <w:rFonts w:hint="eastAsia" w:eastAsia="黑体"/>
         </w:rPr>
         <w:t xml:space="preserve">电阻/电容：1%（或</w:t>
       </w:r>
       <w:r>
+        <w:rPr>
+          <w:rFonts w:eastAsia="黑体"/>
+        </w:rPr>
         <w:t xml:space="preserve"> </w:t>
       </w:r>
       <w:r>
         <w:rPr>
-          <w:rFonts w:hint="eastAsia"/>
+          <w:rFonts w:hint="eastAsia" w:eastAsia="黑体"/>
         </w:rPr>
         <w:t xml:space="preserve">0.1%）精密金属膜电阻、C0G/NP0</w:t>
       </w:r>
       <w:r>
+        <w:rPr>
+          <w:rFonts w:eastAsia="黑体"/>
+        </w:rPr>
         <w:t xml:space="preserve"> </w:t>
       </w:r>
       <w:r>
         <w:rPr>
-          <w:rFonts w:hint="eastAsia"/>
+          <w:rFonts w:hint="eastAsia" w:eastAsia="黑体"/>
         </w:rPr>
         <w:t xml:space="preserve">或聚苯乙烯电容。</w:t>
       </w:r>
@@ -2969,7 +3353,7 @@
       </w:pPr>
       <w:r>
         <w:rPr>
-          <w:rFonts w:hint="eastAsia"/>
+          <w:rFonts w:hint="eastAsia" w:eastAsia="黑体"/>
         </w:rPr>
         <w:t xml:space="preserve">常用：按需选型。</w:t>
       </w:r>
@@ -2982,7 +3366,7 @@
       </w:pPr>
       <w:r>
         <w:rPr>
-          <w:rFonts w:hint="eastAsia"/>
+          <w:rFonts w:hint="eastAsia" w:eastAsia="黑体"/>
         </w:rPr>
         <w:t xml:space="preserve">注意事项</w:t>
       </w:r>
@@ -2997,34 +3381,43 @@
       </w:pPr>
       <w:r>
         <w:rPr>
-          <w:rFonts w:hint="eastAsia"/>
+          <w:rFonts w:hint="eastAsia" w:eastAsia="黑体"/>
         </w:rPr>
         <w:t xml:space="preserve">无源双</w:t>
       </w:r>
       <w:r>
+        <w:rPr>
+          <w:rFonts w:eastAsia="黑体"/>
+        </w:rPr>
         <w:t xml:space="preserve"> T </w:t>
       </w:r>
       <w:r>
         <w:rPr>
-          <w:rFonts w:hint="eastAsia"/>
+          <w:rFonts w:hint="eastAsia" w:eastAsia="黑体"/>
         </w:rPr>
         <w:t xml:space="preserve">固有</w:t>
       </w:r>
       <w:r>
+        <w:rPr>
+          <w:rFonts w:eastAsia="黑体"/>
+        </w:rPr>
         <w:t xml:space="preserve"> Q </w:t>
       </w:r>
       <w:r>
         <w:rPr>
-          <w:rFonts w:hint="eastAsia"/>
+          <w:rFonts w:hint="eastAsia" w:eastAsia="黑体"/>
         </w:rPr>
         <w:t xml:space="preserve">很低（约</w:t>
       </w:r>
       <w:r>
+        <w:rPr>
+          <w:rFonts w:eastAsia="黑体"/>
+        </w:rPr>
         <w:t xml:space="preserve"> </w:t>
       </w:r>
       <w:r>
         <w:rPr>
-          <w:rFonts w:hint="eastAsia"/>
+          <w:rFonts w:hint="eastAsia" w:eastAsia="黑体"/>
         </w:rPr>
         <w:t xml:space="preserve">0.25），需有源反馈提升以获得窄深陷波。</w:t>
       </w:r>
@@ -3039,16 +3432,19 @@
       </w:pPr>
       <w:r>
         <w:rPr>
-          <w:rFonts w:hint="eastAsia"/>
+          <w:rFonts w:hint="eastAsia" w:eastAsia="黑体"/>
         </w:rPr>
         <w:t xml:space="preserve">元件需严格对称匹配（尤其</w:t>
       </w:r>
       <w:r>
+        <w:rPr>
+          <w:rFonts w:eastAsia="黑体"/>
+        </w:rPr>
         <w:t xml:space="preserve"> R </w:t>
       </w:r>
       <w:r>
         <w:rPr>
-          <w:rFonts w:hint="eastAsia"/>
+          <w:rFonts w:hint="eastAsia" w:eastAsia="黑体"/>
         </w:rPr>
         <w:t xml:space="preserve">的比值与电容容量），否则陷波深度受限。</w:t>
       </w:r>
@@ -3063,16 +3459,19 @@
       </w:pPr>
       <w:r>
         <w:rPr>
-          <w:rFonts w:hint="eastAsia"/>
+          <w:rFonts w:hint="eastAsia" w:eastAsia="黑体"/>
         </w:rPr>
         <w:t xml:space="preserve">精密工频陷波建议用</w:t>
       </w:r>
       <w:r>
+        <w:rPr>
+          <w:rFonts w:eastAsia="黑体"/>
+        </w:rPr>
         <w:t xml:space="preserve"> 0.1% </w:t>
       </w:r>
       <w:r>
         <w:rPr>
-          <w:rFonts w:hint="eastAsia"/>
+          <w:rFonts w:hint="eastAsia" w:eastAsia="黑体"/>
         </w:rPr>
         <w:t xml:space="preserve">电阻与配对电容。</w:t>
       </w:r>
@@ -3085,7 +3484,7 @@
       </w:pPr>
       <w:r>
         <w:rPr>
-          <w:rFonts w:hint="eastAsia"/>
+          <w:rFonts w:hint="eastAsia" w:eastAsia="黑体"/>
         </w:rPr>
         <w:t xml:space="preserve">参考资料</w:t>
       </w:r>
@@ -3099,6 +3498,9 @@
         </w:numPr>
       </w:pPr>
       <w:r>
+        <w:rPr>
+          <w:rFonts w:eastAsia="黑体"/>
+        </w:rPr>
         <w:t xml:space="preserve">Wikipedia: Twin-T oscillator / Band-stop filter。</w:t>
       </w:r>
     </w:p>
@@ -3111,20 +3513,26 @@
         </w:numPr>
       </w:pPr>
       <w:r>
+        <w:rPr>
+          <w:rFonts w:eastAsia="黑体"/>
+        </w:rPr>
         <w:t xml:space="preserve">TI </w:t>
       </w:r>
       <w:r>
         <w:rPr>
-          <w:rFonts w:hint="eastAsia"/>
+          <w:rFonts w:hint="eastAsia" w:eastAsia="黑体"/>
         </w:rPr>
         <w:t xml:space="preserve">应用笔记（陷波滤波器设计，如</w:t>
       </w:r>
       <w:r>
+        <w:rPr>
+          <w:rFonts w:eastAsia="黑体"/>
+        </w:rPr>
         <w:t xml:space="preserve"> SBOA </w:t>
       </w:r>
       <w:r>
         <w:rPr>
-          <w:rFonts w:hint="eastAsia"/>
+          <w:rFonts w:hint="eastAsia" w:eastAsia="黑体"/>
         </w:rPr>
         <w:t xml:space="preserve">相关）。</w:t>
       </w:r>
@@ -3139,7 +3547,7 @@
       </w:pPr>
       <w:r>
         <w:rPr>
-          <w:rFonts w:hint="eastAsia"/>
+          <w:rFonts w:hint="eastAsia" w:eastAsia="黑体"/>
         </w:rPr>
         <w:t xml:space="preserve">《模拟电子技术基础》（童诗白、华成英）。</w:t>
       </w:r>
@@ -3153,11 +3561,11 @@
       </w:pPr>
       <w:r>
         <w:rPr>
-          <w:rFonts w:ascii="Times New Roman" w:hAnsi="Times New Roman"/>
+          <w:rFonts w:ascii="Times New Roman" w:hAnsi="Times New Roman" w:eastAsia="黑体"/>
           <w:color w:val="555555"/>
           <w:sz w:val="21"/>
         </w:rPr>
-        <w:t>材料收集者：杜文杰</w:t>
+        <w:t>材料收集者：杜文杰，WX手机：19519196569，QQ:3478827729</w:t>
       </w:r>
     </w:p>
     <w:sectPr>
@@ -3177,7 +3585,7 @@
 </file>
 
 <file path=word/footer1.xml><?xml version="1.0" encoding="utf-8"?>
-<w:ftr xmlns:m="http://schemas.openxmlformats.org/officeDocument/2006/math" xmlns:mc="http://schemas.openxmlformats.org/markup-compatibility/2006" xmlns:mo="http://schemas.microsoft.com/office/mac/office/2008/main" xmlns:mv="urn:schemas-microsoft-com:mac:vml" xmlns:o="urn:schemas-microsoft-com:office:office" xmlns:r="http://schemas.openxmlformats.org/officeDocument/2006/relationships" xmlns:v="urn:schemas-microsoft-com:vml" xmlns:w10="urn:schemas-microsoft-com:office:word" xmlns:w14="http://schemas.microsoft.com/office/word/2010/wordml" xmlns:w="http://schemas.openxmlformats.org/wordprocessingml/2006/main" xmlns:wne="http://schemas.microsoft.com/office/word/2006/wordml" xmlns:wp14="http://schemas.microsoft.com/office/word/2010/wordprocessingDrawing" xmlns:wp="http://schemas.openxmlformats.org/drawingml/2006/wordprocessingDrawing" xmlns:wpc="http://schemas.microsoft.com/office/word/2010/wordprocessingCanvas" xmlns:wpg="http://schemas.microsoft.com/office/word/2010/wordprocessingGroup" xmlns:wpi="http://schemas.microsoft.com/office/word/2010/wordprocessingInk" xmlns:wps="http://schemas.microsoft.com/office/word/2010/wordprocessingShape" mc:Ignorable="w14 wp14">
+<w:ftr xmlns:mc="http://schemas.openxmlformats.org/markup-compatibility/2006" xmlns:w="http://schemas.openxmlformats.org/wordprocessingml/2006/main" xmlns:m="http://schemas.openxmlformats.org/officeDocument/2006/math" xmlns:mo="http://schemas.microsoft.com/office/mac/office/2008/main" xmlns:mv="urn:schemas-microsoft-com:mac:vml" xmlns:o="urn:schemas-microsoft-com:office:office" xmlns:r="http://schemas.openxmlformats.org/officeDocument/2006/relationships" xmlns:v="urn:schemas-microsoft-com:vml" xmlns:w10="urn:schemas-microsoft-com:office:word" xmlns:w14="http://schemas.microsoft.com/office/word/2010/wordml" xmlns:wne="http://schemas.microsoft.com/office/word/2006/wordml" xmlns:wp14="http://schemas.microsoft.com/office/word/2010/wordprocessingDrawing" xmlns:wp="http://schemas.openxmlformats.org/drawingml/2006/wordprocessingDrawing" xmlns:wpc="http://schemas.microsoft.com/office/word/2010/wordprocessingCanvas" xmlns:wpg="http://schemas.microsoft.com/office/word/2010/wordprocessingGroup" xmlns:wpi="http://schemas.microsoft.com/office/word/2010/wordprocessingInk" xmlns:wps="http://schemas.microsoft.com/office/word/2010/wordprocessingShape" mc:Ignorable="w14 wp14">
   <w:p>
     <w:pPr>
       <w:pStyle w:val="Footer"/>
@@ -3185,12 +3593,14 @@
     </w:pPr>
     <w:r>
       <w:rPr>
+        <w:rFonts w:eastAsia="黑体"/>
         <w:sz w:val="18"/>
       </w:rPr>
       <w:t xml:space="preserve">第 </w:t>
     </w:r>
     <w:r>
       <w:rPr>
+        <w:rFonts w:eastAsia="黑体"/>
         <w:sz w:val="18"/>
       </w:rPr>
       <w:fldChar w:fldCharType="begin"/>
@@ -3199,6 +3609,7 @@
     </w:r>
     <w:r>
       <w:rPr>
+        <w:rFonts w:eastAsia="黑体"/>
         <w:sz w:val="18"/>
       </w:rPr>
       <w:t xml:space="preserve"> 页</w:t>
@@ -3212,6 +3623,9 @@
   <w:footnote w:type="continuationSeparator" w:id="0">
     <w:p>
       <w:r>
+        <w:rPr>
+          <w:rFonts w:eastAsia="黑体"/>
+        </w:rPr>
         <w:continuationSeparator/>
       </w:r>
     </w:p>
@@ -3219,6 +3633,9 @@
   <w:footnote w:type="separator" w:id="-1">
     <w:p>
       <w:r>
+        <w:rPr>
+          <w:rFonts w:eastAsia="黑体"/>
+        </w:rPr>
         <w:separator/>
       </w:r>
     </w:p>
@@ -3227,7 +3644,7 @@
 </file>
 
 <file path=word/header1.xml><?xml version="1.0" encoding="utf-8"?>
-<w:hdr xmlns:m="http://schemas.openxmlformats.org/officeDocument/2006/math" xmlns:mc="http://schemas.openxmlformats.org/markup-compatibility/2006" xmlns:mo="http://schemas.microsoft.com/office/mac/office/2008/main" xmlns:mv="urn:schemas-microsoft-com:mac:vml" xmlns:o="urn:schemas-microsoft-com:office:office" xmlns:r="http://schemas.openxmlformats.org/officeDocument/2006/relationships" xmlns:v="urn:schemas-microsoft-com:vml" xmlns:w10="urn:schemas-microsoft-com:office:word" xmlns:w14="http://schemas.microsoft.com/office/word/2010/wordml" xmlns:w="http://schemas.openxmlformats.org/wordprocessingml/2006/main" xmlns:wne="http://schemas.microsoft.com/office/word/2006/wordml" xmlns:wp14="http://schemas.microsoft.com/office/word/2010/wordprocessingDrawing" xmlns:wp="http://schemas.openxmlformats.org/drawingml/2006/wordprocessingDrawing" xmlns:wpc="http://schemas.microsoft.com/office/word/2010/wordprocessingCanvas" xmlns:wpg="http://schemas.microsoft.com/office/word/2010/wordprocessingGroup" xmlns:wpi="http://schemas.microsoft.com/office/word/2010/wordprocessingInk" xmlns:wps="http://schemas.microsoft.com/office/word/2010/wordprocessingShape" mc:Ignorable="w14 wp14">
+<w:hdr xmlns:mc="http://schemas.openxmlformats.org/markup-compatibility/2006" xmlns:w="http://schemas.openxmlformats.org/wordprocessingml/2006/main" xmlns:m="http://schemas.openxmlformats.org/officeDocument/2006/math" xmlns:mo="http://schemas.microsoft.com/office/mac/office/2008/main" xmlns:mv="urn:schemas-microsoft-com:mac:vml" xmlns:o="urn:schemas-microsoft-com:office:office" xmlns:r="http://schemas.openxmlformats.org/officeDocument/2006/relationships" xmlns:v="urn:schemas-microsoft-com:vml" xmlns:w10="urn:schemas-microsoft-com:office:word" xmlns:w14="http://schemas.microsoft.com/office/word/2010/wordml" xmlns:wne="http://schemas.microsoft.com/office/word/2006/wordml" xmlns:wp14="http://schemas.microsoft.com/office/word/2010/wordprocessingDrawing" xmlns:wp="http://schemas.openxmlformats.org/drawingml/2006/wordprocessingDrawing" xmlns:wpc="http://schemas.microsoft.com/office/word/2010/wordprocessingCanvas" xmlns:wpg="http://schemas.microsoft.com/office/word/2010/wordprocessingGroup" xmlns:wpi="http://schemas.microsoft.com/office/word/2010/wordprocessingInk" xmlns:wps="http://schemas.microsoft.com/office/word/2010/wordprocessingShape" mc:Ignorable="w14 wp14">
   <w:p>
     <w:pPr>
       <w:pStyle w:val="Header"/>
@@ -3235,7 +3652,7 @@
     </w:pPr>
     <w:r>
       <w:rPr>
-        <w:rFonts w:ascii="Times New Roman" w:hAnsi="Times New Roman"/>
+        <w:rFonts w:ascii="Times New Roman" w:hAnsi="Times New Roman" w:eastAsia="黑体"/>
         <w:sz w:val="18"/>
         <w:rFonts w:eastAsia="黑体"/>
         <w:rFonts w:eastAsia="黑体"/>
@@ -3247,7 +3664,7 @@
 </file>
 
 <file path=word/numbering.xml><?xml version="1.0" encoding="utf-8"?>
-<w:numbering xmlns:m="http://schemas.openxmlformats.org/officeDocument/2006/math" xmlns:mc="http://schemas.openxmlformats.org/markup-compatibility/2006" xmlns:mo="http://schemas.microsoft.com/office/mac/office/2008/main" xmlns:mv="urn:schemas-microsoft-com:mac:vml" xmlns:o="urn:schemas-microsoft-com:office:office" xmlns:r="http://schemas.openxmlformats.org/officeDocument/2006/relationships" xmlns:v="urn:schemas-microsoft-com:vml" xmlns:w="http://schemas.openxmlformats.org/wordprocessingml/2006/main" xmlns:w10="urn:schemas-microsoft-com:office:word" xmlns:w14="http://schemas.microsoft.com/office/word/2010/wordml" xmlns:wne="http://schemas.microsoft.com/office/word/2006/wordml" xmlns:wp="http://schemas.openxmlformats.org/drawingml/2006/wordprocessingDrawing" xmlns:wp14="http://schemas.microsoft.com/office/word/2010/wordprocessingDrawing" xmlns:wpc="http://schemas.microsoft.com/office/word/2010/wordprocessingCanvas" xmlns:wpg="http://schemas.microsoft.com/office/word/2010/wordprocessingGroup" xmlns:wpi="http://schemas.microsoft.com/office/word/2010/wordprocessingInk" xmlns:wps="http://schemas.microsoft.com/office/word/2010/wordprocessingShape" mc:Ignorable="w14 wp14">
+<w:numbering xmlns:mc="http://schemas.openxmlformats.org/markup-compatibility/2006" xmlns:w="http://schemas.openxmlformats.org/wordprocessingml/2006/main" xmlns:m="http://schemas.openxmlformats.org/officeDocument/2006/math" xmlns:mo="http://schemas.microsoft.com/office/mac/office/2008/main" xmlns:mv="urn:schemas-microsoft-com:mac:vml" xmlns:o="urn:schemas-microsoft-com:office:office" xmlns:r="http://schemas.openxmlformats.org/officeDocument/2006/relationships" xmlns:v="urn:schemas-microsoft-com:vml" xmlns:w10="urn:schemas-microsoft-com:office:word" xmlns:w14="http://schemas.microsoft.com/office/word/2010/wordml" xmlns:wne="http://schemas.microsoft.com/office/word/2006/wordml" xmlns:wp="http://schemas.openxmlformats.org/drawingml/2006/wordprocessingDrawing" xmlns:wp14="http://schemas.microsoft.com/office/word/2010/wordprocessingDrawing" xmlns:wpc="http://schemas.microsoft.com/office/word/2010/wordprocessingCanvas" xmlns:wpg="http://schemas.microsoft.com/office/word/2010/wordprocessingGroup" xmlns:wpi="http://schemas.microsoft.com/office/word/2010/wordprocessingInk" xmlns:wps="http://schemas.microsoft.com/office/word/2010/wordprocessingShape" mc:Ignorable="w14 wp14">
   <w:abstractNum w:abstractNumId="0">
     <w:nsid w:val="FFFFFF7C"/>
     <w:multiLevelType w:val="singleLevel"/>
@@ -3334,7 +3751,7 @@
         <w:ind w:hanging="360" w:left="1440"/>
       </w:pPr>
       <w:rPr>
-        <w:rFonts w:ascii="Symbol" w:hAnsi="Symbol" w:hint="default"/>
+        <w:rFonts w:ascii="Symbol" w:hAnsi="Symbol" w:hint="default" w:eastAsia="黑体"/>
       </w:rPr>
     </w:lvl>
   </w:abstractNum>
@@ -3355,7 +3772,7 @@
         <w:ind w:hanging="360" w:left="1080"/>
       </w:pPr>
       <w:rPr>
-        <w:rFonts w:ascii="Symbol" w:hAnsi="Symbol" w:hint="default"/>
+        <w:rFonts w:ascii="Symbol" w:hAnsi="Symbol" w:hint="default" w:eastAsia="黑体"/>
       </w:rPr>
     </w:lvl>
   </w:abstractNum>
@@ -3376,7 +3793,7 @@
         <w:ind w:hanging="360" w:left="720"/>
       </w:pPr>
       <w:rPr>
-        <w:rFonts w:ascii="Symbol" w:hAnsi="Symbol" w:hint="default"/>
+        <w:rFonts w:ascii="Symbol" w:hAnsi="Symbol" w:hint="default" w:eastAsia="黑体"/>
       </w:rPr>
     </w:lvl>
   </w:abstractNum>
@@ -3415,7 +3832,7 @@
         <w:ind w:hanging="360" w:left="360"/>
       </w:pPr>
       <w:rPr>
-        <w:rFonts w:ascii="Symbol" w:hAnsi="Symbol" w:hint="default"/>
+        <w:rFonts w:ascii="Symbol" w:hAnsi="Symbol" w:hint="default" w:eastAsia="黑体"/>
       </w:rPr>
     </w:lvl>
   </w:abstractNum>
@@ -3506,7 +3923,7 @@
         <w:ind w:left="720" w:hanging="360"/>
       </w:pPr>
       <w:rPr>
-        <w:rFonts w:ascii="Symbol" w:hAnsi="Symbol" w:cs="Symbol" w:hint="default"/>
+        <w:rFonts w:ascii="Symbol" w:hAnsi="Symbol" w:cs="Symbol" w:hint="default" w:eastAsia="黑体"/>
       </w:rPr>
     </w:lvl>
     <w:lvl w:ilvl="1">
@@ -3517,7 +3934,7 @@
         <w:ind w:left="1440" w:hanging="360"/>
       </w:pPr>
       <w:rPr>
-        <w:rFonts w:ascii="Courier New" w:hAnsi="Courier New" w:cs="Courier New" w:hint="default"/>
+        <w:rFonts w:ascii="Courier New" w:hAnsi="Courier New" w:cs="Courier New" w:hint="default" w:eastAsia="黑体"/>
       </w:rPr>
     </w:lvl>
     <w:lvl w:ilvl="2">
@@ -3528,7 +3945,7 @@
         <w:ind w:left="2160" w:hanging="360"/>
       </w:pPr>
       <w:rPr>
-        <w:rFonts w:ascii="Wingdings" w:hAnsi="Wingdings" w:cs="Wingdings" w:hint="default"/>
+        <w:rFonts w:ascii="Wingdings" w:hAnsi="Wingdings" w:cs="Wingdings" w:hint="default" w:eastAsia="黑体"/>
       </w:rPr>
     </w:lvl>
     <w:lvl w:ilvl="3">
@@ -3539,7 +3956,7 @@
         <w:ind w:left="2880" w:hanging="360"/>
       </w:pPr>
       <w:rPr>
-        <w:rFonts w:ascii="Symbol" w:hAnsi="Symbol" w:cs="Symbol" w:hint="default"/>
+        <w:rFonts w:ascii="Symbol" w:hAnsi="Symbol" w:cs="Symbol" w:hint="default" w:eastAsia="黑体"/>
       </w:rPr>
     </w:lvl>
     <w:lvl w:ilvl="4">
@@ -3550,7 +3967,7 @@
         <w:ind w:left="3600" w:hanging="360"/>
       </w:pPr>
       <w:rPr>
-        <w:rFonts w:ascii="Courier New" w:hAnsi="Courier New" w:cs="Courier New" w:hint="default"/>
+        <w:rFonts w:ascii="Courier New" w:hAnsi="Courier New" w:cs="Courier New" w:hint="default" w:eastAsia="黑体"/>
       </w:rPr>
     </w:lvl>
     <w:lvl w:ilvl="5">
@@ -3561,7 +3978,7 @@
         <w:ind w:left="4320" w:hanging="360"/>
       </w:pPr>
       <w:rPr>
-        <w:rFonts w:ascii="Wingdings" w:hAnsi="Wingdings" w:cs="Wingdings" w:hint="default"/>
+        <w:rFonts w:ascii="Wingdings" w:hAnsi="Wingdings" w:cs="Wingdings" w:hint="default" w:eastAsia="黑体"/>
       </w:rPr>
     </w:lvl>
     <w:lvl w:ilvl="6">
@@ -3572,7 +3989,7 @@
         <w:ind w:left="5040" w:hanging="360"/>
       </w:pPr>
       <w:rPr>
-        <w:rFonts w:ascii="Symbol" w:hAnsi="Symbol" w:cs="Symbol" w:hint="default"/>
+        <w:rFonts w:ascii="Symbol" w:hAnsi="Symbol" w:cs="Symbol" w:hint="default" w:eastAsia="黑体"/>
       </w:rPr>
     </w:lvl>
     <w:lvl w:ilvl="7">
@@ -3583,7 +4000,7 @@
         <w:ind w:left="5760" w:hanging="360"/>
       </w:pPr>
       <w:rPr>
-        <w:rFonts w:ascii="Courier New" w:hAnsi="Courier New" w:cs="Courier New" w:hint="default"/>
+        <w:rFonts w:ascii="Courier New" w:hAnsi="Courier New" w:cs="Courier New" w:hint="default" w:eastAsia="黑体"/>
       </w:rPr>
     </w:lvl>
     <w:lvl w:ilvl="8">
@@ -3594,7 +4011,7 @@
         <w:ind w:left="6480" w:hanging="360"/>
       </w:pPr>
       <w:rPr>
-        <w:rFonts w:ascii="Wingdings" w:hAnsi="Wingdings" w:cs="Wingdings" w:hint="default"/>
+        <w:rFonts w:ascii="Wingdings" w:hAnsi="Wingdings" w:cs="Wingdings" w:hint="default" w:eastAsia="黑体"/>
       </w:rPr>
     </w:lvl>
   </w:abstractNum>
@@ -3650,11 +4067,11 @@
 </file>
 
 <file path=word/styles.xml><?xml version="1.0" encoding="utf-8"?>
-<w:styles xmlns:mc="http://schemas.openxmlformats.org/markup-compatibility/2006" xmlns:r="http://schemas.openxmlformats.org/officeDocument/2006/relationships" xmlns:w="http://schemas.openxmlformats.org/wordprocessingml/2006/main" xmlns:w14="http://schemas.microsoft.com/office/word/2010/wordml" mc:Ignorable="w14">
+<w:styles xmlns:mc="http://schemas.openxmlformats.org/markup-compatibility/2006" xmlns:w="http://schemas.openxmlformats.org/wordprocessingml/2006/main" xmlns:r="http://schemas.openxmlformats.org/officeDocument/2006/relationships" xmlns:w14="http://schemas.microsoft.com/office/word/2010/wordml" mc:Ignorable="w14">
   <w:docDefaults>
     <w:rPrDefault>
       <w:rPr>
-        <w:rFonts w:asciiTheme="minorHAnsi" w:cstheme="minorBidi" w:eastAsiaTheme="minorEastAsia" w:hAnsiTheme="minorHAnsi"/>
+        <w:rFonts w:asciiTheme="minorHAnsi" w:cstheme="minorBidi" w:hAnsiTheme="minorHAnsi" w:eastAsia="黑体"/>
         <w:sz w:val="22"/>
         <w:szCs w:val="22"/>
         <w:lang w:bidi="ar-SA" w:eastAsia="en-US" w:val="en-US"/>
@@ -3876,7 +4293,7 @@
       <w:outlineLvl w:val="0"/>
     </w:pPr>
     <w:rPr>
-      <w:rFonts w:ascii="Times New Roman" w:asciiTheme="majorHAnsi" w:cstheme="majorBidi" w:eastAsia="黑体" w:eastAsiaTheme="majorEastAsia" w:hAnsi="Times New Roman" w:hAnsiTheme="majorHAnsi"/>
+      <w:rFonts w:ascii="Times New Roman" w:asciiTheme="majorHAnsi" w:cstheme="majorBidi" w:eastAsia="黑体" w:hAnsi="Times New Roman" w:hAnsiTheme="majorHAnsi"/>
       <w:b/>
       <w:bCs/>
       <w:color w:val="1F3864"/>
@@ -3900,7 +4317,7 @@
       <w:outlineLvl w:val="1"/>
     </w:pPr>
     <w:rPr>
-      <w:rFonts w:ascii="Times New Roman" w:asciiTheme="majorHAnsi" w:cstheme="majorBidi" w:eastAsia="黑体" w:eastAsiaTheme="majorEastAsia" w:hAnsi="Times New Roman" w:hAnsiTheme="majorHAnsi"/>
+      <w:rFonts w:ascii="Times New Roman" w:asciiTheme="majorHAnsi" w:cstheme="majorBidi" w:eastAsia="黑体" w:hAnsi="Times New Roman" w:hAnsiTheme="majorHAnsi"/>
       <w:b/>
       <w:bCs/>
       <w:color w:val="2E4E7E"/>
@@ -3924,7 +4341,7 @@
       <w:outlineLvl w:val="2"/>
     </w:pPr>
     <w:rPr>
-      <w:rFonts w:ascii="Times New Roman" w:asciiTheme="majorHAnsi" w:cstheme="majorBidi" w:eastAsia="黑体" w:eastAsiaTheme="majorEastAsia" w:hAnsi="Times New Roman" w:hAnsiTheme="majorHAnsi"/>
+      <w:rFonts w:ascii="Times New Roman" w:asciiTheme="majorHAnsi" w:cstheme="majorBidi" w:eastAsia="黑体" w:hAnsi="Times New Roman" w:hAnsiTheme="majorHAnsi"/>
       <w:b/>
       <w:bCs/>
       <w:color w:val="2E4E7E"/>
@@ -3948,7 +4365,7 @@
       <w:outlineLvl w:val="3"/>
     </w:pPr>
     <w:rPr>
-      <w:rFonts w:ascii="Times New Roman" w:asciiTheme="majorHAnsi" w:cstheme="majorBidi" w:eastAsia="黑体" w:eastAsiaTheme="majorEastAsia" w:hAnsi="Times New Roman" w:hAnsiTheme="majorHAnsi"/>
+      <w:rFonts w:ascii="Times New Roman" w:asciiTheme="majorHAnsi" w:cstheme="majorBidi" w:eastAsia="黑体" w:hAnsi="Times New Roman" w:hAnsiTheme="majorHAnsi"/>
       <w:b/>
       <w:bCs/>
       <w:i/>
@@ -3974,7 +4391,7 @@
       <w:outlineLvl w:val="4"/>
     </w:pPr>
     <w:rPr>
-      <w:rFonts w:ascii="Times New Roman" w:asciiTheme="majorHAnsi" w:cstheme="majorBidi" w:eastAsia="黑体" w:eastAsiaTheme="majorEastAsia" w:hAnsi="Times New Roman" w:hAnsiTheme="majorHAnsi"/>
+      <w:rFonts w:ascii="Times New Roman" w:asciiTheme="majorHAnsi" w:cstheme="majorBidi" w:eastAsia="黑体" w:hAnsi="Times New Roman" w:hAnsiTheme="majorHAnsi"/>
       <w:b/>
       <w:color w:val="333333"/>
       <w:sz w:val="22"/>
@@ -3997,7 +4414,7 @@
       <w:outlineLvl w:val="5"/>
     </w:pPr>
     <w:rPr>
-      <w:rFonts w:asciiTheme="majorHAnsi" w:cstheme="majorBidi" w:eastAsiaTheme="majorEastAsia" w:hAnsiTheme="majorHAnsi"/>
+      <w:rFonts w:asciiTheme="majorHAnsi" w:cstheme="majorBidi" w:hAnsiTheme="majorHAnsi" w:eastAsia="黑体"/>
       <w:i/>
       <w:iCs/>
       <w:color w:themeColor="accent1" w:themeShade="7F" w:val="243F60"/>
@@ -4020,7 +4437,7 @@
       <w:outlineLvl w:val="6"/>
     </w:pPr>
     <w:rPr>
-      <w:rFonts w:asciiTheme="majorHAnsi" w:cstheme="majorBidi" w:eastAsiaTheme="majorEastAsia" w:hAnsiTheme="majorHAnsi"/>
+      <w:rFonts w:asciiTheme="majorHAnsi" w:cstheme="majorBidi" w:hAnsiTheme="majorHAnsi" w:eastAsia="黑体"/>
       <w:i/>
       <w:iCs/>
       <w:color w:themeColor="text1" w:themeTint="BF" w:val="404040"/>
@@ -4043,7 +4460,7 @@
       <w:outlineLvl w:val="7"/>
     </w:pPr>
     <w:rPr>
-      <w:rFonts w:asciiTheme="majorHAnsi" w:cstheme="majorBidi" w:eastAsiaTheme="majorEastAsia" w:hAnsiTheme="majorHAnsi"/>
+      <w:rFonts w:asciiTheme="majorHAnsi" w:cstheme="majorBidi" w:hAnsiTheme="majorHAnsi" w:eastAsia="黑体"/>
       <w:color w:themeColor="accent1" w:val="4F81BD"/>
       <w:sz w:val="20"/>
       <w:szCs w:val="20"/>
@@ -4066,7 +4483,7 @@
       <w:outlineLvl w:val="8"/>
     </w:pPr>
     <w:rPr>
-      <w:rFonts w:asciiTheme="majorHAnsi" w:cstheme="majorBidi" w:eastAsiaTheme="majorEastAsia" w:hAnsiTheme="majorHAnsi"/>
+      <w:rFonts w:asciiTheme="majorHAnsi" w:cstheme="majorBidi" w:hAnsiTheme="majorHAnsi" w:eastAsia="黑体"/>
       <w:i/>
       <w:iCs/>
       <w:color w:themeColor="text1" w:themeTint="BF" w:val="404040"/>
@@ -4117,7 +4534,7 @@
     <w:uiPriority w:val="9"/>
     <w:rsid w:val="00FC693F"/>
     <w:rPr>
-      <w:rFonts w:asciiTheme="majorHAnsi" w:cstheme="majorBidi" w:eastAsiaTheme="majorEastAsia" w:hAnsiTheme="majorHAnsi"/>
+      <w:rFonts w:asciiTheme="majorHAnsi" w:cstheme="majorBidi" w:hAnsiTheme="majorHAnsi" w:eastAsia="黑体"/>
       <w:b/>
       <w:bCs/>
       <w:color w:themeColor="accent1" w:themeShade="BF" w:val="365F91"/>
@@ -4132,7 +4549,7 @@
     <w:uiPriority w:val="9"/>
     <w:rsid w:val="00FC693F"/>
     <w:rPr>
-      <w:rFonts w:asciiTheme="majorHAnsi" w:cstheme="majorBidi" w:eastAsiaTheme="majorEastAsia" w:hAnsiTheme="majorHAnsi"/>
+      <w:rFonts w:asciiTheme="majorHAnsi" w:cstheme="majorBidi" w:hAnsiTheme="majorHAnsi" w:eastAsia="黑体"/>
       <w:b/>
       <w:bCs/>
       <w:color w:themeColor="accent1" w:val="4F81BD"/>
@@ -4147,7 +4564,7 @@
     <w:uiPriority w:val="9"/>
     <w:rsid w:val="00FC693F"/>
     <w:rPr>
-      <w:rFonts w:asciiTheme="majorHAnsi" w:cstheme="majorBidi" w:eastAsiaTheme="majorEastAsia" w:hAnsiTheme="majorHAnsi"/>
+      <w:rFonts w:asciiTheme="majorHAnsi" w:cstheme="majorBidi" w:hAnsiTheme="majorHAnsi" w:eastAsia="黑体"/>
       <w:b/>
       <w:bCs/>
       <w:color w:themeColor="accent1" w:val="4F81BD"/>
@@ -4170,7 +4587,7 @@
       <w:contextualSpacing/>
     </w:pPr>
     <w:rPr>
-      <w:rFonts w:ascii="Times New Roman" w:asciiTheme="majorHAnsi" w:cstheme="majorBidi" w:eastAsia="黑体" w:eastAsiaTheme="majorEastAsia" w:hAnsi="Times New Roman" w:hAnsiTheme="majorHAnsi"/>
+      <w:rFonts w:ascii="Times New Roman" w:asciiTheme="majorHAnsi" w:cstheme="majorBidi" w:eastAsia="黑体" w:hAnsi="Times New Roman" w:hAnsiTheme="majorHAnsi"/>
       <w:b/>
       <w:color w:val="1F3864"/>
       <w:spacing w:val="5"/>
@@ -4186,7 +4603,7 @@
     <w:uiPriority w:val="10"/>
     <w:rsid w:val="00FC693F"/>
     <w:rPr>
-      <w:rFonts w:asciiTheme="majorHAnsi" w:cstheme="majorBidi" w:eastAsiaTheme="majorEastAsia" w:hAnsiTheme="majorHAnsi"/>
+      <w:rFonts w:asciiTheme="majorHAnsi" w:cstheme="majorBidi" w:hAnsiTheme="majorHAnsi" w:eastAsia="黑体"/>
       <w:color w:themeColor="text2" w:themeShade="BF" w:val="17365D"/>
       <w:spacing w:val="5"/>
       <w:kern w:val="28"/>
@@ -4208,7 +4625,7 @@
       </w:numPr>
     </w:pPr>
     <w:rPr>
-      <w:rFonts w:asciiTheme="majorHAnsi" w:cstheme="majorBidi" w:eastAsiaTheme="majorEastAsia" w:hAnsiTheme="majorHAnsi"/>
+      <w:rFonts w:asciiTheme="majorHAnsi" w:cstheme="majorBidi" w:hAnsiTheme="majorHAnsi" w:eastAsia="黑体"/>
       <w:i/>
       <w:iCs/>
       <w:color w:themeColor="accent1" w:val="4F81BD"/>
@@ -4224,7 +4641,7 @@
     <w:uiPriority w:val="11"/>
     <w:rsid w:val="00FC693F"/>
     <w:rPr>
-      <w:rFonts w:asciiTheme="majorHAnsi" w:cstheme="majorBidi" w:eastAsiaTheme="majorEastAsia" w:hAnsiTheme="majorHAnsi"/>
+      <w:rFonts w:asciiTheme="majorHAnsi" w:cstheme="majorBidi" w:hAnsiTheme="majorHAnsi" w:eastAsia="黑体"/>
       <w:i/>
       <w:iCs/>
       <w:color w:themeColor="accent1" w:val="4F81BD"/>
@@ -4291,6 +4708,7 @@
       <w:spacing w:after="120"/>
     </w:pPr>
     <w:rPr>
+      <w:rFonts w:eastAsia="黑体"/>
       <w:sz w:val="16"/>
       <w:szCs w:val="16"/>
     </w:rPr>
@@ -4302,6 +4720,7 @@
     <w:uiPriority w:val="99"/>
     <w:rsid w:val="00AA1D8D"/>
     <w:rPr>
+      <w:rFonts w:eastAsia="黑体"/>
       <w:sz w:val="16"/>
       <w:szCs w:val="16"/>
     </w:rPr>
@@ -4471,7 +4890,7 @@
       </w:tabs>
     </w:pPr>
     <w:rPr>
-      <w:rFonts w:ascii="Courier" w:hAnsi="Courier"/>
+      <w:rFonts w:ascii="Courier" w:hAnsi="Courier" w:eastAsia="黑体"/>
       <w:sz w:val="20"/>
       <w:szCs w:val="20"/>
     </w:rPr>
@@ -4483,7 +4902,7 @@
     <w:uiPriority w:val="99"/>
     <w:rsid w:val="0029639D"/>
     <w:rPr>
-      <w:rFonts w:ascii="Courier" w:hAnsi="Courier"/>
+      <w:rFonts w:ascii="Courier" w:hAnsi="Courier" w:eastAsia="黑体"/>
       <w:sz w:val="20"/>
       <w:szCs w:val="20"/>
     </w:rPr>
@@ -4519,6 +4938,7 @@
     <w:uiPriority w:val="29"/>
     <w:rsid w:val="00FC693F"/>
     <w:rPr>
+      <w:rFonts w:eastAsia="黑体"/>
       <w:i/>
       <w:iCs/>
       <w:color w:themeColor="text1" w:val="000000"/>
@@ -4532,7 +4952,7 @@
     <w:semiHidden/>
     <w:rsid w:val="00FC693F"/>
     <w:rPr>
-      <w:rFonts w:asciiTheme="majorHAnsi" w:cstheme="majorBidi" w:eastAsiaTheme="majorEastAsia" w:hAnsiTheme="majorHAnsi"/>
+      <w:rFonts w:asciiTheme="majorHAnsi" w:cstheme="majorBidi" w:hAnsiTheme="majorHAnsi" w:eastAsia="黑体"/>
       <w:b/>
       <w:bCs/>
       <w:i/>
@@ -4548,7 +4968,7 @@
     <w:semiHidden/>
     <w:rsid w:val="00FC693F"/>
     <w:rPr>
-      <w:rFonts w:asciiTheme="majorHAnsi" w:cstheme="majorBidi" w:eastAsiaTheme="majorEastAsia" w:hAnsiTheme="majorHAnsi"/>
+      <w:rFonts w:asciiTheme="majorHAnsi" w:cstheme="majorBidi" w:hAnsiTheme="majorHAnsi" w:eastAsia="黑体"/>
       <w:color w:themeColor="accent1" w:themeShade="7F" w:val="243F60"/>
     </w:rPr>
   </w:style>
@@ -4560,7 +4980,7 @@
     <w:semiHidden/>
     <w:rsid w:val="00FC693F"/>
     <w:rPr>
-      <w:rFonts w:asciiTheme="majorHAnsi" w:cstheme="majorBidi" w:eastAsiaTheme="majorEastAsia" w:hAnsiTheme="majorHAnsi"/>
+      <w:rFonts w:asciiTheme="majorHAnsi" w:cstheme="majorBidi" w:hAnsiTheme="majorHAnsi" w:eastAsia="黑体"/>
       <w:i/>
       <w:iCs/>
       <w:color w:themeColor="accent1" w:themeShade="7F" w:val="243F60"/>
@@ -4574,7 +4994,7 @@
     <w:semiHidden/>
     <w:rsid w:val="00FC693F"/>
     <w:rPr>
-      <w:rFonts w:asciiTheme="majorHAnsi" w:cstheme="majorBidi" w:eastAsiaTheme="majorEastAsia" w:hAnsiTheme="majorHAnsi"/>
+      <w:rFonts w:asciiTheme="majorHAnsi" w:cstheme="majorBidi" w:hAnsiTheme="majorHAnsi" w:eastAsia="黑体"/>
       <w:i/>
       <w:iCs/>
       <w:color w:themeColor="text1" w:themeTint="BF" w:val="404040"/>
@@ -4588,7 +5008,7 @@
     <w:semiHidden/>
     <w:rsid w:val="00FC693F"/>
     <w:rPr>
-      <w:rFonts w:asciiTheme="majorHAnsi" w:cstheme="majorBidi" w:eastAsiaTheme="majorEastAsia" w:hAnsiTheme="majorHAnsi"/>
+      <w:rFonts w:asciiTheme="majorHAnsi" w:cstheme="majorBidi" w:hAnsiTheme="majorHAnsi" w:eastAsia="黑体"/>
       <w:color w:themeColor="accent1" w:val="4F81BD"/>
       <w:sz w:val="20"/>
       <w:szCs w:val="20"/>
@@ -4602,7 +5022,7 @@
     <w:semiHidden/>
     <w:rsid w:val="00FC693F"/>
     <w:rPr>
-      <w:rFonts w:asciiTheme="majorHAnsi" w:cstheme="majorBidi" w:eastAsiaTheme="majorEastAsia" w:hAnsiTheme="majorHAnsi"/>
+      <w:rFonts w:asciiTheme="majorHAnsi" w:cstheme="majorBidi" w:hAnsiTheme="majorHAnsi" w:eastAsia="黑体"/>
       <w:i/>
       <w:iCs/>
       <w:color w:themeColor="text1" w:themeTint="BF" w:val="404040"/>
@@ -4623,6 +5043,7 @@
       <w:spacing w:line="240" w:lineRule="auto"/>
     </w:pPr>
     <w:rPr>
+      <w:rFonts w:eastAsia="黑体"/>
       <w:b/>
       <w:bCs/>
       <w:color w:themeColor="accent1" w:val="4F81BD"/>
@@ -4637,6 +5058,7 @@
     <w:qFormat/>
     <w:rsid w:val="00FC693F"/>
     <w:rPr>
+      <w:rFonts w:eastAsia="黑体"/>
       <w:b/>
       <w:bCs/>
     </w:rPr>
@@ -4648,6 +5070,7 @@
     <w:qFormat/>
     <w:rsid w:val="00FC693F"/>
     <w:rPr>
+      <w:rFonts w:eastAsia="黑体"/>
       <w:i/>
       <w:iCs/>
     </w:rPr>
@@ -4668,6 +5091,7 @@
       <w:ind w:left="936" w:right="936"/>
     </w:pPr>
     <w:rPr>
+      <w:rFonts w:eastAsia="黑体"/>
       <w:b/>
       <w:bCs/>
       <w:i/>
@@ -4682,6 +5106,7 @@
     <w:uiPriority w:val="30"/>
     <w:rsid w:val="00FC693F"/>
     <w:rPr>
+      <w:rFonts w:eastAsia="黑体"/>
       <w:b/>
       <w:bCs/>
       <w:i/>
@@ -4696,6 +5121,7 @@
     <w:qFormat/>
     <w:rsid w:val="00FC693F"/>
     <w:rPr>
+      <w:rFonts w:eastAsia="黑体"/>
       <w:i/>
       <w:iCs/>
       <w:color w:themeColor="text1" w:themeTint="7F" w:val="808080"/>
@@ -4708,6 +5134,7 @@
     <w:qFormat/>
     <w:rsid w:val="00FC693F"/>
     <w:rPr>
+      <w:rFonts w:eastAsia="黑体"/>
       <w:b/>
       <w:bCs/>
       <w:i/>
@@ -4722,6 +5149,7 @@
     <w:qFormat/>
     <w:rsid w:val="00FC693F"/>
     <w:rPr>
+      <w:rFonts w:eastAsia="黑体"/>
       <w:smallCaps/>
       <w:color w:themeColor="accent2" w:val="C0504D"/>
       <w:u w:val="single"/>
@@ -4734,6 +5162,7 @@
     <w:qFormat/>
     <w:rsid w:val="00FC693F"/>
     <w:rPr>
+      <w:rFonts w:eastAsia="黑体"/>
       <w:b/>
       <w:bCs/>
       <w:smallCaps/>
@@ -4749,6 +5178,7 @@
     <w:qFormat/>
     <w:rsid w:val="00FC693F"/>
     <w:rPr>
+      <w:rFonts w:eastAsia="黑体"/>
       <w:b/>
       <w:bCs/>
       <w:smallCaps/>
@@ -4803,6 +5233,7 @@
       <w:spacing w:after="0" w:line="240" w:lineRule="auto"/>
     </w:pPr>
     <w:rPr>
+      <w:rFonts w:eastAsia="黑体"/>
       <w:color w:themeColor="text1" w:themeShade="BF" w:val="000000"/>
     </w:rPr>
     <w:tblPr>
@@ -4825,6 +5256,7 @@
         <w:spacing w:after="0" w:before="0" w:line="240" w:lineRule="auto"/>
       </w:pPr>
       <w:rPr>
+        <w:rFonts w:eastAsia="黑体"/>
         <w:b/>
         <w:bCs/>
       </w:rPr>
@@ -4845,6 +5277,7 @@
         <w:spacing w:after="0" w:before="0" w:line="240" w:lineRule="auto"/>
       </w:pPr>
       <w:rPr>
+        <w:rFonts w:eastAsia="黑体"/>
         <w:b/>
         <w:bCs/>
       </w:rPr>
@@ -4862,12 +5295,14 @@
     </w:tblStylePr>
     <w:tblStylePr w:type="firstCol">
       <w:rPr>
+        <w:rFonts w:eastAsia="黑体"/>
         <w:b/>
         <w:bCs/>
       </w:rPr>
     </w:tblStylePr>
     <w:tblStylePr w:type="lastCol">
       <w:rPr>
+        <w:rFonts w:eastAsia="黑体"/>
         <w:b/>
         <w:bCs/>
       </w:rPr>
@@ -4906,6 +5341,7 @@
       <w:spacing w:after="0" w:line="240" w:lineRule="auto"/>
     </w:pPr>
     <w:rPr>
+      <w:rFonts w:eastAsia="黑体"/>
       <w:color w:themeColor="accent1" w:themeShade="BF" w:val="365F91"/>
     </w:rPr>
     <w:tblPr>
@@ -4928,6 +5364,7 @@
         <w:spacing w:after="0" w:before="0" w:line="240" w:lineRule="auto"/>
       </w:pPr>
       <w:rPr>
+        <w:rFonts w:eastAsia="黑体"/>
         <w:b/>
         <w:bCs/>
       </w:rPr>
@@ -4948,6 +5385,7 @@
         <w:spacing w:after="0" w:before="0" w:line="240" w:lineRule="auto"/>
       </w:pPr>
       <w:rPr>
+        <w:rFonts w:eastAsia="黑体"/>
         <w:b/>
         <w:bCs/>
       </w:rPr>
@@ -4965,12 +5403,14 @@
     </w:tblStylePr>
     <w:tblStylePr w:type="firstCol">
       <w:rPr>
+        <w:rFonts w:eastAsia="黑体"/>
         <w:b/>
         <w:bCs/>
       </w:rPr>
     </w:tblStylePr>
     <w:tblStylePr w:type="lastCol">
       <w:rPr>
+        <w:rFonts w:eastAsia="黑体"/>
         <w:b/>
         <w:bCs/>
       </w:rPr>
@@ -5009,6 +5449,7 @@
       <w:spacing w:after="0" w:line="240" w:lineRule="auto"/>
     </w:pPr>
     <w:rPr>
+      <w:rFonts w:eastAsia="黑体"/>
       <w:color w:themeColor="accent2" w:themeShade="BF" w:val="943634"/>
     </w:rPr>
     <w:tblPr>
@@ -5031,6 +5472,7 @@
         <w:spacing w:after="0" w:before="0" w:line="240" w:lineRule="auto"/>
       </w:pPr>
       <w:rPr>
+        <w:rFonts w:eastAsia="黑体"/>
         <w:b/>
         <w:bCs/>
       </w:rPr>
@@ -5051,6 +5493,7 @@
         <w:spacing w:after="0" w:before="0" w:line="240" w:lineRule="auto"/>
       </w:pPr>
       <w:rPr>
+        <w:rFonts w:eastAsia="黑体"/>
         <w:b/>
         <w:bCs/>
       </w:rPr>
@@ -5068,12 +5511,14 @@
     </w:tblStylePr>
     <w:tblStylePr w:type="firstCol">
       <w:rPr>
+        <w:rFonts w:eastAsia="黑体"/>
         <w:b/>
         <w:bCs/>
       </w:rPr>
     </w:tblStylePr>
     <w:tblStylePr w:type="lastCol">
       <w:rPr>
+        <w:rFonts w:eastAsia="黑体"/>
         <w:b/>
         <w:bCs/>
       </w:rPr>
@@ -5112,6 +5557,7 @@
       <w:spacing w:after="0" w:line="240" w:lineRule="auto"/>
     </w:pPr>
     <w:rPr>
+      <w:rFonts w:eastAsia="黑体"/>
       <w:color w:themeColor="accent3" w:themeShade="BF" w:val="76923C"/>
     </w:rPr>
     <w:tblPr>
@@ -5134,6 +5580,7 @@
         <w:spacing w:after="0" w:before="0" w:line="240" w:lineRule="auto"/>
       </w:pPr>
       <w:rPr>
+        <w:rFonts w:eastAsia="黑体"/>
         <w:b/>
         <w:bCs/>
       </w:rPr>
@@ -5154,6 +5601,7 @@
         <w:spacing w:after="0" w:before="0" w:line="240" w:lineRule="auto"/>
       </w:pPr>
       <w:rPr>
+        <w:rFonts w:eastAsia="黑体"/>
         <w:b/>
         <w:bCs/>
       </w:rPr>
@@ -5171,12 +5619,14 @@
     </w:tblStylePr>
     <w:tblStylePr w:type="firstCol">
       <w:rPr>
+        <w:rFonts w:eastAsia="黑体"/>
         <w:b/>
         <w:bCs/>
       </w:rPr>
     </w:tblStylePr>
     <w:tblStylePr w:type="lastCol">
       <w:rPr>
+        <w:rFonts w:eastAsia="黑体"/>
         <w:b/>
         <w:bCs/>
       </w:rPr>
@@ -5215,6 +5665,7 @@
       <w:spacing w:after="0" w:line="240" w:lineRule="auto"/>
     </w:pPr>
     <w:rPr>
+      <w:rFonts w:eastAsia="黑体"/>
       <w:color w:themeColor="accent4" w:themeShade="BF" w:val="5F497A"/>
     </w:rPr>
     <w:tblPr>
@@ -5237,6 +5688,7 @@
         <w:spacing w:after="0" w:before="0" w:line="240" w:lineRule="auto"/>
       </w:pPr>
       <w:rPr>
+        <w:rFonts w:eastAsia="黑体"/>
         <w:b/>
         <w:bCs/>
       </w:rPr>
@@ -5257,6 +5709,7 @@
         <w:spacing w:after="0" w:before="0" w:line="240" w:lineRule="auto"/>
       </w:pPr>
       <w:rPr>
+        <w:rFonts w:eastAsia="黑体"/>
         <w:b/>
         <w:bCs/>
       </w:rPr>
@@ -5274,12 +5727,14 @@
     </w:tblStylePr>
     <w:tblStylePr w:type="firstCol">
       <w:rPr>
+        <w:rFonts w:eastAsia="黑体"/>
         <w:b/>
         <w:bCs/>
       </w:rPr>
     </w:tblStylePr>
     <w:tblStylePr w:type="lastCol">
       <w:rPr>
+        <w:rFonts w:eastAsia="黑体"/>
         <w:b/>
         <w:bCs/>
       </w:rPr>
@@ -5318,6 +5773,7 @@
       <w:spacing w:after="0" w:line="240" w:lineRule="auto"/>
     </w:pPr>
     <w:rPr>
+      <w:rFonts w:eastAsia="黑体"/>
       <w:color w:themeColor="accent5" w:themeShade="BF" w:val="31849B"/>
     </w:rPr>
     <w:tblPr>
@@ -5340,6 +5796,7 @@
         <w:spacing w:after="0" w:before="0" w:line="240" w:lineRule="auto"/>
       </w:pPr>
       <w:rPr>
+        <w:rFonts w:eastAsia="黑体"/>
         <w:b/>
         <w:bCs/>
       </w:rPr>
@@ -5360,6 +5817,7 @@
         <w:spacing w:after="0" w:before="0" w:line="240" w:lineRule="auto"/>
       </w:pPr>
       <w:rPr>
+        <w:rFonts w:eastAsia="黑体"/>
         <w:b/>
         <w:bCs/>
       </w:rPr>
@@ -5377,12 +5835,14 @@
     </w:tblStylePr>
     <w:tblStylePr w:type="firstCol">
       <w:rPr>
+        <w:rFonts w:eastAsia="黑体"/>
         <w:b/>
         <w:bCs/>
       </w:rPr>
     </w:tblStylePr>
     <w:tblStylePr w:type="lastCol">
       <w:rPr>
+        <w:rFonts w:eastAsia="黑体"/>
         <w:b/>
         <w:bCs/>
       </w:rPr>
@@ -5421,6 +5881,7 @@
       <w:spacing w:after="0" w:line="240" w:lineRule="auto"/>
     </w:pPr>
     <w:rPr>
+      <w:rFonts w:eastAsia="黑体"/>
       <w:color w:themeColor="accent6" w:themeShade="BF" w:val="E36C0A"/>
     </w:rPr>
     <w:tblPr>
@@ -5443,6 +5904,7 @@
         <w:spacing w:after="0" w:before="0" w:line="240" w:lineRule="auto"/>
       </w:pPr>
       <w:rPr>
+        <w:rFonts w:eastAsia="黑体"/>
         <w:b/>
         <w:bCs/>
       </w:rPr>
@@ -5463,6 +5925,7 @@
         <w:spacing w:after="0" w:before="0" w:line="240" w:lineRule="auto"/>
       </w:pPr>
       <w:rPr>
+        <w:rFonts w:eastAsia="黑体"/>
         <w:b/>
         <w:bCs/>
       </w:rPr>
@@ -5480,12 +5943,14 @@
     </w:tblStylePr>
     <w:tblStylePr w:type="firstCol">
       <w:rPr>
+        <w:rFonts w:eastAsia="黑体"/>
         <w:b/>
         <w:bCs/>
       </w:rPr>
     </w:tblStylePr>
     <w:tblStylePr w:type="lastCol">
       <w:rPr>
+        <w:rFonts w:eastAsia="黑体"/>
         <w:b/>
         <w:bCs/>
       </w:rPr>
@@ -5545,6 +6010,7 @@
         <w:spacing w:after="0" w:before="0" w:line="240" w:lineRule="auto"/>
       </w:pPr>
       <w:rPr>
+        <w:rFonts w:eastAsia="黑体"/>
         <w:b/>
         <w:bCs/>
         <w:color w:themeColor="background1" w:val="FFFFFF"/>
@@ -5559,6 +6025,7 @@
         <w:spacing w:after="0" w:before="0" w:line="240" w:lineRule="auto"/>
       </w:pPr>
       <w:rPr>
+        <w:rFonts w:eastAsia="黑体"/>
         <w:b/>
         <w:bCs/>
       </w:rPr>
@@ -5574,12 +6041,14 @@
     </w:tblStylePr>
     <w:tblStylePr w:type="firstCol">
       <w:rPr>
+        <w:rFonts w:eastAsia="黑体"/>
         <w:b/>
         <w:bCs/>
       </w:rPr>
     </w:tblStylePr>
     <w:tblStylePr w:type="lastCol">
       <w:rPr>
+        <w:rFonts w:eastAsia="黑体"/>
         <w:b/>
         <w:bCs/>
       </w:rPr>
@@ -5637,6 +6106,7 @@
         <w:spacing w:after="0" w:before="0" w:line="240" w:lineRule="auto"/>
       </w:pPr>
       <w:rPr>
+        <w:rFonts w:eastAsia="黑体"/>
         <w:b/>
         <w:bCs/>
         <w:color w:themeColor="background1" w:val="FFFFFF"/>
@@ -5651,6 +6121,7 @@
         <w:spacing w:after="0" w:before="0" w:line="240" w:lineRule="auto"/>
       </w:pPr>
       <w:rPr>
+        <w:rFonts w:eastAsia="黑体"/>
         <w:b/>
         <w:bCs/>
       </w:rPr>
@@ -5666,12 +6137,14 @@
     </w:tblStylePr>
     <w:tblStylePr w:type="firstCol">
       <w:rPr>
+        <w:rFonts w:eastAsia="黑体"/>
         <w:b/>
         <w:bCs/>
       </w:rPr>
     </w:tblStylePr>
     <w:tblStylePr w:type="lastCol">
       <w:rPr>
+        <w:rFonts w:eastAsia="黑体"/>
         <w:b/>
         <w:bCs/>
       </w:rPr>
@@ -5729,6 +6202,7 @@
         <w:spacing w:after="0" w:before="0" w:line="240" w:lineRule="auto"/>
       </w:pPr>
       <w:rPr>
+        <w:rFonts w:eastAsia="黑体"/>
         <w:b/>
         <w:bCs/>
         <w:color w:themeColor="background1" w:val="FFFFFF"/>
@@ -5743,6 +6217,7 @@
         <w:spacing w:after="0" w:before="0" w:line="240" w:lineRule="auto"/>
       </w:pPr>
       <w:rPr>
+        <w:rFonts w:eastAsia="黑体"/>
         <w:b/>
         <w:bCs/>
       </w:rPr>
@@ -5758,12 +6233,14 @@
     </w:tblStylePr>
     <w:tblStylePr w:type="firstCol">
       <w:rPr>
+        <w:rFonts w:eastAsia="黑体"/>
         <w:b/>
         <w:bCs/>
       </w:rPr>
     </w:tblStylePr>
     <w:tblStylePr w:type="lastCol">
       <w:rPr>
+        <w:rFonts w:eastAsia="黑体"/>
         <w:b/>
         <w:bCs/>
       </w:rPr>
@@ -5821,6 +6298,7 @@
         <w:spacing w:after="0" w:before="0" w:line="240" w:lineRule="auto"/>
       </w:pPr>
       <w:rPr>
+        <w:rFonts w:eastAsia="黑体"/>
         <w:b/>
         <w:bCs/>
         <w:color w:themeColor="background1" w:val="FFFFFF"/>
@@ -5835,6 +6313,7 @@
         <w:spacing w:after="0" w:before="0" w:line="240" w:lineRule="auto"/>
       </w:pPr>
       <w:rPr>
+        <w:rFonts w:eastAsia="黑体"/>
         <w:b/>
         <w:bCs/>
       </w:rPr>
@@ -5850,12 +6329,14 @@
     </w:tblStylePr>
     <w:tblStylePr w:type="firstCol">
       <w:rPr>
+        <w:rFonts w:eastAsia="黑体"/>
         <w:b/>
         <w:bCs/>
       </w:rPr>
     </w:tblStylePr>
     <w:tblStylePr w:type="lastCol">
       <w:rPr>
+        <w:rFonts w:eastAsia="黑体"/>
         <w:b/>
         <w:bCs/>
       </w:rPr>
@@ -5913,6 +6394,7 @@
         <w:spacing w:after="0" w:before="0" w:line="240" w:lineRule="auto"/>
       </w:pPr>
       <w:rPr>
+        <w:rFonts w:eastAsia="黑体"/>
         <w:b/>
         <w:bCs/>
         <w:color w:themeColor="background1" w:val="FFFFFF"/>
@@ -5927,6 +6409,7 @@
         <w:spacing w:after="0" w:before="0" w:line="240" w:lineRule="auto"/>
       </w:pPr>
       <w:rPr>
+        <w:rFonts w:eastAsia="黑体"/>
         <w:b/>
         <w:bCs/>
       </w:rPr>
@@ -5942,12 +6425,14 @@
     </w:tblStylePr>
     <w:tblStylePr w:type="firstCol">
       <w:rPr>
+        <w:rFonts w:eastAsia="黑体"/>
         <w:b/>
         <w:bCs/>
       </w:rPr>
     </w:tblStylePr>
     <w:tblStylePr w:type="lastCol">
       <w:rPr>
+        <w:rFonts w:eastAsia="黑体"/>
         <w:b/>
         <w:bCs/>
       </w:rPr>
@@ -6005,6 +6490,7 @@
         <w:spacing w:after="0" w:before="0" w:line="240" w:lineRule="auto"/>
       </w:pPr>
       <w:rPr>
+        <w:rFonts w:eastAsia="黑体"/>
         <w:b/>
         <w:bCs/>
         <w:color w:themeColor="background1" w:val="FFFFFF"/>
@@ -6019,6 +6505,7 @@
         <w:spacing w:after="0" w:before="0" w:line="240" w:lineRule="auto"/>
       </w:pPr>
       <w:rPr>
+        <w:rFonts w:eastAsia="黑体"/>
         <w:b/>
         <w:bCs/>
       </w:rPr>
@@ -6034,12 +6521,14 @@
     </w:tblStylePr>
     <w:tblStylePr w:type="firstCol">
       <w:rPr>
+        <w:rFonts w:eastAsia="黑体"/>
         <w:b/>
         <w:bCs/>
       </w:rPr>
     </w:tblStylePr>
     <w:tblStylePr w:type="lastCol">
       <w:rPr>
+        <w:rFonts w:eastAsia="黑体"/>
         <w:b/>
         <w:bCs/>
       </w:rPr>
@@ -6097,6 +6586,7 @@
         <w:spacing w:after="0" w:before="0" w:line="240" w:lineRule="auto"/>
       </w:pPr>
       <w:rPr>
+        <w:rFonts w:eastAsia="黑体"/>
         <w:b/>
         <w:bCs/>
         <w:color w:themeColor="background1" w:val="FFFFFF"/>
@@ -6111,6 +6601,7 @@
         <w:spacing w:after="0" w:before="0" w:line="240" w:lineRule="auto"/>
       </w:pPr>
       <w:rPr>
+        <w:rFonts w:eastAsia="黑体"/>
         <w:b/>
         <w:bCs/>
       </w:rPr>
@@ -6126,12 +6617,14 @@
     </w:tblStylePr>
     <w:tblStylePr w:type="firstCol">
       <w:rPr>
+        <w:rFonts w:eastAsia="黑体"/>
         <w:b/>
         <w:bCs/>
       </w:rPr>
     </w:tblStylePr>
     <w:tblStylePr w:type="lastCol">
       <w:rPr>
+        <w:rFonts w:eastAsia="黑体"/>
         <w:b/>
         <w:bCs/>
       </w:rPr>
@@ -6191,7 +6684,7 @@
         <w:spacing w:after="0" w:before="0" w:line="240" w:lineRule="auto"/>
       </w:pPr>
       <w:rPr>
-        <w:rFonts w:asciiTheme="majorHAnsi" w:cstheme="majorBidi" w:eastAsiaTheme="majorEastAsia" w:hAnsiTheme="majorHAnsi"/>
+        <w:rFonts w:asciiTheme="majorHAnsi" w:cstheme="majorBidi" w:hAnsiTheme="majorHAnsi" w:eastAsia="黑体"/>
         <w:b/>
         <w:bCs/>
       </w:rPr>
@@ -6212,7 +6705,7 @@
         <w:spacing w:after="0" w:before="0" w:line="240" w:lineRule="auto"/>
       </w:pPr>
       <w:rPr>
-        <w:rFonts w:asciiTheme="majorHAnsi" w:cstheme="majorBidi" w:eastAsiaTheme="majorEastAsia" w:hAnsiTheme="majorHAnsi"/>
+        <w:rFonts w:asciiTheme="majorHAnsi" w:cstheme="majorBidi" w:hAnsiTheme="majorHAnsi" w:eastAsia="黑体"/>
         <w:b/>
         <w:bCs/>
       </w:rPr>
@@ -6230,14 +6723,14 @@
     </w:tblStylePr>
     <w:tblStylePr w:type="firstCol">
       <w:rPr>
-        <w:rFonts w:asciiTheme="majorHAnsi" w:cstheme="majorBidi" w:eastAsiaTheme="majorEastAsia" w:hAnsiTheme="majorHAnsi"/>
+        <w:rFonts w:asciiTheme="majorHAnsi" w:cstheme="majorBidi" w:hAnsiTheme="majorHAnsi" w:eastAsia="黑体"/>
         <w:b/>
         <w:bCs/>
       </w:rPr>
     </w:tblStylePr>
     <w:tblStylePr w:type="lastCol">
       <w:rPr>
-        <w:rFonts w:asciiTheme="majorHAnsi" w:cstheme="majorBidi" w:eastAsiaTheme="majorEastAsia" w:hAnsiTheme="majorHAnsi"/>
+        <w:rFonts w:asciiTheme="majorHAnsi" w:cstheme="majorBidi" w:hAnsiTheme="majorHAnsi" w:eastAsia="黑体"/>
         <w:b/>
         <w:bCs/>
       </w:rPr>
@@ -6321,7 +6814,7 @@
         <w:spacing w:after="0" w:before="0" w:line="240" w:lineRule="auto"/>
       </w:pPr>
       <w:rPr>
-        <w:rFonts w:asciiTheme="majorHAnsi" w:cstheme="majorBidi" w:eastAsiaTheme="majorEastAsia" w:hAnsiTheme="majorHAnsi"/>
+        <w:rFonts w:asciiTheme="majorHAnsi" w:cstheme="majorBidi" w:hAnsiTheme="majorHAnsi" w:eastAsia="黑体"/>
         <w:b/>
         <w:bCs/>
       </w:rPr>
@@ -6342,7 +6835,7 @@
         <w:spacing w:after="0" w:before="0" w:line="240" w:lineRule="auto"/>
       </w:pPr>
       <w:rPr>
-        <w:rFonts w:asciiTheme="majorHAnsi" w:cstheme="majorBidi" w:eastAsiaTheme="majorEastAsia" w:hAnsiTheme="majorHAnsi"/>
+        <w:rFonts w:asciiTheme="majorHAnsi" w:cstheme="majorBidi" w:hAnsiTheme="majorHAnsi" w:eastAsia="黑体"/>
         <w:b/>
         <w:bCs/>
       </w:rPr>
@@ -6360,14 +6853,14 @@
     </w:tblStylePr>
     <w:tblStylePr w:type="firstCol">
       <w:rPr>
-        <w:rFonts w:asciiTheme="majorHAnsi" w:cstheme="majorBidi" w:eastAsiaTheme="majorEastAsia" w:hAnsiTheme="majorHAnsi"/>
+        <w:rFonts w:asciiTheme="majorHAnsi" w:cstheme="majorBidi" w:hAnsiTheme="majorHAnsi" w:eastAsia="黑体"/>
         <w:b/>
         <w:bCs/>
       </w:rPr>
     </w:tblStylePr>
     <w:tblStylePr w:type="lastCol">
       <w:rPr>
-        <w:rFonts w:asciiTheme="majorHAnsi" w:cstheme="majorBidi" w:eastAsiaTheme="majorEastAsia" w:hAnsiTheme="majorHAnsi"/>
+        <w:rFonts w:asciiTheme="majorHAnsi" w:cstheme="majorBidi" w:hAnsiTheme="majorHAnsi" w:eastAsia="黑体"/>
         <w:b/>
         <w:bCs/>
       </w:rPr>
@@ -6451,7 +6944,7 @@
         <w:spacing w:after="0" w:before="0" w:line="240" w:lineRule="auto"/>
       </w:pPr>
       <w:rPr>
-        <w:rFonts w:asciiTheme="majorHAnsi" w:cstheme="majorBidi" w:eastAsiaTheme="majorEastAsia" w:hAnsiTheme="majorHAnsi"/>
+        <w:rFonts w:asciiTheme="majorHAnsi" w:cstheme="majorBidi" w:hAnsiTheme="majorHAnsi" w:eastAsia="黑体"/>
         <w:b/>
         <w:bCs/>
       </w:rPr>
@@ -6472,7 +6965,7 @@
         <w:spacing w:after="0" w:before="0" w:line="240" w:lineRule="auto"/>
       </w:pPr>
       <w:rPr>
-        <w:rFonts w:asciiTheme="majorHAnsi" w:cstheme="majorBidi" w:eastAsiaTheme="majorEastAsia" w:hAnsiTheme="majorHAnsi"/>
+        <w:rFonts w:asciiTheme="majorHAnsi" w:cstheme="majorBidi" w:hAnsiTheme="majorHAnsi" w:eastAsia="黑体"/>
         <w:b/>
         <w:bCs/>
       </w:rPr>
@@ -6490,14 +6983,14 @@
     </w:tblStylePr>
     <w:tblStylePr w:type="firstCol">
       <w:rPr>
-        <w:rFonts w:asciiTheme="majorHAnsi" w:cstheme="majorBidi" w:eastAsiaTheme="majorEastAsia" w:hAnsiTheme="majorHAnsi"/>
+        <w:rFonts w:asciiTheme="majorHAnsi" w:cstheme="majorBidi" w:hAnsiTheme="majorHAnsi" w:eastAsia="黑体"/>
         <w:b/>
         <w:bCs/>
       </w:rPr>
     </w:tblStylePr>
     <w:tblStylePr w:type="lastCol">
       <w:rPr>
-        <w:rFonts w:asciiTheme="majorHAnsi" w:cstheme="majorBidi" w:eastAsiaTheme="majorEastAsia" w:hAnsiTheme="majorHAnsi"/>
+        <w:rFonts w:asciiTheme="majorHAnsi" w:cstheme="majorBidi" w:hAnsiTheme="majorHAnsi" w:eastAsia="黑体"/>
         <w:b/>
         <w:bCs/>
       </w:rPr>
@@ -6581,7 +7074,7 @@
         <w:spacing w:after="0" w:before="0" w:line="240" w:lineRule="auto"/>
       </w:pPr>
       <w:rPr>
-        <w:rFonts w:asciiTheme="majorHAnsi" w:cstheme="majorBidi" w:eastAsiaTheme="majorEastAsia" w:hAnsiTheme="majorHAnsi"/>
+        <w:rFonts w:asciiTheme="majorHAnsi" w:cstheme="majorBidi" w:hAnsiTheme="majorHAnsi" w:eastAsia="黑体"/>
         <w:b/>
         <w:bCs/>
       </w:rPr>
@@ -6602,7 +7095,7 @@
         <w:spacing w:after="0" w:before="0" w:line="240" w:lineRule="auto"/>
       </w:pPr>
       <w:rPr>
-        <w:rFonts w:asciiTheme="majorHAnsi" w:cstheme="majorBidi" w:eastAsiaTheme="majorEastAsia" w:hAnsiTheme="majorHAnsi"/>
+        <w:rFonts w:asciiTheme="majorHAnsi" w:cstheme="majorBidi" w:hAnsiTheme="majorHAnsi" w:eastAsia="黑体"/>
         <w:b/>
         <w:bCs/>
       </w:rPr>
@@ -6620,14 +7113,14 @@
     </w:tblStylePr>
     <w:tblStylePr w:type="firstCol">
       <w:rPr>
-        <w:rFonts w:asciiTheme="majorHAnsi" w:cstheme="majorBidi" w:eastAsiaTheme="majorEastAsia" w:hAnsiTheme="majorHAnsi"/>
+        <w:rFonts w:asciiTheme="majorHAnsi" w:cstheme="majorBidi" w:hAnsiTheme="majorHAnsi" w:eastAsia="黑体"/>
         <w:b/>
         <w:bCs/>
       </w:rPr>
     </w:tblStylePr>
     <w:tblStylePr w:type="lastCol">
       <w:rPr>
-        <w:rFonts w:asciiTheme="majorHAnsi" w:cstheme="majorBidi" w:eastAsiaTheme="majorEastAsia" w:hAnsiTheme="majorHAnsi"/>
+        <w:rFonts w:asciiTheme="majorHAnsi" w:cstheme="majorBidi" w:hAnsiTheme="majorHAnsi" w:eastAsia="黑体"/>
         <w:b/>
         <w:bCs/>
       </w:rPr>
@@ -6711,7 +7204,7 @@
         <w:spacing w:after="0" w:before="0" w:line="240" w:lineRule="auto"/>
       </w:pPr>
       <w:rPr>
-        <w:rFonts w:asciiTheme="majorHAnsi" w:cstheme="majorBidi" w:eastAsiaTheme="majorEastAsia" w:hAnsiTheme="majorHAnsi"/>
+        <w:rFonts w:asciiTheme="majorHAnsi" w:cstheme="majorBidi" w:hAnsiTheme="majorHAnsi" w:eastAsia="黑体"/>
         <w:b/>
         <w:bCs/>
       </w:rPr>
@@ -6732,7 +7225,7 @@
         <w:spacing w:after="0" w:before="0" w:line="240" w:lineRule="auto"/>
       </w:pPr>
       <w:rPr>
-        <w:rFonts w:asciiTheme="majorHAnsi" w:cstheme="majorBidi" w:eastAsiaTheme="majorEastAsia" w:hAnsiTheme="majorHAnsi"/>
+        <w:rFonts w:asciiTheme="majorHAnsi" w:cstheme="majorBidi" w:hAnsiTheme="majorHAnsi" w:eastAsia="黑体"/>
         <w:b/>
         <w:bCs/>
       </w:rPr>
@@ -6750,14 +7243,14 @@
     </w:tblStylePr>
     <w:tblStylePr w:type="firstCol">
       <w:rPr>
-        <w:rFonts w:asciiTheme="majorHAnsi" w:cstheme="majorBidi" w:eastAsiaTheme="majorEastAsia" w:hAnsiTheme="majorHAnsi"/>
+        <w:rFonts w:asciiTheme="majorHAnsi" w:cstheme="majorBidi" w:hAnsiTheme="majorHAnsi" w:eastAsia="黑体"/>
         <w:b/>
         <w:bCs/>
       </w:rPr>
     </w:tblStylePr>
     <w:tblStylePr w:type="lastCol">
       <w:rPr>
-        <w:rFonts w:asciiTheme="majorHAnsi" w:cstheme="majorBidi" w:eastAsiaTheme="majorEastAsia" w:hAnsiTheme="majorHAnsi"/>
+        <w:rFonts w:asciiTheme="majorHAnsi" w:cstheme="majorBidi" w:hAnsiTheme="majorHAnsi" w:eastAsia="黑体"/>
         <w:b/>
         <w:bCs/>
       </w:rPr>
@@ -6841,7 +7334,7 @@
         <w:spacing w:after="0" w:before="0" w:line="240" w:lineRule="auto"/>
       </w:pPr>
       <w:rPr>
-        <w:rFonts w:asciiTheme="majorHAnsi" w:cstheme="majorBidi" w:eastAsiaTheme="majorEastAsia" w:hAnsiTheme="majorHAnsi"/>
+        <w:rFonts w:asciiTheme="majorHAnsi" w:cstheme="majorBidi" w:hAnsiTheme="majorHAnsi" w:eastAsia="黑体"/>
         <w:b/>
         <w:bCs/>
       </w:rPr>
@@ -6862,7 +7355,7 @@
         <w:spacing w:after="0" w:before="0" w:line="240" w:lineRule="auto"/>
       </w:pPr>
       <w:rPr>
-        <w:rFonts w:asciiTheme="majorHAnsi" w:cstheme="majorBidi" w:eastAsiaTheme="majorEastAsia" w:hAnsiTheme="majorHAnsi"/>
+        <w:rFonts w:asciiTheme="majorHAnsi" w:cstheme="majorBidi" w:hAnsiTheme="majorHAnsi" w:eastAsia="黑体"/>
         <w:b/>
         <w:bCs/>
       </w:rPr>
@@ -6880,14 +7373,14 @@
     </w:tblStylePr>
     <w:tblStylePr w:type="firstCol">
       <w:rPr>
-        <w:rFonts w:asciiTheme="majorHAnsi" w:cstheme="majorBidi" w:eastAsiaTheme="majorEastAsia" w:hAnsiTheme="majorHAnsi"/>
+        <w:rFonts w:asciiTheme="majorHAnsi" w:cstheme="majorBidi" w:hAnsiTheme="majorHAnsi" w:eastAsia="黑体"/>
         <w:b/>
         <w:bCs/>
       </w:rPr>
     </w:tblStylePr>
     <w:tblStylePr w:type="lastCol">
       <w:rPr>
-        <w:rFonts w:asciiTheme="majorHAnsi" w:cstheme="majorBidi" w:eastAsiaTheme="majorEastAsia" w:hAnsiTheme="majorHAnsi"/>
+        <w:rFonts w:asciiTheme="majorHAnsi" w:cstheme="majorBidi" w:hAnsiTheme="majorHAnsi" w:eastAsia="黑体"/>
         <w:b/>
         <w:bCs/>
       </w:rPr>
@@ -6971,7 +7464,7 @@
         <w:spacing w:after="0" w:before="0" w:line="240" w:lineRule="auto"/>
       </w:pPr>
       <w:rPr>
-        <w:rFonts w:asciiTheme="majorHAnsi" w:cstheme="majorBidi" w:eastAsiaTheme="majorEastAsia" w:hAnsiTheme="majorHAnsi"/>
+        <w:rFonts w:asciiTheme="majorHAnsi" w:cstheme="majorBidi" w:hAnsiTheme="majorHAnsi" w:eastAsia="黑体"/>
         <w:b/>
         <w:bCs/>
       </w:rPr>
@@ -6992,7 +7485,7 @@
         <w:spacing w:after="0" w:before="0" w:line="240" w:lineRule="auto"/>
       </w:pPr>
       <w:rPr>
-        <w:rFonts w:asciiTheme="majorHAnsi" w:cstheme="majorBidi" w:eastAsiaTheme="majorEastAsia" w:hAnsiTheme="majorHAnsi"/>
+        <w:rFonts w:asciiTheme="majorHAnsi" w:cstheme="majorBidi" w:hAnsiTheme="majorHAnsi" w:eastAsia="黑体"/>
         <w:b/>
         <w:bCs/>
       </w:rPr>
@@ -7010,14 +7503,14 @@
     </w:tblStylePr>
     <w:tblStylePr w:type="firstCol">
       <w:rPr>
-        <w:rFonts w:asciiTheme="majorHAnsi" w:cstheme="majorBidi" w:eastAsiaTheme="majorEastAsia" w:hAnsiTheme="majorHAnsi"/>
+        <w:rFonts w:asciiTheme="majorHAnsi" w:cstheme="majorBidi" w:hAnsiTheme="majorHAnsi" w:eastAsia="黑体"/>
         <w:b/>
         <w:bCs/>
       </w:rPr>
     </w:tblStylePr>
     <w:tblStylePr w:type="lastCol">
       <w:rPr>
-        <w:rFonts w:asciiTheme="majorHAnsi" w:cstheme="majorBidi" w:eastAsiaTheme="majorEastAsia" w:hAnsiTheme="majorHAnsi"/>
+        <w:rFonts w:asciiTheme="majorHAnsi" w:cstheme="majorBidi" w:hAnsiTheme="majorHAnsi" w:eastAsia="黑体"/>
         <w:b/>
         <w:bCs/>
       </w:rPr>
@@ -7100,6 +7593,7 @@
         <w:spacing w:after="0" w:before="0" w:line="240" w:lineRule="auto"/>
       </w:pPr>
       <w:rPr>
+        <w:rFonts w:eastAsia="黑体"/>
         <w:b/>
         <w:bCs/>
         <w:color w:themeColor="background1" w:val="FFFFFF"/>
@@ -7122,6 +7616,7 @@
         <w:spacing w:after="0" w:before="0" w:line="240" w:lineRule="auto"/>
       </w:pPr>
       <w:rPr>
+        <w:rFonts w:eastAsia="黑体"/>
         <w:b/>
         <w:bCs/>
       </w:rPr>
@@ -7139,12 +7634,14 @@
     </w:tblStylePr>
     <w:tblStylePr w:type="firstCol">
       <w:rPr>
+        <w:rFonts w:eastAsia="黑体"/>
         <w:b/>
         <w:bCs/>
       </w:rPr>
     </w:tblStylePr>
     <w:tblStylePr w:type="lastCol">
       <w:rPr>
+        <w:rFonts w:eastAsia="黑体"/>
         <w:b/>
         <w:bCs/>
       </w:rPr>
@@ -7206,6 +7703,7 @@
         <w:spacing w:after="0" w:before="0" w:line="240" w:lineRule="auto"/>
       </w:pPr>
       <w:rPr>
+        <w:rFonts w:eastAsia="黑体"/>
         <w:b/>
         <w:bCs/>
         <w:color w:themeColor="background1" w:val="FFFFFF"/>
@@ -7228,6 +7726,7 @@
         <w:spacing w:after="0" w:before="0" w:line="240" w:lineRule="auto"/>
       </w:pPr>
       <w:rPr>
+        <w:rFonts w:eastAsia="黑体"/>
         <w:b/>
         <w:bCs/>
       </w:rPr>
@@ -7245,12 +7744,14 @@
     </w:tblStylePr>
     <w:tblStylePr w:type="firstCol">
       <w:rPr>
+        <w:rFonts w:eastAsia="黑体"/>
         <w:b/>
         <w:bCs/>
       </w:rPr>
     </w:tblStylePr>
     <w:tblStylePr w:type="lastCol">
       <w:rPr>
+        <w:rFonts w:eastAsia="黑体"/>
         <w:b/>
         <w:bCs/>
       </w:rPr>
@@ -7312,6 +7813,7 @@
         <w:spacing w:after="0" w:before="0" w:line="240" w:lineRule="auto"/>
       </w:pPr>
       <w:rPr>
+        <w:rFonts w:eastAsia="黑体"/>
         <w:b/>
         <w:bCs/>
         <w:color w:themeColor="background1" w:val="FFFFFF"/>
@@ -7334,6 +7836,7 @@
         <w:spacing w:after="0" w:before="0" w:line="240" w:lineRule="auto"/>
       </w:pPr>
       <w:rPr>
+        <w:rFonts w:eastAsia="黑体"/>
         <w:b/>
         <w:bCs/>
       </w:rPr>
@@ -7351,12 +7854,14 @@
     </w:tblStylePr>
     <w:tblStylePr w:type="firstCol">
       <w:rPr>
+        <w:rFonts w:eastAsia="黑体"/>
         <w:b/>
         <w:bCs/>
       </w:rPr>
     </w:tblStylePr>
     <w:tblStylePr w:type="lastCol">
       <w:rPr>
+        <w:rFonts w:eastAsia="黑体"/>
         <w:b/>
         <w:bCs/>
       </w:rPr>
@@ -7418,6 +7923,7 @@
         <w:spacing w:after="0" w:before="0" w:line="240" w:lineRule="auto"/>
       </w:pPr>
       <w:rPr>
+        <w:rFonts w:eastAsia="黑体"/>
         <w:b/>
         <w:bCs/>
         <w:color w:themeColor="background1" w:val="FFFFFF"/>
@@ -7440,6 +7946,7 @@
         <w:spacing w:after="0" w:before="0" w:line="240" w:lineRule="auto"/>
       </w:pPr>
       <w:rPr>
+        <w:rFonts w:eastAsia="黑体"/>
         <w:b/>
         <w:bCs/>
       </w:rPr>
@@ -7457,12 +7964,14 @@
     </w:tblStylePr>
     <w:tblStylePr w:type="firstCol">
       <w:rPr>
+        <w:rFonts w:eastAsia="黑体"/>
         <w:b/>
         <w:bCs/>
       </w:rPr>
     </w:tblStylePr>
     <w:tblStylePr w:type="lastCol">
       <w:rPr>
+        <w:rFonts w:eastAsia="黑体"/>
         <w:b/>
         <w:bCs/>
       </w:rPr>
@@ -7524,6 +8033,7 @@
         <w:spacing w:after="0" w:before="0" w:line="240" w:lineRule="auto"/>
       </w:pPr>
       <w:rPr>
+        <w:rFonts w:eastAsia="黑体"/>
         <w:b/>
         <w:bCs/>
         <w:color w:themeColor="background1" w:val="FFFFFF"/>
@@ -7546,6 +8056,7 @@
         <w:spacing w:after="0" w:before="0" w:line="240" w:lineRule="auto"/>
       </w:pPr>
       <w:rPr>
+        <w:rFonts w:eastAsia="黑体"/>
         <w:b/>
         <w:bCs/>
       </w:rPr>
@@ -7563,12 +8074,14 @@
     </w:tblStylePr>
     <w:tblStylePr w:type="firstCol">
       <w:rPr>
+        <w:rFonts w:eastAsia="黑体"/>
         <w:b/>
         <w:bCs/>
       </w:rPr>
     </w:tblStylePr>
     <w:tblStylePr w:type="lastCol">
       <w:rPr>
+        <w:rFonts w:eastAsia="黑体"/>
         <w:b/>
         <w:bCs/>
       </w:rPr>
@@ -7630,6 +8143,7 @@
         <w:spacing w:after="0" w:before="0" w:line="240" w:lineRule="auto"/>
       </w:pPr>
       <w:rPr>
+        <w:rFonts w:eastAsia="黑体"/>
         <w:b/>
         <w:bCs/>
         <w:color w:themeColor="background1" w:val="FFFFFF"/>
@@ -7652,6 +8166,7 @@
         <w:spacing w:after="0" w:before="0" w:line="240" w:lineRule="auto"/>
       </w:pPr>
       <w:rPr>
+        <w:rFonts w:eastAsia="黑体"/>
         <w:b/>
         <w:bCs/>
       </w:rPr>
@@ -7669,12 +8184,14 @@
     </w:tblStylePr>
     <w:tblStylePr w:type="firstCol">
       <w:rPr>
+        <w:rFonts w:eastAsia="黑体"/>
         <w:b/>
         <w:bCs/>
       </w:rPr>
     </w:tblStylePr>
     <w:tblStylePr w:type="lastCol">
       <w:rPr>
+        <w:rFonts w:eastAsia="黑体"/>
         <w:b/>
         <w:bCs/>
       </w:rPr>
@@ -7736,6 +8253,7 @@
         <w:spacing w:after="0" w:before="0" w:line="240" w:lineRule="auto"/>
       </w:pPr>
       <w:rPr>
+        <w:rFonts w:eastAsia="黑体"/>
         <w:b/>
         <w:bCs/>
         <w:color w:themeColor="background1" w:val="FFFFFF"/>
@@ -7758,6 +8276,7 @@
         <w:spacing w:after="0" w:before="0" w:line="240" w:lineRule="auto"/>
       </w:pPr>
       <w:rPr>
+        <w:rFonts w:eastAsia="黑体"/>
         <w:b/>
         <w:bCs/>
       </w:rPr>
@@ -7775,12 +8294,14 @@
     </w:tblStylePr>
     <w:tblStylePr w:type="firstCol">
       <w:rPr>
+        <w:rFonts w:eastAsia="黑体"/>
         <w:b/>
         <w:bCs/>
       </w:rPr>
     </w:tblStylePr>
     <w:tblStylePr w:type="lastCol">
       <w:rPr>
+        <w:rFonts w:eastAsia="黑体"/>
         <w:b/>
         <w:bCs/>
       </w:rPr>
@@ -7839,6 +8360,7 @@
         <w:spacing w:after="0" w:before="0" w:line="240" w:lineRule="auto"/>
       </w:pPr>
       <w:rPr>
+        <w:rFonts w:eastAsia="黑体"/>
         <w:b/>
         <w:bCs/>
         <w:color w:themeColor="background1" w:val="FFFFFF"/>
@@ -7861,6 +8383,7 @@
         <w:spacing w:after="0" w:before="0" w:line="240" w:lineRule="auto"/>
       </w:pPr>
       <w:rPr>
+        <w:rFonts w:eastAsia="黑体"/>
         <w:color w:val="auto"/>
       </w:rPr>
       <w:tblPr/>
@@ -7878,6 +8401,7 @@
     </w:tblStylePr>
     <w:tblStylePr w:type="firstCol">
       <w:rPr>
+        <w:rFonts w:eastAsia="黑体"/>
         <w:b/>
         <w:bCs/>
         <w:color w:themeColor="background1" w:val="FFFFFF"/>
@@ -7897,6 +8421,7 @@
     </w:tblStylePr>
     <w:tblStylePr w:type="lastCol">
       <w:rPr>
+        <w:rFonts w:eastAsia="黑体"/>
         <w:b/>
         <w:bCs/>
         <w:color w:themeColor="background1" w:val="FFFFFF"/>
@@ -7945,6 +8470,7 @@
     </w:tblStylePr>
     <w:tblStylePr w:type="nwCell">
       <w:rPr>
+        <w:rFonts w:eastAsia="黑体"/>
         <w:color w:themeColor="background1" w:val="FFFFFF"/>
       </w:rPr>
       <w:tblPr/>
@@ -7988,6 +8514,7 @@
         <w:spacing w:after="0" w:before="0" w:line="240" w:lineRule="auto"/>
       </w:pPr>
       <w:rPr>
+        <w:rFonts w:eastAsia="黑体"/>
         <w:b/>
         <w:bCs/>
         <w:color w:themeColor="background1" w:val="FFFFFF"/>
@@ -8010,6 +8537,7 @@
         <w:spacing w:after="0" w:before="0" w:line="240" w:lineRule="auto"/>
       </w:pPr>
       <w:rPr>
+        <w:rFonts w:eastAsia="黑体"/>
         <w:color w:val="auto"/>
       </w:rPr>
       <w:tblPr/>
@@ -8027,6 +8555,7 @@
     </w:tblStylePr>
     <w:tblStylePr w:type="firstCol">
       <w:rPr>
+        <w:rFonts w:eastAsia="黑体"/>
         <w:b/>
         <w:bCs/>
         <w:color w:themeColor="background1" w:val="FFFFFF"/>
@@ -8046,6 +8575,7 @@
     </w:tblStylePr>
     <w:tblStylePr w:type="lastCol">
       <w:rPr>
+        <w:rFonts w:eastAsia="黑体"/>
         <w:b/>
         <w:bCs/>
         <w:color w:themeColor="background1" w:val="FFFFFF"/>
@@ -8094,6 +8624,7 @@
     </w:tblStylePr>
     <w:tblStylePr w:type="nwCell">
       <w:rPr>
+        <w:rFonts w:eastAsia="黑体"/>
         <w:color w:themeColor="background1" w:val="FFFFFF"/>
       </w:rPr>
       <w:tblPr/>
@@ -8137,6 +8668,7 @@
         <w:spacing w:after="0" w:before="0" w:line="240" w:lineRule="auto"/>
       </w:pPr>
       <w:rPr>
+        <w:rFonts w:eastAsia="黑体"/>
         <w:b/>
         <w:bCs/>
         <w:color w:themeColor="background1" w:val="FFFFFF"/>
@@ -8159,6 +8691,7 @@
         <w:spacing w:after="0" w:before="0" w:line="240" w:lineRule="auto"/>
       </w:pPr>
       <w:rPr>
+        <w:rFonts w:eastAsia="黑体"/>
         <w:color w:val="auto"/>
       </w:rPr>
       <w:tblPr/>
@@ -8176,6 +8709,7 @@
     </w:tblStylePr>
     <w:tblStylePr w:type="firstCol">
       <w:rPr>
+        <w:rFonts w:eastAsia="黑体"/>
         <w:b/>
         <w:bCs/>
         <w:color w:themeColor="background1" w:val="FFFFFF"/>
@@ -8195,6 +8729,7 @@
     </w:tblStylePr>
     <w:tblStylePr w:type="lastCol">
       <w:rPr>
+        <w:rFonts w:eastAsia="黑体"/>
         <w:b/>
         <w:bCs/>
         <w:color w:themeColor="background1" w:val="FFFFFF"/>
@@ -8243,6 +8778,7 @@
     </w:tblStylePr>
     <w:tblStylePr w:type="nwCell">
       <w:rPr>
+        <w:rFonts w:eastAsia="黑体"/>
         <w:color w:themeColor="background1" w:val="FFFFFF"/>
       </w:rPr>
       <w:tblPr/>
@@ -8286,6 +8822,7 @@
         <w:spacing w:after="0" w:before="0" w:line="240" w:lineRule="auto"/>
       </w:pPr>
       <w:rPr>
+        <w:rFonts w:eastAsia="黑体"/>
         <w:b/>
         <w:bCs/>
         <w:color w:themeColor="background1" w:val="FFFFFF"/>
@@ -8308,6 +8845,7 @@
         <w:spacing w:after="0" w:before="0" w:line="240" w:lineRule="auto"/>
       </w:pPr>
       <w:rPr>
+        <w:rFonts w:eastAsia="黑体"/>
         <w:color w:val="auto"/>
       </w:rPr>
       <w:tblPr/>
@@ -8325,6 +8863,7 @@
     </w:tblStylePr>
     <w:tblStylePr w:type="firstCol">
       <w:rPr>
+        <w:rFonts w:eastAsia="黑体"/>
         <w:b/>
         <w:bCs/>
         <w:color w:themeColor="background1" w:val="FFFFFF"/>
@@ -8344,6 +8883,7 @@
     </w:tblStylePr>
     <w:tblStylePr w:type="lastCol">
       <w:rPr>
+        <w:rFonts w:eastAsia="黑体"/>
         <w:b/>
         <w:bCs/>
         <w:color w:themeColor="background1" w:val="FFFFFF"/>
@@ -8392,6 +8932,7 @@
     </w:tblStylePr>
     <w:tblStylePr w:type="nwCell">
       <w:rPr>
+        <w:rFonts w:eastAsia="黑体"/>
         <w:color w:themeColor="background1" w:val="FFFFFF"/>
       </w:rPr>
       <w:tblPr/>
@@ -8435,6 +8976,7 @@
         <w:spacing w:after="0" w:before="0" w:line="240" w:lineRule="auto"/>
       </w:pPr>
       <w:rPr>
+        <w:rFonts w:eastAsia="黑体"/>
         <w:b/>
         <w:bCs/>
         <w:color w:themeColor="background1" w:val="FFFFFF"/>
@@ -8457,6 +8999,7 @@
         <w:spacing w:after="0" w:before="0" w:line="240" w:lineRule="auto"/>
       </w:pPr>
       <w:rPr>
+        <w:rFonts w:eastAsia="黑体"/>
         <w:color w:val="auto"/>
       </w:rPr>
       <w:tblPr/>
@@ -8474,6 +9017,7 @@
     </w:tblStylePr>
     <w:tblStylePr w:type="firstCol">
       <w:rPr>
+        <w:rFonts w:eastAsia="黑体"/>
         <w:b/>
         <w:bCs/>
         <w:color w:themeColor="background1" w:val="FFFFFF"/>
@@ -8493,6 +9037,7 @@
     </w:tblStylePr>
     <w:tblStylePr w:type="lastCol">
       <w:rPr>
+        <w:rFonts w:eastAsia="黑体"/>
         <w:b/>
         <w:bCs/>
         <w:color w:themeColor="background1" w:val="FFFFFF"/>
@@ -8541,6 +9086,7 @@
     </w:tblStylePr>
     <w:tblStylePr w:type="nwCell">
       <w:rPr>
+        <w:rFonts w:eastAsia="黑体"/>
         <w:color w:themeColor="background1" w:val="FFFFFF"/>
       </w:rPr>
       <w:tblPr/>
@@ -8584,6 +9130,7 @@
         <w:spacing w:after="0" w:before="0" w:line="240" w:lineRule="auto"/>
       </w:pPr>
       <w:rPr>
+        <w:rFonts w:eastAsia="黑体"/>
         <w:b/>
         <w:bCs/>
         <w:color w:themeColor="background1" w:val="FFFFFF"/>
@@ -8606,6 +9153,7 @@
         <w:spacing w:after="0" w:before="0" w:line="240" w:lineRule="auto"/>
       </w:pPr>
       <w:rPr>
+        <w:rFonts w:eastAsia="黑体"/>
         <w:color w:val="auto"/>
       </w:rPr>
       <w:tblPr/>
@@ -8623,6 +9171,7 @@
     </w:tblStylePr>
     <w:tblStylePr w:type="firstCol">
       <w:rPr>
+        <w:rFonts w:eastAsia="黑体"/>
         <w:b/>
         <w:bCs/>
         <w:color w:themeColor="background1" w:val="FFFFFF"/>
@@ -8642,6 +9191,7 @@
     </w:tblStylePr>
     <w:tblStylePr w:type="lastCol">
       <w:rPr>
+        <w:rFonts w:eastAsia="黑体"/>
         <w:b/>
         <w:bCs/>
         <w:color w:themeColor="background1" w:val="FFFFFF"/>
@@ -8690,6 +9240,7 @@
     </w:tblStylePr>
     <w:tblStylePr w:type="nwCell">
       <w:rPr>
+        <w:rFonts w:eastAsia="黑体"/>
         <w:color w:themeColor="background1" w:val="FFFFFF"/>
       </w:rPr>
       <w:tblPr/>
@@ -8733,6 +9284,7 @@
         <w:spacing w:after="0" w:before="0" w:line="240" w:lineRule="auto"/>
       </w:pPr>
       <w:rPr>
+        <w:rFonts w:eastAsia="黑体"/>
         <w:b/>
         <w:bCs/>
         <w:color w:themeColor="background1" w:val="FFFFFF"/>
@@ -8755,6 +9307,7 @@
         <w:spacing w:after="0" w:before="0" w:line="240" w:lineRule="auto"/>
       </w:pPr>
       <w:rPr>
+        <w:rFonts w:eastAsia="黑体"/>
         <w:color w:val="auto"/>
       </w:rPr>
       <w:tblPr/>
@@ -8772,6 +9325,7 @@
     </w:tblStylePr>
     <w:tblStylePr w:type="firstCol">
       <w:rPr>
+        <w:rFonts w:eastAsia="黑体"/>
         <w:b/>
         <w:bCs/>
         <w:color w:themeColor="background1" w:val="FFFFFF"/>
@@ -8791,6 +9345,7 @@
     </w:tblStylePr>
     <w:tblStylePr w:type="lastCol">
       <w:rPr>
+        <w:rFonts w:eastAsia="黑体"/>
         <w:b/>
         <w:bCs/>
         <w:color w:themeColor="background1" w:val="FFFFFF"/>
@@ -8839,6 +9394,7 @@
     </w:tblStylePr>
     <w:tblStylePr w:type="nwCell">
       <w:rPr>
+        <w:rFonts w:eastAsia="黑体"/>
         <w:color w:themeColor="background1" w:val="FFFFFF"/>
       </w:rPr>
       <w:tblPr/>
@@ -8863,6 +9419,7 @@
       <w:spacing w:after="0" w:line="240" w:lineRule="auto"/>
     </w:pPr>
     <w:rPr>
+      <w:rFonts w:eastAsia="黑体"/>
       <w:color w:themeColor="text1" w:val="000000"/>
     </w:rPr>
     <w:tblPr>
@@ -8882,7 +9439,7 @@
     </w:tblPr>
     <w:tblStylePr w:type="firstRow">
       <w:rPr>
-        <w:rFonts w:asciiTheme="majorHAnsi" w:cstheme="majorBidi" w:eastAsiaTheme="majorEastAsia" w:hAnsiTheme="majorHAnsi"/>
+        <w:rFonts w:asciiTheme="majorHAnsi" w:cstheme="majorBidi" w:hAnsiTheme="majorHAnsi" w:eastAsia="黑体"/>
       </w:rPr>
       <w:tblPr/>
       <w:tcPr>
@@ -8894,6 +9451,7 @@
     </w:tblStylePr>
     <w:tblStylePr w:type="lastRow">
       <w:rPr>
+        <w:rFonts w:eastAsia="黑体"/>
         <w:b/>
         <w:bCs/>
         <w:color w:themeColor="text2" w:val="1F497D"/>
@@ -8908,12 +9466,14 @@
     </w:tblStylePr>
     <w:tblStylePr w:type="firstCol">
       <w:rPr>
+        <w:rFonts w:eastAsia="黑体"/>
         <w:b/>
         <w:bCs/>
       </w:rPr>
     </w:tblStylePr>
     <w:tblStylePr w:type="lastCol">
       <w:rPr>
+        <w:rFonts w:eastAsia="黑体"/>
         <w:b/>
         <w:bCs/>
       </w:rPr>
@@ -8947,6 +9507,7 @@
       <w:spacing w:after="0" w:line="240" w:lineRule="auto"/>
     </w:pPr>
     <w:rPr>
+      <w:rFonts w:eastAsia="黑体"/>
       <w:color w:themeColor="text1" w:val="000000"/>
     </w:rPr>
     <w:tblPr>
@@ -8966,7 +9527,7 @@
     </w:tblPr>
     <w:tblStylePr w:type="firstRow">
       <w:rPr>
-        <w:rFonts w:asciiTheme="majorHAnsi" w:cstheme="majorBidi" w:eastAsiaTheme="majorEastAsia" w:hAnsiTheme="majorHAnsi"/>
+        <w:rFonts w:asciiTheme="majorHAnsi" w:cstheme="majorBidi" w:hAnsiTheme="majorHAnsi" w:eastAsia="黑体"/>
       </w:rPr>
       <w:tblPr/>
       <w:tcPr>
@@ -8978,6 +9539,7 @@
     </w:tblStylePr>
     <w:tblStylePr w:type="lastRow">
       <w:rPr>
+        <w:rFonts w:eastAsia="黑体"/>
         <w:b/>
         <w:bCs/>
         <w:color w:themeColor="text2" w:val="1F497D"/>
@@ -8992,12 +9554,14 @@
     </w:tblStylePr>
     <w:tblStylePr w:type="firstCol">
       <w:rPr>
+        <w:rFonts w:eastAsia="黑体"/>
         <w:b/>
         <w:bCs/>
       </w:rPr>
     </w:tblStylePr>
     <w:tblStylePr w:type="lastCol">
       <w:rPr>
+        <w:rFonts w:eastAsia="黑体"/>
         <w:b/>
         <w:bCs/>
       </w:rPr>
@@ -9031,6 +9595,7 @@
       <w:spacing w:after="0" w:line="240" w:lineRule="auto"/>
     </w:pPr>
     <w:rPr>
+      <w:rFonts w:eastAsia="黑体"/>
       <w:color w:themeColor="text1" w:val="000000"/>
     </w:rPr>
     <w:tblPr>
@@ -9050,7 +9615,7 @@
     </w:tblPr>
     <w:tblStylePr w:type="firstRow">
       <w:rPr>
-        <w:rFonts w:asciiTheme="majorHAnsi" w:cstheme="majorBidi" w:eastAsiaTheme="majorEastAsia" w:hAnsiTheme="majorHAnsi"/>
+        <w:rFonts w:asciiTheme="majorHAnsi" w:cstheme="majorBidi" w:hAnsiTheme="majorHAnsi" w:eastAsia="黑体"/>
       </w:rPr>
       <w:tblPr/>
       <w:tcPr>
@@ -9062,6 +9627,7 @@
     </w:tblStylePr>
     <w:tblStylePr w:type="lastRow">
       <w:rPr>
+        <w:rFonts w:eastAsia="黑体"/>
         <w:b/>
         <w:bCs/>
         <w:color w:themeColor="text2" w:val="1F497D"/>
@@ -9076,12 +9642,14 @@
     </w:tblStylePr>
     <w:tblStylePr w:type="firstCol">
       <w:rPr>
+        <w:rFonts w:eastAsia="黑体"/>
         <w:b/>
         <w:bCs/>
       </w:rPr>
     </w:tblStylePr>
     <w:tblStylePr w:type="lastCol">
       <w:rPr>
+        <w:rFonts w:eastAsia="黑体"/>
         <w:b/>
         <w:bCs/>
       </w:rPr>
@@ -9115,6 +9683,7 @@
       <w:spacing w:after="0" w:line="240" w:lineRule="auto"/>
     </w:pPr>
     <w:rPr>
+      <w:rFonts w:eastAsia="黑体"/>
       <w:color w:themeColor="text1" w:val="000000"/>
     </w:rPr>
     <w:tblPr>
@@ -9134,7 +9703,7 @@
     </w:tblPr>
     <w:tblStylePr w:type="firstRow">
       <w:rPr>
-        <w:rFonts w:asciiTheme="majorHAnsi" w:cstheme="majorBidi" w:eastAsiaTheme="majorEastAsia" w:hAnsiTheme="majorHAnsi"/>
+        <w:rFonts w:asciiTheme="majorHAnsi" w:cstheme="majorBidi" w:hAnsiTheme="majorHAnsi" w:eastAsia="黑体"/>
       </w:rPr>
       <w:tblPr/>
       <w:tcPr>
@@ -9146,6 +9715,7 @@
     </w:tblStylePr>
     <w:tblStylePr w:type="lastRow">
       <w:rPr>
+        <w:rFonts w:eastAsia="黑体"/>
         <w:b/>
         <w:bCs/>
         <w:color w:themeColor="text2" w:val="1F497D"/>
@@ -9160,12 +9730,14 @@
     </w:tblStylePr>
     <w:tblStylePr w:type="firstCol">
       <w:rPr>
+        <w:rFonts w:eastAsia="黑体"/>
         <w:b/>
         <w:bCs/>
       </w:rPr>
     </w:tblStylePr>
     <w:tblStylePr w:type="lastCol">
       <w:rPr>
+        <w:rFonts w:eastAsia="黑体"/>
         <w:b/>
         <w:bCs/>
       </w:rPr>
@@ -9199,6 +9771,7 @@
       <w:spacing w:after="0" w:line="240" w:lineRule="auto"/>
     </w:pPr>
     <w:rPr>
+      <w:rFonts w:eastAsia="黑体"/>
       <w:color w:themeColor="text1" w:val="000000"/>
     </w:rPr>
     <w:tblPr>
@@ -9218,7 +9791,7 @@
     </w:tblPr>
     <w:tblStylePr w:type="firstRow">
       <w:rPr>
-        <w:rFonts w:asciiTheme="majorHAnsi" w:cstheme="majorBidi" w:eastAsiaTheme="majorEastAsia" w:hAnsiTheme="majorHAnsi"/>
+        <w:rFonts w:asciiTheme="majorHAnsi" w:cstheme="majorBidi" w:hAnsiTheme="majorHAnsi" w:eastAsia="黑体"/>
       </w:rPr>
       <w:tblPr/>
       <w:tcPr>
@@ -9230,6 +9803,7 @@
     </w:tblStylePr>
     <w:tblStylePr w:type="lastRow">
       <w:rPr>
+        <w:rFonts w:eastAsia="黑体"/>
         <w:b/>
         <w:bCs/>
         <w:color w:themeColor="text2" w:val="1F497D"/>
@@ -9244,12 +9818,14 @@
     </w:tblStylePr>
     <w:tblStylePr w:type="firstCol">
       <w:rPr>
+        <w:rFonts w:eastAsia="黑体"/>
         <w:b/>
         <w:bCs/>
       </w:rPr>
     </w:tblStylePr>
     <w:tblStylePr w:type="lastCol">
       <w:rPr>
+        <w:rFonts w:eastAsia="黑体"/>
         <w:b/>
         <w:bCs/>
       </w:rPr>
@@ -9283,6 +9859,7 @@
       <w:spacing w:after="0" w:line="240" w:lineRule="auto"/>
     </w:pPr>
     <w:rPr>
+      <w:rFonts w:eastAsia="黑体"/>
       <w:color w:themeColor="text1" w:val="000000"/>
     </w:rPr>
     <w:tblPr>
@@ -9302,7 +9879,7 @@
     </w:tblPr>
     <w:tblStylePr w:type="firstRow">
       <w:rPr>
-        <w:rFonts w:asciiTheme="majorHAnsi" w:cstheme="majorBidi" w:eastAsiaTheme="majorEastAsia" w:hAnsiTheme="majorHAnsi"/>
+        <w:rFonts w:asciiTheme="majorHAnsi" w:cstheme="majorBidi" w:hAnsiTheme="majorHAnsi" w:eastAsia="黑体"/>
       </w:rPr>
       <w:tblPr/>
       <w:tcPr>
@@ -9314,6 +9891,7 @@
     </w:tblStylePr>
     <w:tblStylePr w:type="lastRow">
       <w:rPr>
+        <w:rFonts w:eastAsia="黑体"/>
         <w:b/>
         <w:bCs/>
         <w:color w:themeColor="text2" w:val="1F497D"/>
@@ -9328,12 +9906,14 @@
     </w:tblStylePr>
     <w:tblStylePr w:type="firstCol">
       <w:rPr>
+        <w:rFonts w:eastAsia="黑体"/>
         <w:b/>
         <w:bCs/>
       </w:rPr>
     </w:tblStylePr>
     <w:tblStylePr w:type="lastCol">
       <w:rPr>
+        <w:rFonts w:eastAsia="黑体"/>
         <w:b/>
         <w:bCs/>
       </w:rPr>
@@ -9367,6 +9947,7 @@
       <w:spacing w:after="0" w:line="240" w:lineRule="auto"/>
     </w:pPr>
     <w:rPr>
+      <w:rFonts w:eastAsia="黑体"/>
       <w:color w:themeColor="text1" w:val="000000"/>
     </w:rPr>
     <w:tblPr>
@@ -9386,7 +9967,7 @@
     </w:tblPr>
     <w:tblStylePr w:type="firstRow">
       <w:rPr>
-        <w:rFonts w:asciiTheme="majorHAnsi" w:cstheme="majorBidi" w:eastAsiaTheme="majorEastAsia" w:hAnsiTheme="majorHAnsi"/>
+        <w:rFonts w:asciiTheme="majorHAnsi" w:cstheme="majorBidi" w:hAnsiTheme="majorHAnsi" w:eastAsia="黑体"/>
       </w:rPr>
       <w:tblPr/>
       <w:tcPr>
@@ -9398,6 +9979,7 @@
     </w:tblStylePr>
     <w:tblStylePr w:type="lastRow">
       <w:rPr>
+        <w:rFonts w:eastAsia="黑体"/>
         <w:b/>
         <w:bCs/>
         <w:color w:themeColor="text2" w:val="1F497D"/>
@@ -9412,12 +9994,14 @@
     </w:tblStylePr>
     <w:tblStylePr w:type="firstCol">
       <w:rPr>
+        <w:rFonts w:eastAsia="黑体"/>
         <w:b/>
         <w:bCs/>
       </w:rPr>
     </w:tblStylePr>
     <w:tblStylePr w:type="lastCol">
       <w:rPr>
+        <w:rFonts w:eastAsia="黑体"/>
         <w:b/>
         <w:bCs/>
       </w:rPr>
@@ -9451,7 +10035,7 @@
       <w:spacing w:after="0" w:line="240" w:lineRule="auto"/>
     </w:pPr>
     <w:rPr>
-      <w:rFonts w:asciiTheme="majorHAnsi" w:cstheme="majorBidi" w:eastAsiaTheme="majorEastAsia" w:hAnsiTheme="majorHAnsi"/>
+      <w:rFonts w:asciiTheme="majorHAnsi" w:cstheme="majorBidi" w:hAnsiTheme="majorHAnsi" w:eastAsia="黑体"/>
       <w:color w:themeColor="text1" w:val="000000"/>
     </w:rPr>
     <w:tblPr>
@@ -9473,6 +10057,7 @@
     </w:tblPr>
     <w:tblStylePr w:type="firstRow">
       <w:rPr>
+        <w:rFonts w:eastAsia="黑体"/>
         <w:sz w:val="24"/>
         <w:szCs w:val="24"/>
       </w:rPr>
@@ -9579,7 +10164,7 @@
       <w:spacing w:after="0" w:line="240" w:lineRule="auto"/>
     </w:pPr>
     <w:rPr>
-      <w:rFonts w:asciiTheme="majorHAnsi" w:cstheme="majorBidi" w:eastAsiaTheme="majorEastAsia" w:hAnsiTheme="majorHAnsi"/>
+      <w:rFonts w:asciiTheme="majorHAnsi" w:cstheme="majorBidi" w:hAnsiTheme="majorHAnsi" w:eastAsia="黑体"/>
       <w:color w:themeColor="text1" w:val="000000"/>
     </w:rPr>
     <w:tblPr>
@@ -9601,6 +10186,7 @@
     </w:tblPr>
     <w:tblStylePr w:type="firstRow">
       <w:rPr>
+        <w:rFonts w:eastAsia="黑体"/>
         <w:sz w:val="24"/>
         <w:szCs w:val="24"/>
       </w:rPr>
@@ -9707,7 +10293,7 @@
       <w:spacing w:after="0" w:line="240" w:lineRule="auto"/>
     </w:pPr>
     <w:rPr>
-      <w:rFonts w:asciiTheme="majorHAnsi" w:cstheme="majorBidi" w:eastAsiaTheme="majorEastAsia" w:hAnsiTheme="majorHAnsi"/>
+      <w:rFonts w:asciiTheme="majorHAnsi" w:cstheme="majorBidi" w:hAnsiTheme="majorHAnsi" w:eastAsia="黑体"/>
       <w:color w:themeColor="text1" w:val="000000"/>
     </w:rPr>
     <w:tblPr>
@@ -9729,6 +10315,7 @@
     </w:tblPr>
     <w:tblStylePr w:type="firstRow">
       <w:rPr>
+        <w:rFonts w:eastAsia="黑体"/>
         <w:sz w:val="24"/>
         <w:szCs w:val="24"/>
       </w:rPr>
@@ -9835,7 +10422,7 @@
       <w:spacing w:after="0" w:line="240" w:lineRule="auto"/>
     </w:pPr>
     <w:rPr>
-      <w:rFonts w:asciiTheme="majorHAnsi" w:cstheme="majorBidi" w:eastAsiaTheme="majorEastAsia" w:hAnsiTheme="majorHAnsi"/>
+      <w:rFonts w:asciiTheme="majorHAnsi" w:cstheme="majorBidi" w:hAnsiTheme="majorHAnsi" w:eastAsia="黑体"/>
       <w:color w:themeColor="text1" w:val="000000"/>
     </w:rPr>
     <w:tblPr>
@@ -9857,6 +10444,7 @@
     </w:tblPr>
     <w:tblStylePr w:type="firstRow">
       <w:rPr>
+        <w:rFonts w:eastAsia="黑体"/>
         <w:sz w:val="24"/>
         <w:szCs w:val="24"/>
       </w:rPr>
@@ -9963,7 +10551,7 @@
       <w:spacing w:after="0" w:line="240" w:lineRule="auto"/>
     </w:pPr>
     <w:rPr>
-      <w:rFonts w:asciiTheme="majorHAnsi" w:cstheme="majorBidi" w:eastAsiaTheme="majorEastAsia" w:hAnsiTheme="majorHAnsi"/>
+      <w:rFonts w:asciiTheme="majorHAnsi" w:cstheme="majorBidi" w:hAnsiTheme="majorHAnsi" w:eastAsia="黑体"/>
       <w:color w:themeColor="text1" w:val="000000"/>
     </w:rPr>
     <w:tblPr>
@@ -9985,6 +10573,7 @@
     </w:tblPr>
     <w:tblStylePr w:type="firstRow">
       <w:rPr>
+        <w:rFonts w:eastAsia="黑体"/>
         <w:sz w:val="24"/>
         <w:szCs w:val="24"/>
       </w:rPr>
@@ -10091,7 +10680,7 @@
       <w:spacing w:after="0" w:line="240" w:lineRule="auto"/>
     </w:pPr>
     <w:rPr>
-      <w:rFonts w:asciiTheme="majorHAnsi" w:cstheme="majorBidi" w:eastAsiaTheme="majorEastAsia" w:hAnsiTheme="majorHAnsi"/>
+      <w:rFonts w:asciiTheme="majorHAnsi" w:cstheme="majorBidi" w:hAnsiTheme="majorHAnsi" w:eastAsia="黑体"/>
       <w:color w:themeColor="text1" w:val="000000"/>
     </w:rPr>
     <w:tblPr>
@@ -10113,6 +10702,7 @@
     </w:tblPr>
     <w:tblStylePr w:type="firstRow">
       <w:rPr>
+        <w:rFonts w:eastAsia="黑体"/>
         <w:sz w:val="24"/>
         <w:szCs w:val="24"/>
       </w:rPr>
@@ -10219,7 +10809,7 @@
       <w:spacing w:after="0" w:line="240" w:lineRule="auto"/>
     </w:pPr>
     <w:rPr>
-      <w:rFonts w:asciiTheme="majorHAnsi" w:cstheme="majorBidi" w:eastAsiaTheme="majorEastAsia" w:hAnsiTheme="majorHAnsi"/>
+      <w:rFonts w:asciiTheme="majorHAnsi" w:cstheme="majorBidi" w:hAnsiTheme="majorHAnsi" w:eastAsia="黑体"/>
       <w:color w:themeColor="text1" w:val="000000"/>
     </w:rPr>
     <w:tblPr>
@@ -10241,6 +10831,7 @@
     </w:tblPr>
     <w:tblStylePr w:type="firstRow">
       <w:rPr>
+        <w:rFonts w:eastAsia="黑体"/>
         <w:sz w:val="24"/>
         <w:szCs w:val="24"/>
       </w:rPr>
@@ -10370,12 +10961,14 @@
     </w:tcPr>
     <w:tblStylePr w:type="firstRow">
       <w:rPr>
+        <w:rFonts w:eastAsia="黑体"/>
         <w:b/>
         <w:bCs/>
       </w:rPr>
     </w:tblStylePr>
     <w:tblStylePr w:type="lastRow">
       <w:rPr>
+        <w:rFonts w:eastAsia="黑体"/>
         <w:b/>
         <w:bCs/>
       </w:rPr>
@@ -10388,12 +10981,14 @@
     </w:tblStylePr>
     <w:tblStylePr w:type="firstCol">
       <w:rPr>
+        <w:rFonts w:eastAsia="黑体"/>
         <w:b/>
         <w:bCs/>
       </w:rPr>
     </w:tblStylePr>
     <w:tblStylePr w:type="lastCol">
       <w:rPr>
+        <w:rFonts w:eastAsia="黑体"/>
         <w:b/>
         <w:bCs/>
       </w:rPr>
@@ -10443,12 +11038,14 @@
     </w:tcPr>
     <w:tblStylePr w:type="firstRow">
       <w:rPr>
+        <w:rFonts w:eastAsia="黑体"/>
         <w:b/>
         <w:bCs/>
       </w:rPr>
     </w:tblStylePr>
     <w:tblStylePr w:type="lastRow">
       <w:rPr>
+        <w:rFonts w:eastAsia="黑体"/>
         <w:b/>
         <w:bCs/>
       </w:rPr>
@@ -10461,12 +11058,14 @@
     </w:tblStylePr>
     <w:tblStylePr w:type="firstCol">
       <w:rPr>
+        <w:rFonts w:eastAsia="黑体"/>
         <w:b/>
         <w:bCs/>
       </w:rPr>
     </w:tblStylePr>
     <w:tblStylePr w:type="lastCol">
       <w:rPr>
+        <w:rFonts w:eastAsia="黑体"/>
         <w:b/>
         <w:bCs/>
       </w:rPr>
@@ -10516,12 +11115,14 @@
     </w:tcPr>
     <w:tblStylePr w:type="firstRow">
       <w:rPr>
+        <w:rFonts w:eastAsia="黑体"/>
         <w:b/>
         <w:bCs/>
       </w:rPr>
     </w:tblStylePr>
     <w:tblStylePr w:type="lastRow">
       <w:rPr>
+        <w:rFonts w:eastAsia="黑体"/>
         <w:b/>
         <w:bCs/>
       </w:rPr>
@@ -10534,12 +11135,14 @@
     </w:tblStylePr>
     <w:tblStylePr w:type="firstCol">
       <w:rPr>
+        <w:rFonts w:eastAsia="黑体"/>
         <w:b/>
         <w:bCs/>
       </w:rPr>
     </w:tblStylePr>
     <w:tblStylePr w:type="lastCol">
       <w:rPr>
+        <w:rFonts w:eastAsia="黑体"/>
         <w:b/>
         <w:bCs/>
       </w:rPr>
@@ -10589,12 +11192,14 @@
     </w:tcPr>
     <w:tblStylePr w:type="firstRow">
       <w:rPr>
+        <w:rFonts w:eastAsia="黑体"/>
         <w:b/>
         <w:bCs/>
       </w:rPr>
     </w:tblStylePr>
     <w:tblStylePr w:type="lastRow">
       <w:rPr>
+        <w:rFonts w:eastAsia="黑体"/>
         <w:b/>
         <w:bCs/>
       </w:rPr>
@@ -10607,12 +11212,14 @@
     </w:tblStylePr>
     <w:tblStylePr w:type="firstCol">
       <w:rPr>
+        <w:rFonts w:eastAsia="黑体"/>
         <w:b/>
         <w:bCs/>
       </w:rPr>
     </w:tblStylePr>
     <w:tblStylePr w:type="lastCol">
       <w:rPr>
+        <w:rFonts w:eastAsia="黑体"/>
         <w:b/>
         <w:bCs/>
       </w:rPr>
@@ -10662,12 +11269,14 @@
     </w:tcPr>
     <w:tblStylePr w:type="firstRow">
       <w:rPr>
+        <w:rFonts w:eastAsia="黑体"/>
         <w:b/>
         <w:bCs/>
       </w:rPr>
     </w:tblStylePr>
     <w:tblStylePr w:type="lastRow">
       <w:rPr>
+        <w:rFonts w:eastAsia="黑体"/>
         <w:b/>
         <w:bCs/>
       </w:rPr>
@@ -10680,12 +11289,14 @@
     </w:tblStylePr>
     <w:tblStylePr w:type="firstCol">
       <w:rPr>
+        <w:rFonts w:eastAsia="黑体"/>
         <w:b/>
         <w:bCs/>
       </w:rPr>
     </w:tblStylePr>
     <w:tblStylePr w:type="lastCol">
       <w:rPr>
+        <w:rFonts w:eastAsia="黑体"/>
         <w:b/>
         <w:bCs/>
       </w:rPr>
@@ -10735,12 +11346,14 @@
     </w:tcPr>
     <w:tblStylePr w:type="firstRow">
       <w:rPr>
+        <w:rFonts w:eastAsia="黑体"/>
         <w:b/>
         <w:bCs/>
       </w:rPr>
     </w:tblStylePr>
     <w:tblStylePr w:type="lastRow">
       <w:rPr>
+        <w:rFonts w:eastAsia="黑体"/>
         <w:b/>
         <w:bCs/>
       </w:rPr>
@@ -10753,12 +11366,14 @@
     </w:tblStylePr>
     <w:tblStylePr w:type="firstCol">
       <w:rPr>
+        <w:rFonts w:eastAsia="黑体"/>
         <w:b/>
         <w:bCs/>
       </w:rPr>
     </w:tblStylePr>
     <w:tblStylePr w:type="lastCol">
       <w:rPr>
+        <w:rFonts w:eastAsia="黑体"/>
         <w:b/>
         <w:bCs/>
       </w:rPr>
@@ -10808,12 +11423,14 @@
     </w:tcPr>
     <w:tblStylePr w:type="firstRow">
       <w:rPr>
+        <w:rFonts w:eastAsia="黑体"/>
         <w:b/>
         <w:bCs/>
       </w:rPr>
     </w:tblStylePr>
     <w:tblStylePr w:type="lastRow">
       <w:rPr>
+        <w:rFonts w:eastAsia="黑体"/>
         <w:b/>
         <w:bCs/>
       </w:rPr>
@@ -10826,12 +11443,14 @@
     </w:tblStylePr>
     <w:tblStylePr w:type="firstCol">
       <w:rPr>
+        <w:rFonts w:eastAsia="黑体"/>
         <w:b/>
         <w:bCs/>
       </w:rPr>
     </w:tblStylePr>
     <w:tblStylePr w:type="lastCol">
       <w:rPr>
+        <w:rFonts w:eastAsia="黑体"/>
         <w:b/>
         <w:bCs/>
       </w:rPr>
@@ -10858,7 +11477,7 @@
       <w:spacing w:after="0" w:line="240" w:lineRule="auto"/>
     </w:pPr>
     <w:rPr>
-      <w:rFonts w:asciiTheme="majorHAnsi" w:cstheme="majorBidi" w:eastAsiaTheme="majorEastAsia" w:hAnsiTheme="majorHAnsi"/>
+      <w:rFonts w:asciiTheme="majorHAnsi" w:cstheme="majorBidi" w:hAnsiTheme="majorHAnsi" w:eastAsia="黑体"/>
       <w:color w:themeColor="text1" w:val="000000"/>
     </w:rPr>
     <w:tblPr>
@@ -10885,6 +11504,7 @@
     </w:tcPr>
     <w:tblStylePr w:type="firstRow">
       <w:rPr>
+        <w:rFonts w:eastAsia="黑体"/>
         <w:b/>
         <w:bCs/>
         <w:color w:themeColor="text1" w:val="000000"/>
@@ -10896,6 +11516,7 @@
     </w:tblStylePr>
     <w:tblStylePr w:type="lastRow">
       <w:rPr>
+        <w:rFonts w:eastAsia="黑体"/>
         <w:b/>
         <w:bCs/>
         <w:color w:themeColor="text1" w:val="000000"/>
@@ -10915,6 +11536,7 @@
     </w:tblStylePr>
     <w:tblStylePr w:type="firstCol">
       <w:rPr>
+        <w:rFonts w:eastAsia="黑体"/>
         <w:b/>
         <w:bCs/>
         <w:color w:themeColor="text1" w:val="000000"/>
@@ -10934,6 +11556,7 @@
     </w:tblStylePr>
     <w:tblStylePr w:type="lastCol">
       <w:rPr>
+        <w:rFonts w:eastAsia="黑体"/>
         <w:b w:val="0"/>
         <w:bCs w:val="0"/>
         <w:color w:themeColor="text1" w:val="000000"/>
@@ -10983,7 +11606,7 @@
       <w:spacing w:after="0" w:line="240" w:lineRule="auto"/>
     </w:pPr>
     <w:rPr>
-      <w:rFonts w:asciiTheme="majorHAnsi" w:cstheme="majorBidi" w:eastAsiaTheme="majorEastAsia" w:hAnsiTheme="majorHAnsi"/>
+      <w:rFonts w:asciiTheme="majorHAnsi" w:cstheme="majorBidi" w:hAnsiTheme="majorHAnsi" w:eastAsia="黑体"/>
       <w:color w:themeColor="text1" w:val="000000"/>
     </w:rPr>
     <w:tblPr>
@@ -11010,6 +11633,7 @@
     </w:tcPr>
     <w:tblStylePr w:type="firstRow">
       <w:rPr>
+        <w:rFonts w:eastAsia="黑体"/>
         <w:b/>
         <w:bCs/>
         <w:color w:themeColor="text1" w:val="000000"/>
@@ -11021,6 +11645,7 @@
     </w:tblStylePr>
     <w:tblStylePr w:type="lastRow">
       <w:rPr>
+        <w:rFonts w:eastAsia="黑体"/>
         <w:b/>
         <w:bCs/>
         <w:color w:themeColor="text1" w:val="000000"/>
@@ -11040,6 +11665,7 @@
     </w:tblStylePr>
     <w:tblStylePr w:type="firstCol">
       <w:rPr>
+        <w:rFonts w:eastAsia="黑体"/>
         <w:b/>
         <w:bCs/>
         <w:color w:themeColor="text1" w:val="000000"/>
@@ -11059,6 +11685,7 @@
     </w:tblStylePr>
     <w:tblStylePr w:type="lastCol">
       <w:rPr>
+        <w:rFonts w:eastAsia="黑体"/>
         <w:b w:val="0"/>
         <w:bCs w:val="0"/>
         <w:color w:themeColor="text1" w:val="000000"/>
@@ -11108,7 +11735,7 @@
       <w:spacing w:after="0" w:line="240" w:lineRule="auto"/>
     </w:pPr>
     <w:rPr>
-      <w:rFonts w:asciiTheme="majorHAnsi" w:cstheme="majorBidi" w:eastAsiaTheme="majorEastAsia" w:hAnsiTheme="majorHAnsi"/>
+      <w:rFonts w:asciiTheme="majorHAnsi" w:cstheme="majorBidi" w:hAnsiTheme="majorHAnsi" w:eastAsia="黑体"/>
       <w:color w:themeColor="text1" w:val="000000"/>
     </w:rPr>
     <w:tblPr>
@@ -11135,6 +11762,7 @@
     </w:tcPr>
     <w:tblStylePr w:type="firstRow">
       <w:rPr>
+        <w:rFonts w:eastAsia="黑体"/>
         <w:b/>
         <w:bCs/>
         <w:color w:themeColor="text1" w:val="000000"/>
@@ -11146,6 +11774,7 @@
     </w:tblStylePr>
     <w:tblStylePr w:type="lastRow">
       <w:rPr>
+        <w:rFonts w:eastAsia="黑体"/>
         <w:b/>
         <w:bCs/>
         <w:color w:themeColor="text1" w:val="000000"/>
@@ -11165,6 +11794,7 @@
     </w:tblStylePr>
     <w:tblStylePr w:type="firstCol">
       <w:rPr>
+        <w:rFonts w:eastAsia="黑体"/>
         <w:b/>
         <w:bCs/>
         <w:color w:themeColor="text1" w:val="000000"/>
@@ -11184,6 +11814,7 @@
     </w:tblStylePr>
     <w:tblStylePr w:type="lastCol">
       <w:rPr>
+        <w:rFonts w:eastAsia="黑体"/>
         <w:b w:val="0"/>
         <w:bCs w:val="0"/>
         <w:color w:themeColor="text1" w:val="000000"/>
@@ -11233,7 +11864,7 @@
       <w:spacing w:after="0" w:line="240" w:lineRule="auto"/>
     </w:pPr>
     <w:rPr>
-      <w:rFonts w:asciiTheme="majorHAnsi" w:cstheme="majorBidi" w:eastAsiaTheme="majorEastAsia" w:hAnsiTheme="majorHAnsi"/>
+      <w:rFonts w:asciiTheme="majorHAnsi" w:cstheme="majorBidi" w:hAnsiTheme="majorHAnsi" w:eastAsia="黑体"/>
       <w:color w:themeColor="text1" w:val="000000"/>
     </w:rPr>
     <w:tblPr>
@@ -11260,6 +11891,7 @@
     </w:tcPr>
     <w:tblStylePr w:type="firstRow">
       <w:rPr>
+        <w:rFonts w:eastAsia="黑体"/>
         <w:b/>
         <w:bCs/>
         <w:color w:themeColor="text1" w:val="000000"/>
@@ -11271,6 +11903,7 @@
     </w:tblStylePr>
     <w:tblStylePr w:type="lastRow">
       <w:rPr>
+        <w:rFonts w:eastAsia="黑体"/>
         <w:b/>
         <w:bCs/>
         <w:color w:themeColor="text1" w:val="000000"/>
@@ -11290,6 +11923,7 @@
     </w:tblStylePr>
     <w:tblStylePr w:type="firstCol">
       <w:rPr>
+        <w:rFonts w:eastAsia="黑体"/>
         <w:b/>
         <w:bCs/>
         <w:color w:themeColor="text1" w:val="000000"/>
@@ -11309,6 +11943,7 @@
     </w:tblStylePr>
     <w:tblStylePr w:type="lastCol">
       <w:rPr>
+        <w:rFonts w:eastAsia="黑体"/>
         <w:b w:val="0"/>
         <w:bCs w:val="0"/>
         <w:color w:themeColor="text1" w:val="000000"/>
@@ -11358,7 +11993,7 @@
       <w:spacing w:after="0" w:line="240" w:lineRule="auto"/>
     </w:pPr>
     <w:rPr>
-      <w:rFonts w:asciiTheme="majorHAnsi" w:cstheme="majorBidi" w:eastAsiaTheme="majorEastAsia" w:hAnsiTheme="majorHAnsi"/>
+      <w:rFonts w:asciiTheme="majorHAnsi" w:cstheme="majorBidi" w:hAnsiTheme="majorHAnsi" w:eastAsia="黑体"/>
       <w:color w:themeColor="text1" w:val="000000"/>
     </w:rPr>
     <w:tblPr>
@@ -11385,6 +12020,7 @@
     </w:tcPr>
     <w:tblStylePr w:type="firstRow">
       <w:rPr>
+        <w:rFonts w:eastAsia="黑体"/>
         <w:b/>
         <w:bCs/>
         <w:color w:themeColor="text1" w:val="000000"/>
@@ -11396,6 +12032,7 @@
     </w:tblStylePr>
     <w:tblStylePr w:type="lastRow">
       <w:rPr>
+        <w:rFonts w:eastAsia="黑体"/>
         <w:b/>
         <w:bCs/>
         <w:color w:themeColor="text1" w:val="000000"/>
@@ -11415,6 +12052,7 @@
     </w:tblStylePr>
     <w:tblStylePr w:type="firstCol">
       <w:rPr>
+        <w:rFonts w:eastAsia="黑体"/>
         <w:b/>
         <w:bCs/>
         <w:color w:themeColor="text1" w:val="000000"/>
@@ -11434,6 +12072,7 @@
     </w:tblStylePr>
     <w:tblStylePr w:type="lastCol">
       <w:rPr>
+        <w:rFonts w:eastAsia="黑体"/>
         <w:b w:val="0"/>
         <w:bCs w:val="0"/>
         <w:color w:themeColor="text1" w:val="000000"/>
@@ -11483,7 +12122,7 @@
       <w:spacing w:after="0" w:line="240" w:lineRule="auto"/>
     </w:pPr>
     <w:rPr>
-      <w:rFonts w:asciiTheme="majorHAnsi" w:cstheme="majorBidi" w:eastAsiaTheme="majorEastAsia" w:hAnsiTheme="majorHAnsi"/>
+      <w:rFonts w:asciiTheme="majorHAnsi" w:cstheme="majorBidi" w:hAnsiTheme="majorHAnsi" w:eastAsia="黑体"/>
       <w:color w:themeColor="text1" w:val="000000"/>
     </w:rPr>
     <w:tblPr>
@@ -11510,6 +12149,7 @@
     </w:tcPr>
     <w:tblStylePr w:type="firstRow">
       <w:rPr>
+        <w:rFonts w:eastAsia="黑体"/>
         <w:b/>
         <w:bCs/>
         <w:color w:themeColor="text1" w:val="000000"/>
@@ -11521,6 +12161,7 @@
     </w:tblStylePr>
     <w:tblStylePr w:type="lastRow">
       <w:rPr>
+        <w:rFonts w:eastAsia="黑体"/>
         <w:b/>
         <w:bCs/>
         <w:color w:themeColor="text1" w:val="000000"/>
@@ -11540,6 +12181,7 @@
     </w:tblStylePr>
     <w:tblStylePr w:type="firstCol">
       <w:rPr>
+        <w:rFonts w:eastAsia="黑体"/>
         <w:b/>
         <w:bCs/>
         <w:color w:themeColor="text1" w:val="000000"/>
@@ -11559,6 +12201,7 @@
     </w:tblStylePr>
     <w:tblStylePr w:type="lastCol">
       <w:rPr>
+        <w:rFonts w:eastAsia="黑体"/>
         <w:b w:val="0"/>
         <w:bCs w:val="0"/>
         <w:color w:themeColor="text1" w:val="000000"/>
@@ -11608,7 +12251,7 @@
       <w:spacing w:after="0" w:line="240" w:lineRule="auto"/>
     </w:pPr>
     <w:rPr>
-      <w:rFonts w:asciiTheme="majorHAnsi" w:cstheme="majorBidi" w:eastAsiaTheme="majorEastAsia" w:hAnsiTheme="majorHAnsi"/>
+      <w:rFonts w:asciiTheme="majorHAnsi" w:cstheme="majorBidi" w:hAnsiTheme="majorHAnsi" w:eastAsia="黑体"/>
       <w:color w:themeColor="text1" w:val="000000"/>
     </w:rPr>
     <w:tblPr>
@@ -11635,6 +12278,7 @@
     </w:tcPr>
     <w:tblStylePr w:type="firstRow">
       <w:rPr>
+        <w:rFonts w:eastAsia="黑体"/>
         <w:b/>
         <w:bCs/>
         <w:color w:themeColor="text1" w:val="000000"/>
@@ -11646,6 +12290,7 @@
     </w:tblStylePr>
     <w:tblStylePr w:type="lastRow">
       <w:rPr>
+        <w:rFonts w:eastAsia="黑体"/>
         <w:b/>
         <w:bCs/>
         <w:color w:themeColor="text1" w:val="000000"/>
@@ -11665,6 +12310,7 @@
     </w:tblStylePr>
     <w:tblStylePr w:type="firstCol">
       <w:rPr>
+        <w:rFonts w:eastAsia="黑体"/>
         <w:b/>
         <w:bCs/>
         <w:color w:themeColor="text1" w:val="000000"/>
@@ -11684,6 +12330,7 @@
     </w:tblStylePr>
     <w:tblStylePr w:type="lastCol">
       <w:rPr>
+        <w:rFonts w:eastAsia="黑体"/>
         <w:b w:val="0"/>
         <w:bCs w:val="0"/>
         <w:color w:themeColor="text1" w:val="000000"/>
@@ -11756,6 +12403,7 @@
     </w:tcPr>
     <w:tblStylePr w:type="firstRow">
       <w:rPr>
+        <w:rFonts w:eastAsia="黑体"/>
         <w:b/>
         <w:bCs/>
         <w:i w:val="0"/>
@@ -11777,6 +12425,7 @@
     </w:tblStylePr>
     <w:tblStylePr w:type="lastRow">
       <w:rPr>
+        <w:rFonts w:eastAsia="黑体"/>
         <w:b/>
         <w:bCs/>
         <w:i w:val="0"/>
@@ -11798,6 +12447,7 @@
     </w:tblStylePr>
     <w:tblStylePr w:type="firstCol">
       <w:rPr>
+        <w:rFonts w:eastAsia="黑体"/>
         <w:b/>
         <w:bCs/>
         <w:i w:val="0"/>
@@ -11817,6 +12467,7 @@
     </w:tblStylePr>
     <w:tblStylePr w:type="lastCol">
       <w:rPr>
+        <w:rFonts w:eastAsia="黑体"/>
         <w:b/>
         <w:bCs/>
         <w:i w:val="0"/>
@@ -11897,6 +12548,7 @@
     </w:tcPr>
     <w:tblStylePr w:type="firstRow">
       <w:rPr>
+        <w:rFonts w:eastAsia="黑体"/>
         <w:b/>
         <w:bCs/>
         <w:i w:val="0"/>
@@ -11918,6 +12570,7 @@
     </w:tblStylePr>
     <w:tblStylePr w:type="lastRow">
       <w:rPr>
+        <w:rFonts w:eastAsia="黑体"/>
         <w:b/>
         <w:bCs/>
         <w:i w:val="0"/>
@@ -11939,6 +12592,7 @@
     </w:tblStylePr>
     <w:tblStylePr w:type="firstCol">
       <w:rPr>
+        <w:rFonts w:eastAsia="黑体"/>
         <w:b/>
         <w:bCs/>
         <w:i w:val="0"/>
@@ -11958,6 +12612,7 @@
     </w:tblStylePr>
     <w:tblStylePr w:type="lastCol">
       <w:rPr>
+        <w:rFonts w:eastAsia="黑体"/>
         <w:b/>
         <w:bCs/>
         <w:i w:val="0"/>
@@ -12038,6 +12693,7 @@
     </w:tcPr>
     <w:tblStylePr w:type="firstRow">
       <w:rPr>
+        <w:rFonts w:eastAsia="黑体"/>
         <w:b/>
         <w:bCs/>
         <w:i w:val="0"/>
@@ -12059,6 +12715,7 @@
     </w:tblStylePr>
     <w:tblStylePr w:type="lastRow">
       <w:rPr>
+        <w:rFonts w:eastAsia="黑体"/>
         <w:b/>
         <w:bCs/>
         <w:i w:val="0"/>
@@ -12080,6 +12737,7 @@
     </w:tblStylePr>
     <w:tblStylePr w:type="firstCol">
       <w:rPr>
+        <w:rFonts w:eastAsia="黑体"/>
         <w:b/>
         <w:bCs/>
         <w:i w:val="0"/>
@@ -12099,6 +12757,7 @@
     </w:tblStylePr>
     <w:tblStylePr w:type="lastCol">
       <w:rPr>
+        <w:rFonts w:eastAsia="黑体"/>
         <w:b/>
         <w:bCs/>
         <w:i w:val="0"/>
@@ -12179,6 +12838,7 @@
     </w:tcPr>
     <w:tblStylePr w:type="firstRow">
       <w:rPr>
+        <w:rFonts w:eastAsia="黑体"/>
         <w:b/>
         <w:bCs/>
         <w:i w:val="0"/>
@@ -12200,6 +12860,7 @@
     </w:tblStylePr>
     <w:tblStylePr w:type="lastRow">
       <w:rPr>
+        <w:rFonts w:eastAsia="黑体"/>
         <w:b/>
         <w:bCs/>
         <w:i w:val="0"/>
@@ -12221,6 +12882,7 @@
     </w:tblStylePr>
     <w:tblStylePr w:type="firstCol">
       <w:rPr>
+        <w:rFonts w:eastAsia="黑体"/>
         <w:b/>
         <w:bCs/>
         <w:i w:val="0"/>
@@ -12240,6 +12902,7 @@
     </w:tblStylePr>
     <w:tblStylePr w:type="lastCol">
       <w:rPr>
+        <w:rFonts w:eastAsia="黑体"/>
         <w:b/>
         <w:bCs/>
         <w:i w:val="0"/>
@@ -12320,6 +12983,7 @@
     </w:tcPr>
     <w:tblStylePr w:type="firstRow">
       <w:rPr>
+        <w:rFonts w:eastAsia="黑体"/>
         <w:b/>
         <w:bCs/>
         <w:i w:val="0"/>
@@ -12341,6 +13005,7 @@
     </w:tblStylePr>
     <w:tblStylePr w:type="lastRow">
       <w:rPr>
+        <w:rFonts w:eastAsia="黑体"/>
         <w:b/>
         <w:bCs/>
         <w:i w:val="0"/>
@@ -12362,6 +13027,7 @@
     </w:tblStylePr>
     <w:tblStylePr w:type="firstCol">
       <w:rPr>
+        <w:rFonts w:eastAsia="黑体"/>
         <w:b/>
         <w:bCs/>
         <w:i w:val="0"/>
@@ -12381,6 +13047,7 @@
     </w:tblStylePr>
     <w:tblStylePr w:type="lastCol">
       <w:rPr>
+        <w:rFonts w:eastAsia="黑体"/>
         <w:b/>
         <w:bCs/>
         <w:i w:val="0"/>
@@ -12461,6 +13128,7 @@
     </w:tcPr>
     <w:tblStylePr w:type="firstRow">
       <w:rPr>
+        <w:rFonts w:eastAsia="黑体"/>
         <w:b/>
         <w:bCs/>
         <w:i w:val="0"/>
@@ -12482,6 +13150,7 @@
     </w:tblStylePr>
     <w:tblStylePr w:type="lastRow">
       <w:rPr>
+        <w:rFonts w:eastAsia="黑体"/>
         <w:b/>
         <w:bCs/>
         <w:i w:val="0"/>
@@ -12503,6 +13172,7 @@
     </w:tblStylePr>
     <w:tblStylePr w:type="firstCol">
       <w:rPr>
+        <w:rFonts w:eastAsia="黑体"/>
         <w:b/>
         <w:bCs/>
         <w:i w:val="0"/>
@@ -12522,6 +13192,7 @@
     </w:tblStylePr>
     <w:tblStylePr w:type="lastCol">
       <w:rPr>
+        <w:rFonts w:eastAsia="黑体"/>
         <w:b/>
         <w:bCs/>
         <w:i w:val="0"/>
@@ -12602,6 +13273,7 @@
     </w:tcPr>
     <w:tblStylePr w:type="firstRow">
       <w:rPr>
+        <w:rFonts w:eastAsia="黑体"/>
         <w:b/>
         <w:bCs/>
         <w:i w:val="0"/>
@@ -12623,6 +13295,7 @@
     </w:tblStylePr>
     <w:tblStylePr w:type="lastRow">
       <w:rPr>
+        <w:rFonts w:eastAsia="黑体"/>
         <w:b/>
         <w:bCs/>
         <w:i w:val="0"/>
@@ -12644,6 +13317,7 @@
     </w:tblStylePr>
     <w:tblStylePr w:type="firstCol">
       <w:rPr>
+        <w:rFonts w:eastAsia="黑体"/>
         <w:b/>
         <w:bCs/>
         <w:i w:val="0"/>
@@ -12663,6 +13337,7 @@
     </w:tblStylePr>
     <w:tblStylePr w:type="lastCol">
       <w:rPr>
+        <w:rFonts w:eastAsia="黑体"/>
         <w:b/>
         <w:bCs/>
         <w:i w:val="0"/>
@@ -12720,6 +13395,7 @@
       <w:spacing w:after="0" w:line="240" w:lineRule="auto"/>
     </w:pPr>
     <w:rPr>
+      <w:rFonts w:eastAsia="黑体"/>
       <w:color w:themeColor="background1" w:val="FFFFFF"/>
     </w:rPr>
     <w:tblPr>
@@ -12738,6 +13414,7 @@
     </w:tcPr>
     <w:tblStylePr w:type="firstRow">
       <w:rPr>
+        <w:rFonts w:eastAsia="黑体"/>
         <w:b/>
         <w:bCs/>
       </w:rPr>
@@ -12834,6 +13511,7 @@
       <w:spacing w:after="0" w:line="240" w:lineRule="auto"/>
     </w:pPr>
     <w:rPr>
+      <w:rFonts w:eastAsia="黑体"/>
       <w:color w:themeColor="background1" w:val="FFFFFF"/>
     </w:rPr>
     <w:tblPr>
@@ -12852,6 +13530,7 @@
     </w:tcPr>
     <w:tblStylePr w:type="firstRow">
       <w:rPr>
+        <w:rFonts w:eastAsia="黑体"/>
         <w:b/>
         <w:bCs/>
       </w:rPr>
@@ -12948,6 +13627,7 @@
       <w:spacing w:after="0" w:line="240" w:lineRule="auto"/>
     </w:pPr>
     <w:rPr>
+      <w:rFonts w:eastAsia="黑体"/>
       <w:color w:themeColor="background1" w:val="FFFFFF"/>
     </w:rPr>
     <w:tblPr>
@@ -12966,6 +13646,7 @@
     </w:tcPr>
     <w:tblStylePr w:type="firstRow">
       <w:rPr>
+        <w:rFonts w:eastAsia="黑体"/>
         <w:b/>
         <w:bCs/>
       </w:rPr>
@@ -13062,6 +13743,7 @@
       <w:spacing w:after="0" w:line="240" w:lineRule="auto"/>
     </w:pPr>
     <w:rPr>
+      <w:rFonts w:eastAsia="黑体"/>
       <w:color w:themeColor="background1" w:val="FFFFFF"/>
     </w:rPr>
     <w:tblPr>
@@ -13080,6 +13762,7 @@
     </w:tcPr>
     <w:tblStylePr w:type="firstRow">
       <w:rPr>
+        <w:rFonts w:eastAsia="黑体"/>
         <w:b/>
         <w:bCs/>
       </w:rPr>
@@ -13176,6 +13859,7 @@
       <w:spacing w:after="0" w:line="240" w:lineRule="auto"/>
     </w:pPr>
     <w:rPr>
+      <w:rFonts w:eastAsia="黑体"/>
       <w:color w:themeColor="background1" w:val="FFFFFF"/>
     </w:rPr>
     <w:tblPr>
@@ -13194,6 +13878,7 @@
     </w:tcPr>
     <w:tblStylePr w:type="firstRow">
       <w:rPr>
+        <w:rFonts w:eastAsia="黑体"/>
         <w:b/>
         <w:bCs/>
       </w:rPr>
@@ -13290,6 +13975,7 @@
       <w:spacing w:after="0" w:line="240" w:lineRule="auto"/>
     </w:pPr>
     <w:rPr>
+      <w:rFonts w:eastAsia="黑体"/>
       <w:color w:themeColor="background1" w:val="FFFFFF"/>
     </w:rPr>
     <w:tblPr>
@@ -13308,6 +13994,7 @@
     </w:tcPr>
     <w:tblStylePr w:type="firstRow">
       <w:rPr>
+        <w:rFonts w:eastAsia="黑体"/>
         <w:b/>
         <w:bCs/>
       </w:rPr>
@@ -13404,6 +14091,7 @@
       <w:spacing w:after="0" w:line="240" w:lineRule="auto"/>
     </w:pPr>
     <w:rPr>
+      <w:rFonts w:eastAsia="黑体"/>
       <w:color w:themeColor="background1" w:val="FFFFFF"/>
     </w:rPr>
     <w:tblPr>
@@ -13422,6 +14110,7 @@
     </w:tcPr>
     <w:tblStylePr w:type="firstRow">
       <w:rPr>
+        <w:rFonts w:eastAsia="黑体"/>
         <w:b/>
         <w:bCs/>
       </w:rPr>
@@ -13518,6 +14207,7 @@
       <w:spacing w:after="0" w:line="240" w:lineRule="auto"/>
     </w:pPr>
     <w:rPr>
+      <w:rFonts w:eastAsia="黑体"/>
       <w:color w:themeColor="text1" w:val="000000"/>
     </w:rPr>
     <w:tblPr>
@@ -13544,6 +14234,7 @@
     </w:tcPr>
     <w:tblStylePr w:type="firstRow">
       <w:rPr>
+        <w:rFonts w:eastAsia="黑体"/>
         <w:b/>
         <w:bCs/>
       </w:rPr>
@@ -13562,6 +14253,7 @@
     </w:tblStylePr>
     <w:tblStylePr w:type="lastRow">
       <w:rPr>
+        <w:rFonts w:eastAsia="黑体"/>
         <w:b/>
         <w:bCs/>
         <w:color w:themeColor="background1" w:val="FFFFFF"/>
@@ -13576,6 +14268,7 @@
     </w:tblStylePr>
     <w:tblStylePr w:type="firstCol">
       <w:rPr>
+        <w:rFonts w:eastAsia="黑体"/>
         <w:color w:themeColor="background1" w:val="FFFFFF"/>
       </w:rPr>
       <w:tblPr/>
@@ -13593,6 +14286,7 @@
     </w:tblStylePr>
     <w:tblStylePr w:type="lastCol">
       <w:rPr>
+        <w:rFonts w:eastAsia="黑体"/>
         <w:color w:themeColor="background1" w:val="FFFFFF"/>
       </w:rPr>
       <w:tblPr/>
@@ -13622,11 +14316,13 @@
     </w:tblStylePr>
     <w:tblStylePr w:type="neCell">
       <w:rPr>
+        <w:rFonts w:eastAsia="黑体"/>
         <w:color w:themeColor="text1" w:val="000000"/>
       </w:rPr>
     </w:tblStylePr>
     <w:tblStylePr w:type="nwCell">
       <w:rPr>
+        <w:rFonts w:eastAsia="黑体"/>
         <w:color w:themeColor="text1" w:val="000000"/>
       </w:rPr>
     </w:tblStylePr>
@@ -13640,6 +14336,7 @@
       <w:spacing w:after="0" w:line="240" w:lineRule="auto"/>
     </w:pPr>
     <w:rPr>
+      <w:rFonts w:eastAsia="黑体"/>
       <w:color w:themeColor="text1" w:val="000000"/>
     </w:rPr>
     <w:tblPr>
@@ -13666,6 +14363,7 @@
     </w:tcPr>
     <w:tblStylePr w:type="firstRow">
       <w:rPr>
+        <w:rFonts w:eastAsia="黑体"/>
         <w:b/>
         <w:bCs/>
       </w:rPr>
@@ -13684,6 +14382,7 @@
     </w:tblStylePr>
     <w:tblStylePr w:type="lastRow">
       <w:rPr>
+        <w:rFonts w:eastAsia="黑体"/>
         <w:b/>
         <w:bCs/>
         <w:color w:themeColor="background1" w:val="FFFFFF"/>
@@ -13698,6 +14397,7 @@
     </w:tblStylePr>
     <w:tblStylePr w:type="firstCol">
       <w:rPr>
+        <w:rFonts w:eastAsia="黑体"/>
         <w:color w:themeColor="background1" w:val="FFFFFF"/>
       </w:rPr>
       <w:tblPr/>
@@ -13715,6 +14415,7 @@
     </w:tblStylePr>
     <w:tblStylePr w:type="lastCol">
       <w:rPr>
+        <w:rFonts w:eastAsia="黑体"/>
         <w:color w:themeColor="background1" w:val="FFFFFF"/>
       </w:rPr>
       <w:tblPr/>
@@ -13744,11 +14445,13 @@
     </w:tblStylePr>
     <w:tblStylePr w:type="neCell">
       <w:rPr>
+        <w:rFonts w:eastAsia="黑体"/>
         <w:color w:themeColor="text1" w:val="000000"/>
       </w:rPr>
     </w:tblStylePr>
     <w:tblStylePr w:type="nwCell">
       <w:rPr>
+        <w:rFonts w:eastAsia="黑体"/>
         <w:color w:themeColor="text1" w:val="000000"/>
       </w:rPr>
     </w:tblStylePr>
@@ -13762,6 +14465,7 @@
       <w:spacing w:after="0" w:line="240" w:lineRule="auto"/>
     </w:pPr>
     <w:rPr>
+      <w:rFonts w:eastAsia="黑体"/>
       <w:color w:themeColor="text1" w:val="000000"/>
     </w:rPr>
     <w:tblPr>
@@ -13788,6 +14492,7 @@
     </w:tcPr>
     <w:tblStylePr w:type="firstRow">
       <w:rPr>
+        <w:rFonts w:eastAsia="黑体"/>
         <w:b/>
         <w:bCs/>
       </w:rPr>
@@ -13806,6 +14511,7 @@
     </w:tblStylePr>
     <w:tblStylePr w:type="lastRow">
       <w:rPr>
+        <w:rFonts w:eastAsia="黑体"/>
         <w:b/>
         <w:bCs/>
         <w:color w:themeColor="background1" w:val="FFFFFF"/>
@@ -13820,6 +14526,7 @@
     </w:tblStylePr>
     <w:tblStylePr w:type="firstCol">
       <w:rPr>
+        <w:rFonts w:eastAsia="黑体"/>
         <w:color w:themeColor="background1" w:val="FFFFFF"/>
       </w:rPr>
       <w:tblPr/>
@@ -13837,6 +14544,7 @@
     </w:tblStylePr>
     <w:tblStylePr w:type="lastCol">
       <w:rPr>
+        <w:rFonts w:eastAsia="黑体"/>
         <w:color w:themeColor="background1" w:val="FFFFFF"/>
       </w:rPr>
       <w:tblPr/>
@@ -13866,11 +14574,13 @@
     </w:tblStylePr>
     <w:tblStylePr w:type="neCell">
       <w:rPr>
+        <w:rFonts w:eastAsia="黑体"/>
         <w:color w:themeColor="text1" w:val="000000"/>
       </w:rPr>
     </w:tblStylePr>
     <w:tblStylePr w:type="nwCell">
       <w:rPr>
+        <w:rFonts w:eastAsia="黑体"/>
         <w:color w:themeColor="text1" w:val="000000"/>
       </w:rPr>
     </w:tblStylePr>
@@ -13884,6 +14594,7 @@
       <w:spacing w:after="0" w:line="240" w:lineRule="auto"/>
     </w:pPr>
     <w:rPr>
+      <w:rFonts w:eastAsia="黑体"/>
       <w:color w:themeColor="text1" w:val="000000"/>
     </w:rPr>
     <w:tblPr>
@@ -13910,6 +14621,7 @@
     </w:tcPr>
     <w:tblStylePr w:type="firstRow">
       <w:rPr>
+        <w:rFonts w:eastAsia="黑体"/>
         <w:b/>
         <w:bCs/>
       </w:rPr>
@@ -13928,6 +14640,7 @@
     </w:tblStylePr>
     <w:tblStylePr w:type="lastRow">
       <w:rPr>
+        <w:rFonts w:eastAsia="黑体"/>
         <w:b/>
         <w:bCs/>
         <w:color w:themeColor="background1" w:val="FFFFFF"/>
@@ -13942,6 +14655,7 @@
     </w:tblStylePr>
     <w:tblStylePr w:type="firstCol">
       <w:rPr>
+        <w:rFonts w:eastAsia="黑体"/>
         <w:color w:themeColor="background1" w:val="FFFFFF"/>
       </w:rPr>
       <w:tblPr/>
@@ -13959,6 +14673,7 @@
     </w:tblStylePr>
     <w:tblStylePr w:type="lastCol">
       <w:rPr>
+        <w:rFonts w:eastAsia="黑体"/>
         <w:color w:themeColor="background1" w:val="FFFFFF"/>
       </w:rPr>
       <w:tblPr/>
@@ -13996,6 +14711,7 @@
       <w:spacing w:after="0" w:line="240" w:lineRule="auto"/>
     </w:pPr>
     <w:rPr>
+      <w:rFonts w:eastAsia="黑体"/>
       <w:color w:themeColor="text1" w:val="000000"/>
     </w:rPr>
     <w:tblPr>
@@ -14022,6 +14738,7 @@
     </w:tcPr>
     <w:tblStylePr w:type="firstRow">
       <w:rPr>
+        <w:rFonts w:eastAsia="黑体"/>
         <w:b/>
         <w:bCs/>
       </w:rPr>
@@ -14040,6 +14757,7 @@
     </w:tblStylePr>
     <w:tblStylePr w:type="lastRow">
       <w:rPr>
+        <w:rFonts w:eastAsia="黑体"/>
         <w:b/>
         <w:bCs/>
         <w:color w:themeColor="background1" w:val="FFFFFF"/>
@@ -14054,6 +14772,7 @@
     </w:tblStylePr>
     <w:tblStylePr w:type="firstCol">
       <w:rPr>
+        <w:rFonts w:eastAsia="黑体"/>
         <w:color w:themeColor="background1" w:val="FFFFFF"/>
       </w:rPr>
       <w:tblPr/>
@@ -14071,6 +14790,7 @@
     </w:tblStylePr>
     <w:tblStylePr w:type="lastCol">
       <w:rPr>
+        <w:rFonts w:eastAsia="黑体"/>
         <w:color w:themeColor="background1" w:val="FFFFFF"/>
       </w:rPr>
       <w:tblPr/>
@@ -14100,11 +14820,13 @@
     </w:tblStylePr>
     <w:tblStylePr w:type="neCell">
       <w:rPr>
+        <w:rFonts w:eastAsia="黑体"/>
         <w:color w:themeColor="text1" w:val="000000"/>
       </w:rPr>
     </w:tblStylePr>
     <w:tblStylePr w:type="nwCell">
       <w:rPr>
+        <w:rFonts w:eastAsia="黑体"/>
         <w:color w:themeColor="text1" w:val="000000"/>
       </w:rPr>
     </w:tblStylePr>
@@ -14118,6 +14840,7 @@
       <w:spacing w:after="0" w:line="240" w:lineRule="auto"/>
     </w:pPr>
     <w:rPr>
+      <w:rFonts w:eastAsia="黑体"/>
       <w:color w:themeColor="text1" w:val="000000"/>
     </w:rPr>
     <w:tblPr>
@@ -14144,6 +14867,7 @@
     </w:tcPr>
     <w:tblStylePr w:type="firstRow">
       <w:rPr>
+        <w:rFonts w:eastAsia="黑体"/>
         <w:b/>
         <w:bCs/>
       </w:rPr>
@@ -14162,6 +14886,7 @@
     </w:tblStylePr>
     <w:tblStylePr w:type="lastRow">
       <w:rPr>
+        <w:rFonts w:eastAsia="黑体"/>
         <w:b/>
         <w:bCs/>
         <w:color w:themeColor="background1" w:val="FFFFFF"/>
@@ -14176,6 +14901,7 @@
     </w:tblStylePr>
     <w:tblStylePr w:type="firstCol">
       <w:rPr>
+        <w:rFonts w:eastAsia="黑体"/>
         <w:color w:themeColor="background1" w:val="FFFFFF"/>
       </w:rPr>
       <w:tblPr/>
@@ -14193,6 +14919,7 @@
     </w:tblStylePr>
     <w:tblStylePr w:type="lastCol">
       <w:rPr>
+        <w:rFonts w:eastAsia="黑体"/>
         <w:color w:themeColor="background1" w:val="FFFFFF"/>
       </w:rPr>
       <w:tblPr/>
@@ -14222,11 +14949,13 @@
     </w:tblStylePr>
     <w:tblStylePr w:type="neCell">
       <w:rPr>
+        <w:rFonts w:eastAsia="黑体"/>
         <w:color w:themeColor="text1" w:val="000000"/>
       </w:rPr>
     </w:tblStylePr>
     <w:tblStylePr w:type="nwCell">
       <w:rPr>
+        <w:rFonts w:eastAsia="黑体"/>
         <w:color w:themeColor="text1" w:val="000000"/>
       </w:rPr>
     </w:tblStylePr>
@@ -14240,6 +14969,7 @@
       <w:spacing w:after="0" w:line="240" w:lineRule="auto"/>
     </w:pPr>
     <w:rPr>
+      <w:rFonts w:eastAsia="黑体"/>
       <w:color w:themeColor="text1" w:val="000000"/>
     </w:rPr>
     <w:tblPr>
@@ -14266,6 +14996,7 @@
     </w:tcPr>
     <w:tblStylePr w:type="firstRow">
       <w:rPr>
+        <w:rFonts w:eastAsia="黑体"/>
         <w:b/>
         <w:bCs/>
       </w:rPr>
@@ -14284,6 +15015,7 @@
     </w:tblStylePr>
     <w:tblStylePr w:type="lastRow">
       <w:rPr>
+        <w:rFonts w:eastAsia="黑体"/>
         <w:b/>
         <w:bCs/>
         <w:color w:themeColor="background1" w:val="FFFFFF"/>
@@ -14298,6 +15030,7 @@
     </w:tblStylePr>
     <w:tblStylePr w:type="firstCol">
       <w:rPr>
+        <w:rFonts w:eastAsia="黑体"/>
         <w:color w:themeColor="background1" w:val="FFFFFF"/>
       </w:rPr>
       <w:tblPr/>
@@ -14315,6 +15048,7 @@
     </w:tblStylePr>
     <w:tblStylePr w:type="lastCol">
       <w:rPr>
+        <w:rFonts w:eastAsia="黑体"/>
         <w:color w:themeColor="background1" w:val="FFFFFF"/>
       </w:rPr>
       <w:tblPr/>
@@ -14344,11 +15078,13 @@
     </w:tblStylePr>
     <w:tblStylePr w:type="neCell">
       <w:rPr>
+        <w:rFonts w:eastAsia="黑体"/>
         <w:color w:themeColor="text1" w:val="000000"/>
       </w:rPr>
     </w:tblStylePr>
     <w:tblStylePr w:type="nwCell">
       <w:rPr>
+        <w:rFonts w:eastAsia="黑体"/>
         <w:color w:themeColor="text1" w:val="000000"/>
       </w:rPr>
     </w:tblStylePr>
@@ -14362,6 +15098,7 @@
       <w:spacing w:after="0" w:line="240" w:lineRule="auto"/>
     </w:pPr>
     <w:rPr>
+      <w:rFonts w:eastAsia="黑体"/>
       <w:color w:themeColor="text1" w:val="000000"/>
     </w:rPr>
     <w:tblPr>
@@ -14380,6 +15117,7 @@
     </w:tcPr>
     <w:tblStylePr w:type="firstRow">
       <w:rPr>
+        <w:rFonts w:eastAsia="黑体"/>
         <w:b/>
         <w:bCs/>
         <w:color w:themeColor="background1" w:val="FFFFFF"/>
@@ -14394,6 +15132,7 @@
     </w:tblStylePr>
     <w:tblStylePr w:type="lastRow">
       <w:rPr>
+        <w:rFonts w:eastAsia="黑体"/>
         <w:b/>
         <w:bCs/>
         <w:color w:themeColor="accent2" w:themeShade="CC" w:val="9E3A38"/>
@@ -14408,12 +15147,14 @@
     </w:tblStylePr>
     <w:tblStylePr w:type="firstCol">
       <w:rPr>
+        <w:rFonts w:eastAsia="黑体"/>
         <w:b/>
         <w:bCs/>
       </w:rPr>
     </w:tblStylePr>
     <w:tblStylePr w:type="lastCol">
       <w:rPr>
+        <w:rFonts w:eastAsia="黑体"/>
         <w:b/>
         <w:bCs/>
       </w:rPr>
@@ -14448,6 +15189,7 @@
       <w:spacing w:after="0" w:line="240" w:lineRule="auto"/>
     </w:pPr>
     <w:rPr>
+      <w:rFonts w:eastAsia="黑体"/>
       <w:color w:themeColor="text1" w:val="000000"/>
     </w:rPr>
     <w:tblPr>
@@ -14466,6 +15208,7 @@
     </w:tcPr>
     <w:tblStylePr w:type="firstRow">
       <w:rPr>
+        <w:rFonts w:eastAsia="黑体"/>
         <w:b/>
         <w:bCs/>
         <w:color w:themeColor="background1" w:val="FFFFFF"/>
@@ -14480,6 +15223,7 @@
     </w:tblStylePr>
     <w:tblStylePr w:type="lastRow">
       <w:rPr>
+        <w:rFonts w:eastAsia="黑体"/>
         <w:b/>
         <w:bCs/>
         <w:color w:themeColor="accent2" w:themeShade="CC" w:val="9E3A38"/>
@@ -14494,12 +15238,14 @@
     </w:tblStylePr>
     <w:tblStylePr w:type="firstCol">
       <w:rPr>
+        <w:rFonts w:eastAsia="黑体"/>
         <w:b/>
         <w:bCs/>
       </w:rPr>
     </w:tblStylePr>
     <w:tblStylePr w:type="lastCol">
       <w:rPr>
+        <w:rFonts w:eastAsia="黑体"/>
         <w:b/>
         <w:bCs/>
       </w:rPr>
@@ -14534,6 +15280,7 @@
       <w:spacing w:after="0" w:line="240" w:lineRule="auto"/>
     </w:pPr>
     <w:rPr>
+      <w:rFonts w:eastAsia="黑体"/>
       <w:color w:themeColor="text1" w:val="000000"/>
     </w:rPr>
     <w:tblPr>
@@ -14552,6 +15299,7 @@
     </w:tcPr>
     <w:tblStylePr w:type="firstRow">
       <w:rPr>
+        <w:rFonts w:eastAsia="黑体"/>
         <w:b/>
         <w:bCs/>
         <w:color w:themeColor="background1" w:val="FFFFFF"/>
@@ -14566,6 +15314,7 @@
     </w:tblStylePr>
     <w:tblStylePr w:type="lastRow">
       <w:rPr>
+        <w:rFonts w:eastAsia="黑体"/>
         <w:b/>
         <w:bCs/>
         <w:color w:themeColor="accent2" w:themeShade="CC" w:val="9E3A38"/>
@@ -14580,12 +15329,14 @@
     </w:tblStylePr>
     <w:tblStylePr w:type="firstCol">
       <w:rPr>
+        <w:rFonts w:eastAsia="黑体"/>
         <w:b/>
         <w:bCs/>
       </w:rPr>
     </w:tblStylePr>
     <w:tblStylePr w:type="lastCol">
       <w:rPr>
+        <w:rFonts w:eastAsia="黑体"/>
         <w:b/>
         <w:bCs/>
       </w:rPr>
@@ -14620,6 +15371,7 @@
       <w:spacing w:after="0" w:line="240" w:lineRule="auto"/>
     </w:pPr>
     <w:rPr>
+      <w:rFonts w:eastAsia="黑体"/>
       <w:color w:themeColor="text1" w:val="000000"/>
     </w:rPr>
     <w:tblPr>
@@ -14638,6 +15390,7 @@
     </w:tcPr>
     <w:tblStylePr w:type="firstRow">
       <w:rPr>
+        <w:rFonts w:eastAsia="黑体"/>
         <w:b/>
         <w:bCs/>
         <w:color w:themeColor="background1" w:val="FFFFFF"/>
@@ -14652,6 +15405,7 @@
     </w:tblStylePr>
     <w:tblStylePr w:type="lastRow">
       <w:rPr>
+        <w:rFonts w:eastAsia="黑体"/>
         <w:b/>
         <w:bCs/>
         <w:color w:themeColor="accent4" w:themeShade="CC" w:val="664E82"/>
@@ -14666,12 +15420,14 @@
     </w:tblStylePr>
     <w:tblStylePr w:type="firstCol">
       <w:rPr>
+        <w:rFonts w:eastAsia="黑体"/>
         <w:b/>
         <w:bCs/>
       </w:rPr>
     </w:tblStylePr>
     <w:tblStylePr w:type="lastCol">
       <w:rPr>
+        <w:rFonts w:eastAsia="黑体"/>
         <w:b/>
         <w:bCs/>
       </w:rPr>
@@ -14706,6 +15462,7 @@
       <w:spacing w:after="0" w:line="240" w:lineRule="auto"/>
     </w:pPr>
     <w:rPr>
+      <w:rFonts w:eastAsia="黑体"/>
       <w:color w:themeColor="text1" w:val="000000"/>
     </w:rPr>
     <w:tblPr>
@@ -14724,6 +15481,7 @@
     </w:tcPr>
     <w:tblStylePr w:type="firstRow">
       <w:rPr>
+        <w:rFonts w:eastAsia="黑体"/>
         <w:b/>
         <w:bCs/>
         <w:color w:themeColor="background1" w:val="FFFFFF"/>
@@ -14738,6 +15496,7 @@
     </w:tblStylePr>
     <w:tblStylePr w:type="lastRow">
       <w:rPr>
+        <w:rFonts w:eastAsia="黑体"/>
         <w:b/>
         <w:bCs/>
         <w:color w:themeColor="accent3" w:themeShade="CC" w:val="7E9C40"/>
@@ -14752,12 +15511,14 @@
     </w:tblStylePr>
     <w:tblStylePr w:type="firstCol">
       <w:rPr>
+        <w:rFonts w:eastAsia="黑体"/>
         <w:b/>
         <w:bCs/>
       </w:rPr>
     </w:tblStylePr>
     <w:tblStylePr w:type="lastCol">
       <w:rPr>
+        <w:rFonts w:eastAsia="黑体"/>
         <w:b/>
         <w:bCs/>
       </w:rPr>
@@ -14792,6 +15553,7 @@
       <w:spacing w:after="0" w:line="240" w:lineRule="auto"/>
     </w:pPr>
     <w:rPr>
+      <w:rFonts w:eastAsia="黑体"/>
       <w:color w:themeColor="text1" w:val="000000"/>
     </w:rPr>
     <w:tblPr>
@@ -14810,6 +15572,7 @@
     </w:tcPr>
     <w:tblStylePr w:type="firstRow">
       <w:rPr>
+        <w:rFonts w:eastAsia="黑体"/>
         <w:b/>
         <w:bCs/>
         <w:color w:themeColor="background1" w:val="FFFFFF"/>
@@ -14824,6 +15587,7 @@
     </w:tblStylePr>
     <w:tblStylePr w:type="lastRow">
       <w:rPr>
+        <w:rFonts w:eastAsia="黑体"/>
         <w:b/>
         <w:bCs/>
         <w:color w:themeColor="accent6" w:themeShade="CC" w:val="F2730A"/>
@@ -14838,12 +15602,14 @@
     </w:tblStylePr>
     <w:tblStylePr w:type="firstCol">
       <w:rPr>
+        <w:rFonts w:eastAsia="黑体"/>
         <w:b/>
         <w:bCs/>
       </w:rPr>
     </w:tblStylePr>
     <w:tblStylePr w:type="lastCol">
       <w:rPr>
+        <w:rFonts w:eastAsia="黑体"/>
         <w:b/>
         <w:bCs/>
       </w:rPr>
@@ -14878,6 +15644,7 @@
       <w:spacing w:after="0" w:line="240" w:lineRule="auto"/>
     </w:pPr>
     <w:rPr>
+      <w:rFonts w:eastAsia="黑体"/>
       <w:color w:themeColor="text1" w:val="000000"/>
     </w:rPr>
     <w:tblPr>
@@ -14896,6 +15663,7 @@
     </w:tcPr>
     <w:tblStylePr w:type="firstRow">
       <w:rPr>
+        <w:rFonts w:eastAsia="黑体"/>
         <w:b/>
         <w:bCs/>
         <w:color w:themeColor="background1" w:val="FFFFFF"/>
@@ -14910,6 +15678,7 @@
     </w:tblStylePr>
     <w:tblStylePr w:type="lastRow">
       <w:rPr>
+        <w:rFonts w:eastAsia="黑体"/>
         <w:b/>
         <w:bCs/>
         <w:color w:themeColor="accent5" w:themeShade="CC" w:val="348DA5"/>
@@ -14924,12 +15693,14 @@
     </w:tblStylePr>
     <w:tblStylePr w:type="firstCol">
       <w:rPr>
+        <w:rFonts w:eastAsia="黑体"/>
         <w:b/>
         <w:bCs/>
       </w:rPr>
     </w:tblStylePr>
     <w:tblStylePr w:type="lastCol">
       <w:rPr>
+        <w:rFonts w:eastAsia="黑体"/>
         <w:b/>
         <w:bCs/>
       </w:rPr>
@@ -14964,6 +15735,7 @@
       <w:spacing w:after="0" w:line="240" w:lineRule="auto"/>
     </w:pPr>
     <w:rPr>
+      <w:rFonts w:eastAsia="黑体"/>
       <w:color w:themeColor="text1" w:val="000000"/>
     </w:rPr>
     <w:tblPr>
@@ -14985,6 +15757,7 @@
     </w:tcPr>
     <w:tblStylePr w:type="firstRow">
       <w:rPr>
+        <w:rFonts w:eastAsia="黑体"/>
         <w:b/>
         <w:bCs/>
       </w:rPr>
@@ -14995,6 +15768,7 @@
     </w:tblStylePr>
     <w:tblStylePr w:type="lastRow">
       <w:rPr>
+        <w:rFonts w:eastAsia="黑体"/>
         <w:b/>
         <w:bCs/>
         <w:color w:themeColor="text1" w:val="000000"/>
@@ -15006,6 +15780,7 @@
     </w:tblStylePr>
     <w:tblStylePr w:type="firstCol">
       <w:rPr>
+        <w:rFonts w:eastAsia="黑体"/>
         <w:color w:themeColor="background1" w:val="FFFFFF"/>
       </w:rPr>
       <w:tblPr/>
@@ -15015,6 +15790,7 @@
     </w:tblStylePr>
     <w:tblStylePr w:type="lastCol">
       <w:rPr>
+        <w:rFonts w:eastAsia="黑体"/>
         <w:color w:themeColor="background1" w:val="FFFFFF"/>
       </w:rPr>
       <w:tblPr/>
@@ -15044,6 +15820,7 @@
       <w:spacing w:after="0" w:line="240" w:lineRule="auto"/>
     </w:pPr>
     <w:rPr>
+      <w:rFonts w:eastAsia="黑体"/>
       <w:color w:themeColor="text1" w:val="000000"/>
     </w:rPr>
     <w:tblPr>
@@ -15065,6 +15842,7 @@
     </w:tcPr>
     <w:tblStylePr w:type="firstRow">
       <w:rPr>
+        <w:rFonts w:eastAsia="黑体"/>
         <w:b/>
         <w:bCs/>
       </w:rPr>
@@ -15075,6 +15853,7 @@
     </w:tblStylePr>
     <w:tblStylePr w:type="lastRow">
       <w:rPr>
+        <w:rFonts w:eastAsia="黑体"/>
         <w:b/>
         <w:bCs/>
         <w:color w:themeColor="text1" w:val="000000"/>
@@ -15086,6 +15865,7 @@
     </w:tblStylePr>
     <w:tblStylePr w:type="firstCol">
       <w:rPr>
+        <w:rFonts w:eastAsia="黑体"/>
         <w:color w:themeColor="background1" w:val="FFFFFF"/>
       </w:rPr>
       <w:tblPr/>
@@ -15095,6 +15875,7 @@
     </w:tblStylePr>
     <w:tblStylePr w:type="lastCol">
       <w:rPr>
+        <w:rFonts w:eastAsia="黑体"/>
         <w:color w:themeColor="background1" w:val="FFFFFF"/>
       </w:rPr>
       <w:tblPr/>
@@ -15124,6 +15905,7 @@
       <w:spacing w:after="0" w:line="240" w:lineRule="auto"/>
     </w:pPr>
     <w:rPr>
+      <w:rFonts w:eastAsia="黑体"/>
       <w:color w:themeColor="text1" w:val="000000"/>
     </w:rPr>
     <w:tblPr>
@@ -15145,6 +15927,7 @@
     </w:tcPr>
     <w:tblStylePr w:type="firstRow">
       <w:rPr>
+        <w:rFonts w:eastAsia="黑体"/>
         <w:b/>
         <w:bCs/>
       </w:rPr>
@@ -15155,6 +15938,7 @@
     </w:tblStylePr>
     <w:tblStylePr w:type="lastRow">
       <w:rPr>
+        <w:rFonts w:eastAsia="黑体"/>
         <w:b/>
         <w:bCs/>
         <w:color w:themeColor="text1" w:val="000000"/>
@@ -15166,6 +15950,7 @@
     </w:tblStylePr>
     <w:tblStylePr w:type="firstCol">
       <w:rPr>
+        <w:rFonts w:eastAsia="黑体"/>
         <w:color w:themeColor="background1" w:val="FFFFFF"/>
       </w:rPr>
       <w:tblPr/>
@@ -15175,6 +15960,7 @@
     </w:tblStylePr>
     <w:tblStylePr w:type="lastCol">
       <w:rPr>
+        <w:rFonts w:eastAsia="黑体"/>
         <w:color w:themeColor="background1" w:val="FFFFFF"/>
       </w:rPr>
       <w:tblPr/>
@@ -15204,6 +15990,7 @@
       <w:spacing w:after="0" w:line="240" w:lineRule="auto"/>
     </w:pPr>
     <w:rPr>
+      <w:rFonts w:eastAsia="黑体"/>
       <w:color w:themeColor="text1" w:val="000000"/>
     </w:rPr>
     <w:tblPr>
@@ -15225,6 +16012,7 @@
     </w:tcPr>
     <w:tblStylePr w:type="firstRow">
       <w:rPr>
+        <w:rFonts w:eastAsia="黑体"/>
         <w:b/>
         <w:bCs/>
       </w:rPr>
@@ -15235,6 +16023,7 @@
     </w:tblStylePr>
     <w:tblStylePr w:type="lastRow">
       <w:rPr>
+        <w:rFonts w:eastAsia="黑体"/>
         <w:b/>
         <w:bCs/>
         <w:color w:themeColor="text1" w:val="000000"/>
@@ -15246,6 +16035,7 @@
     </w:tblStylePr>
     <w:tblStylePr w:type="firstCol">
       <w:rPr>
+        <w:rFonts w:eastAsia="黑体"/>
         <w:color w:themeColor="background1" w:val="FFFFFF"/>
       </w:rPr>
       <w:tblPr/>
@@ -15255,6 +16045,7 @@
     </w:tblStylePr>
     <w:tblStylePr w:type="lastCol">
       <w:rPr>
+        <w:rFonts w:eastAsia="黑体"/>
         <w:color w:themeColor="background1" w:val="FFFFFF"/>
       </w:rPr>
       <w:tblPr/>
@@ -15284,6 +16075,7 @@
       <w:spacing w:after="0" w:line="240" w:lineRule="auto"/>
     </w:pPr>
     <w:rPr>
+      <w:rFonts w:eastAsia="黑体"/>
       <w:color w:themeColor="text1" w:val="000000"/>
     </w:rPr>
     <w:tblPr>
@@ -15305,6 +16097,7 @@
     </w:tcPr>
     <w:tblStylePr w:type="firstRow">
       <w:rPr>
+        <w:rFonts w:eastAsia="黑体"/>
         <w:b/>
         <w:bCs/>
       </w:rPr>
@@ -15315,6 +16108,7 @@
     </w:tblStylePr>
     <w:tblStylePr w:type="lastRow">
       <w:rPr>
+        <w:rFonts w:eastAsia="黑体"/>
         <w:b/>
         <w:bCs/>
         <w:color w:themeColor="text1" w:val="000000"/>
@@ -15326,6 +16120,7 @@
     </w:tblStylePr>
     <w:tblStylePr w:type="firstCol">
       <w:rPr>
+        <w:rFonts w:eastAsia="黑体"/>
         <w:color w:themeColor="background1" w:val="FFFFFF"/>
       </w:rPr>
       <w:tblPr/>
@@ -15335,6 +16130,7 @@
     </w:tblStylePr>
     <w:tblStylePr w:type="lastCol">
       <w:rPr>
+        <w:rFonts w:eastAsia="黑体"/>
         <w:color w:themeColor="background1" w:val="FFFFFF"/>
       </w:rPr>
       <w:tblPr/>
@@ -15364,6 +16160,7 @@
       <w:spacing w:after="0" w:line="240" w:lineRule="auto"/>
     </w:pPr>
     <w:rPr>
+      <w:rFonts w:eastAsia="黑体"/>
       <w:color w:themeColor="text1" w:val="000000"/>
     </w:rPr>
     <w:tblPr>
@@ -15385,6 +16182,7 @@
     </w:tcPr>
     <w:tblStylePr w:type="firstRow">
       <w:rPr>
+        <w:rFonts w:eastAsia="黑体"/>
         <w:b/>
         <w:bCs/>
       </w:rPr>
@@ -15395,6 +16193,7 @@
     </w:tblStylePr>
     <w:tblStylePr w:type="lastRow">
       <w:rPr>
+        <w:rFonts w:eastAsia="黑体"/>
         <w:b/>
         <w:bCs/>
         <w:color w:themeColor="text1" w:val="000000"/>
@@ -15406,6 +16205,7 @@
     </w:tblStylePr>
     <w:tblStylePr w:type="firstCol">
       <w:rPr>
+        <w:rFonts w:eastAsia="黑体"/>
         <w:color w:themeColor="background1" w:val="FFFFFF"/>
       </w:rPr>
       <w:tblPr/>
@@ -15415,6 +16215,7 @@
     </w:tblStylePr>
     <w:tblStylePr w:type="lastCol">
       <w:rPr>
+        <w:rFonts w:eastAsia="黑体"/>
         <w:color w:themeColor="background1" w:val="FFFFFF"/>
       </w:rPr>
       <w:tblPr/>
@@ -15444,6 +16245,7 @@
       <w:spacing w:after="0" w:line="240" w:lineRule="auto"/>
     </w:pPr>
     <w:rPr>
+      <w:rFonts w:eastAsia="黑体"/>
       <w:color w:themeColor="text1" w:val="000000"/>
     </w:rPr>
     <w:tblPr>
@@ -15465,6 +16267,7 @@
     </w:tcPr>
     <w:tblStylePr w:type="firstRow">
       <w:rPr>
+        <w:rFonts w:eastAsia="黑体"/>
         <w:b/>
         <w:bCs/>
       </w:rPr>
@@ -15475,6 +16278,7 @@
     </w:tblStylePr>
     <w:tblStylePr w:type="lastRow">
       <w:rPr>
+        <w:rFonts w:eastAsia="黑体"/>
         <w:b/>
         <w:bCs/>
         <w:color w:themeColor="text1" w:val="000000"/>
@@ -15486,6 +16290,7 @@
     </w:tblStylePr>
     <w:tblStylePr w:type="firstCol">
       <w:rPr>
+        <w:rFonts w:eastAsia="黑体"/>
         <w:color w:themeColor="background1" w:val="FFFFFF"/>
       </w:rPr>
       <w:tblPr/>
@@ -15495,6 +16300,7 @@
     </w:tblStylePr>
     <w:tblStylePr w:type="lastCol">
       <w:rPr>
+        <w:rFonts w:eastAsia="黑体"/>
         <w:color w:themeColor="background1" w:val="FFFFFF"/>
       </w:rPr>
       <w:tblPr/>
@@ -15527,6 +16333,7 @@
     <w:name w:val="KeywordTok"/>
     <w:basedOn w:val="VerbatimChar"/>
     <w:rPr>
+      <w:rFonts w:eastAsia="黑体"/>
       <w:b/>
       <w:color w:val="007020"/>
     </w:rPr>
@@ -15535,6 +16342,7 @@
     <w:name w:val="DataTypeTok"/>
     <w:basedOn w:val="VerbatimChar"/>
     <w:rPr>
+      <w:rFonts w:eastAsia="黑体"/>
       <w:color w:val="902000"/>
     </w:rPr>
   </w:style>
@@ -15542,6 +16350,7 @@
     <w:name w:val="DecValTok"/>
     <w:basedOn w:val="VerbatimChar"/>
     <w:rPr>
+      <w:rFonts w:eastAsia="黑体"/>
       <w:color w:val="40a070"/>
     </w:rPr>
   </w:style>
@@ -15549,6 +16358,7 @@
     <w:name w:val="BaseNTok"/>
     <w:basedOn w:val="VerbatimChar"/>
     <w:rPr>
+      <w:rFonts w:eastAsia="黑体"/>
       <w:color w:val="40a070"/>
     </w:rPr>
   </w:style>
@@ -15556,6 +16366,7 @@
     <w:name w:val="FloatTok"/>
     <w:basedOn w:val="VerbatimChar"/>
     <w:rPr>
+      <w:rFonts w:eastAsia="黑体"/>
       <w:color w:val="40a070"/>
     </w:rPr>
   </w:style>
@@ -15563,6 +16374,7 @@
     <w:name w:val="ConstantTok"/>
     <w:basedOn w:val="VerbatimChar"/>
     <w:rPr>
+      <w:rFonts w:eastAsia="黑体"/>
       <w:color w:val="880000"/>
     </w:rPr>
   </w:style>
@@ -15570,6 +16382,7 @@
     <w:name w:val="CharTok"/>
     <w:basedOn w:val="VerbatimChar"/>
     <w:rPr>
+      <w:rFonts w:eastAsia="黑体"/>
       <w:color w:val="4070a0"/>
     </w:rPr>
   </w:style>
@@ -15577,6 +16390,7 @@
     <w:name w:val="SpecialCharTok"/>
     <w:basedOn w:val="VerbatimChar"/>
     <w:rPr>
+      <w:rFonts w:eastAsia="黑体"/>
       <w:color w:val="4070a0"/>
     </w:rPr>
   </w:style>
@@ -15584,6 +16398,7 @@
     <w:name w:val="StringTok"/>
     <w:basedOn w:val="VerbatimChar"/>
     <w:rPr>
+      <w:rFonts w:eastAsia="黑体"/>
       <w:color w:val="4070a0"/>
     </w:rPr>
   </w:style>
@@ -15591,6 +16406,7 @@
     <w:name w:val="VerbatimStringTok"/>
     <w:basedOn w:val="VerbatimChar"/>
     <w:rPr>
+      <w:rFonts w:eastAsia="黑体"/>
       <w:color w:val="4070a0"/>
     </w:rPr>
   </w:style>
@@ -15598,6 +16414,7 @@
     <w:name w:val="SpecialStringTok"/>
     <w:basedOn w:val="VerbatimChar"/>
     <w:rPr>
+      <w:rFonts w:eastAsia="黑体"/>
       <w:color w:val="bb6688"/>
     </w:rPr>
   </w:style>
@@ -15605,6 +16422,7 @@
     <w:name w:val="ImportTok"/>
     <w:basedOn w:val="VerbatimChar"/>
     <w:rPr>
+      <w:rFonts w:eastAsia="黑体"/>
       <w:b/>
       <w:color w:val="008000"/>
     </w:rPr>
@@ -15613,6 +16431,7 @@
     <w:name w:val="CommentTok"/>
     <w:basedOn w:val="VerbatimChar"/>
     <w:rPr>
+      <w:rFonts w:eastAsia="黑体"/>
       <w:i/>
       <w:color w:val="60a0b0"/>
     </w:rPr>
@@ -15621,6 +16440,7 @@
     <w:name w:val="DocumentationTok"/>
     <w:basedOn w:val="VerbatimChar"/>
     <w:rPr>
+      <w:rFonts w:eastAsia="黑体"/>
       <w:i/>
       <w:color w:val="ba2121"/>
     </w:rPr>
@@ -15629,6 +16449,7 @@
     <w:name w:val="AnnotationTok"/>
     <w:basedOn w:val="VerbatimChar"/>
     <w:rPr>
+      <w:rFonts w:eastAsia="黑体"/>
       <w:b/>
       <w:i/>
       <w:color w:val="60a0b0"/>
@@ -15638,6 +16459,7 @@
     <w:name w:val="CommentVarTok"/>
     <w:basedOn w:val="VerbatimChar"/>
     <w:rPr>
+      <w:rFonts w:eastAsia="黑体"/>
       <w:b/>
       <w:i/>
       <w:color w:val="60a0b0"/>
@@ -15647,6 +16469,7 @@
     <w:name w:val="OtherTok"/>
     <w:basedOn w:val="VerbatimChar"/>
     <w:rPr>
+      <w:rFonts w:eastAsia="黑体"/>
       <w:color w:val="007020"/>
     </w:rPr>
   </w:style>
@@ -15654,6 +16477,7 @@
     <w:name w:val="FunctionTok"/>
     <w:basedOn w:val="VerbatimChar"/>
     <w:rPr>
+      <w:rFonts w:eastAsia="黑体"/>
       <w:color w:val="06287e"/>
     </w:rPr>
   </w:style>
@@ -15661,6 +16485,7 @@
     <w:name w:val="VariableTok"/>
     <w:basedOn w:val="VerbatimChar"/>
     <w:rPr>
+      <w:rFonts w:eastAsia="黑体"/>
       <w:color w:val="19177c"/>
     </w:rPr>
   </w:style>
@@ -15668,6 +16493,7 @@
     <w:name w:val="ControlFlowTok"/>
     <w:basedOn w:val="VerbatimChar"/>
     <w:rPr>
+      <w:rFonts w:eastAsia="黑体"/>
       <w:b/>
       <w:color w:val="007020"/>
     </w:rPr>
@@ -15676,6 +16502,7 @@
     <w:name w:val="OperatorTok"/>
     <w:basedOn w:val="VerbatimChar"/>
     <w:rPr>
+      <w:rFonts w:eastAsia="黑体"/>
       <w:color w:val="666666"/>
     </w:rPr>
   </w:style>
@@ -15683,18 +16510,22 @@
     <w:name w:val="BuiltInTok"/>
     <w:basedOn w:val="VerbatimChar"/>
     <w:rPr>
+      <w:rFonts w:eastAsia="黑体"/>
       <w:color w:val="008000"/>
     </w:rPr>
   </w:style>
   <w:style w:type="character" w:customStyle="1" w:styleId="ExtensionTok">
     <w:name w:val="ExtensionTok"/>
     <w:basedOn w:val="VerbatimChar"/>
-    <w:rPr/>
+    <w:rPr>
+      <w:rFonts w:eastAsia="黑体"/>
+    </w:rPr>
   </w:style>
   <w:style w:type="character" w:customStyle="1" w:styleId="PreprocessorTok">
     <w:name w:val="PreprocessorTok"/>
     <w:basedOn w:val="VerbatimChar"/>
     <w:rPr>
+      <w:rFonts w:eastAsia="黑体"/>
       <w:color w:val="bc7a00"/>
     </w:rPr>
   </w:style>
@@ -15702,18 +16533,22 @@
     <w:name w:val="AttributeTok"/>
     <w:basedOn w:val="VerbatimChar"/>
     <w:rPr>
+      <w:rFonts w:eastAsia="黑体"/>
       <w:color w:val="7d9029"/>
     </w:rPr>
   </w:style>
   <w:style w:type="character" w:customStyle="1" w:styleId="RegionMarkerTok">
     <w:name w:val="RegionMarkerTok"/>
     <w:basedOn w:val="VerbatimChar"/>
-    <w:rPr/>
+    <w:rPr>
+      <w:rFonts w:eastAsia="黑体"/>
+    </w:rPr>
   </w:style>
   <w:style w:type="character" w:customStyle="1" w:styleId="InformationTok">
     <w:name w:val="InformationTok"/>
     <w:basedOn w:val="VerbatimChar"/>
     <w:rPr>
+      <w:rFonts w:eastAsia="黑体"/>
       <w:b/>
       <w:i/>
       <w:color w:val="60a0b0"/>
@@ -15723,6 +16558,7 @@
     <w:name w:val="WarningTok"/>
     <w:basedOn w:val="VerbatimChar"/>
     <w:rPr>
+      <w:rFonts w:eastAsia="黑体"/>
       <w:b/>
       <w:i/>
       <w:color w:val="60a0b0"/>
@@ -15732,6 +16568,7 @@
     <w:name w:val="AlertTok"/>
     <w:basedOn w:val="VerbatimChar"/>
     <w:rPr>
+      <w:rFonts w:eastAsia="黑体"/>
       <w:b/>
       <w:color w:val="ff0000"/>
     </w:rPr>
@@ -15740,6 +16577,7 @@
     <w:name w:val="ErrorTok"/>
     <w:basedOn w:val="VerbatimChar"/>
     <w:rPr>
+      <w:rFonts w:eastAsia="黑体"/>
       <w:b/>
       <w:color w:val="ff0000"/>
     </w:rPr>
@@ -15747,7 +16585,9 @@
   <w:style w:type="character" w:customStyle="1" w:styleId="NormalTok">
     <w:name w:val="NormalTok"/>
     <w:basedOn w:val="VerbatimChar"/>
-    <w:rPr/>
+    <w:rPr>
+      <w:rFonts w:eastAsia="黑体"/>
+    </w:rPr>
   </w:style>
 </w:styles>
 </file>
@@ -15796,12 +16636,12 @@
     <a:fontScheme name="Office">
       <a:majorFont>
         <a:latin typeface="Calibri"/>
-        <a:ea typeface=""/>
+        <a:ea typeface="黑体"/>
         <a:cs typeface=""/>
         <a:font script="Jpan" typeface="ＭＳ ゴシック"/>
         <a:font script="Hang" typeface="맑은 고딕"/>
-        <a:font script="Hans" typeface="宋体"/>
-        <a:font script="Hant" typeface="新細明體"/>
+        <a:font script="Hans" typeface="黑体"/>
+        <a:font script="Hant" typeface="黑体"/>
         <a:font script="Arab" typeface="Times New Roman"/>
         <a:font script="Hebr" typeface="Times New Roman"/>
         <a:font script="Thai" typeface="Angsana New"/>
@@ -15831,12 +16671,12 @@
       </a:majorFont>
       <a:minorFont>
         <a:latin typeface="Cambria"/>
-        <a:ea typeface=""/>
+        <a:ea typeface="黑体"/>
         <a:cs typeface=""/>
         <a:font script="Jpan" typeface="ＭＳ 明朝"/>
         <a:font script="Hang" typeface="맑은 고딕"/>
-        <a:font script="Hans" typeface="宋体"/>
-        <a:font script="Hant" typeface="新細明體"/>
+        <a:font script="Hans" typeface="黑体"/>
+        <a:font script="Hant" typeface="黑体"/>
         <a:font script="Arab" typeface="Arial"/>
         <a:font script="Hebr" typeface="Arial"/>
         <a:font script="Thai" typeface="Cordia New"/>

--- a/04-滤波电路/04-带阻滤波/双T陷波电路/双T陷波电路.docx
+++ b/04-滤波电路/04-带阻滤波/双T陷波电路/双T陷波电路.docx
@@ -3565,7 +3565,7 @@
           <w:color w:val="555555"/>
           <w:sz w:val="21"/>
         </w:rPr>
-        <w:t>材料收集者：杜文杰，WX手机：19519196569，QQ:3478827729</w:t>
+        <w:t>材料收集者：杜文杰，微信/手机：19519196569，QQ:3478827729</w:t>
       </w:r>
     </w:p>
     <w:sectPr>
